--- a/DOCS_DA_CONVERTIRE/pittoricarracci_it.docx
+++ b/DOCS_DA_CONVERTIRE/pittoricarracci_it.docx
@@ -1,10 +1,23 @@
 
 <file path=word/document.xml><?xml version="1.0" encoding="utf-8"?>
-<w:document xmlns:wpc="http://schemas.microsoft.com/office/word/2010/wordprocessingCanvas" xmlns:cx="http://schemas.microsoft.com/office/drawing/2014/chartex" xmlns:cx1="http://schemas.microsoft.com/office/drawing/2015/9/8/chartex" xmlns:cx2="http://schemas.microsoft.com/office/drawing/2015/10/21/chartex" xmlns:cx3="http://schemas.microsoft.com/office/drawing/2016/5/9/chartex" xmlns:cx4="http://schemas.microsoft.com/office/drawing/2016/5/10/chartex" xmlns:cx5="http://schemas.microsoft.com/office/drawing/2016/5/11/chartex" xmlns:cx6="http://schemas.microsoft.com/office/drawing/2016/5/12/chartex" xmlns:cx7="http://schemas.microsoft.com/office/drawing/2016/5/13/chartex" xmlns:cx8="http://schemas.microsoft.com/office/drawing/2016/5/14/chartex" xmlns:mc="http://schemas.openxmlformats.org/markup-compatibility/2006" xmlns:aink="http://schemas.microsoft.com/office/drawing/2016/ink" xmlns:am3d="http://schemas.microsoft.com/office/drawing/2017/model3d" xmlns:o="urn:schemas-microsoft-com:office:office" xmlns:oel="http://schemas.microsoft.com/office/2019/extlst" xmlns:r="http://schemas.openxmlformats.org/officeDocument/2006/relationships" xmlns:m="http://schemas.openxmlformats.org/officeDocument/2006/math" xmlns:v="urn:schemas-microsoft-com:vml" xmlns:wp14="http://schemas.microsoft.com/office/word/2010/wordprocessingDrawing" xmlns:wp="http://schemas.openxmlformats.org/drawingml/2006/wordprocessingDrawing" xmlns:w10="urn:schemas-microsoft-com:office:word" xmlns:w="http://schemas.openxmlformats.org/wordprocessingml/2006/main" xmlns:w14="http://schemas.microsoft.com/office/word/2010/wordml" xmlns:w15="http://schemas.microsoft.com/office/word/2012/wordml" xmlns:w16cex="http://schemas.microsoft.com/office/word/2018/wordml/cex" xmlns:w16cid="http://schemas.microsoft.com/office/word/2016/wordml/cid" xmlns:w16="http://schemas.microsoft.com/office/word/2018/wordml" xmlns:w16du="http://schemas.microsoft.com/office/word/2023/wordml/word16du" xmlns:w16sdtdh="http://schemas.microsoft.com/office/word/2020/wordml/sdtdatahash" xmlns:w16sdtfl="http://schemas.microsoft.com/office/word/2024/wordml/sdtformatlock" xmlns:w16se="http://schemas.microsoft.com/office/word/2015/wordml/symex" xmlns:wpg="http://schemas.microsoft.com/office/word/2010/wordprocessingGroup" xmlns:wpi="http://schemas.microsoft.com/office/word/2010/wordprocessingInk" xmlns:wne="http://schemas.microsoft.com/office/word/2006/wordml" xmlns:wps="http://schemas.microsoft.com/office/word/2010/wordprocessingShape" mc:Ignorable="w14 w15 w16se w16cid w16 w16cex w16sdtdh w16sdtfl w16du wp14">
+<w:document xmlns:o="urn:schemas-microsoft-com:office:office" xmlns:r="http://schemas.openxmlformats.org/officeDocument/2006/relationships" xmlns:v="urn:schemas-microsoft-com:vml" xmlns:w="http://schemas.openxmlformats.org/wordprocessingml/2006/main" xmlns:w10="urn:schemas-microsoft-com:office:word" xmlns:wp="http://schemas.openxmlformats.org/drawingml/2006/wordprocessingDrawing" xmlns:pic="http://schemas.openxmlformats.org/drawingml/2006/picture" xmlns:wps="http://schemas.microsoft.com/office/word/2010/wordprocessingShape" xmlns:wpg="http://schemas.microsoft.com/office/word/2010/wordprocessingGroup" xmlns:mc="http://schemas.openxmlformats.org/markup-compatibility/2006" xmlns:wp14="http://schemas.microsoft.com/office/word/2010/wordprocessingDrawing" xmlns:w14="http://schemas.microsoft.com/office/word/2010/wordml" xmlns:w15="http://schemas.microsoft.com/office/word/2012/wordml" mc:Ignorable="w14 wp14 w15">
   <w:body>
-    <w:p/>
-    <w:p>
-      <w:r>
+    <w:p>
+      <w:pPr>
+        <w:pStyle w:val="Normal"/>
+        <w:rPr/>
+      </w:pPr>
+      <w:r>
+        <w:rPr/>
+      </w:r>
+    </w:p>
+    <w:p>
+      <w:pPr>
+        <w:pStyle w:val="Normal"/>
+        <w:rPr/>
+      </w:pPr>
+      <w:r>
+        <w:rPr/>
         <w:t xml:space="preserve">La via </w:t>
       </w:r>
       <w:r>
@@ -15,6 +28,7 @@
         <w:t>Riva di Reno</w:t>
       </w:r>
       <w:r>
+        <w:rPr/>
         <w:t xml:space="preserve"> a Bologna copre il percorso sotterraneo del </w:t>
       </w:r>
       <w:r>
@@ -25,20 +39,28 @@
         <w:t>Canale di Reno</w:t>
       </w:r>
       <w:r>
+        <w:rPr/>
         <w:t>.</w:t>
       </w:r>
     </w:p>
     <w:p>
-      <w:r>
+      <w:pPr>
+        <w:pStyle w:val="Normal"/>
+        <w:rPr/>
+      </w:pPr>
+      <w:r>
+        <w:rPr/>
         <w:t>Ecco alcuni dettagli importanti:</w:t>
       </w:r>
     </w:p>
     <w:p>
       <w:pPr>
+        <w:pStyle w:val="Normal"/>
         <w:numPr>
           <w:ilvl w:val="0"/>
           <w:numId w:val="1"/>
         </w:numPr>
+        <w:rPr/>
       </w:pPr>
       <w:r>
         <w:rPr>
@@ -48,15 +70,18 @@
         <w:t>Il Canale di Reno:</w:t>
       </w:r>
       <w:r>
+        <w:rPr/>
         <w:t xml:space="preserve"> È uno dei principali canali artificiali di Bologna, derivato dall'omonimo fiume presso la Chiusa di Casalecchio. Questo canale è stato vitale per l'economia cittadina fin dal Medioevo, alimentando mulini, filatoi da seta e altre attività industriali.</w:t>
       </w:r>
     </w:p>
     <w:p>
       <w:pPr>
+        <w:pStyle w:val="Normal"/>
         <w:numPr>
           <w:ilvl w:val="0"/>
           <w:numId w:val="1"/>
         </w:numPr>
+        <w:rPr/>
       </w:pPr>
       <w:r>
         <w:rPr>
@@ -66,15 +91,18 @@
         <w:t>La Copertura:</w:t>
       </w:r>
       <w:r>
+        <w:rPr/>
         <w:t xml:space="preserve"> Il canale in quel tratto (e in gran parte del centro storico) fu coperto, o "tombato", progressivamente a partire dalla metà del Novecento per esigenze di viabilità e riqualificazione urbana, creando così lo spazio per l'attuale strada.</w:t>
       </w:r>
     </w:p>
     <w:p>
       <w:pPr>
+        <w:pStyle w:val="Normal"/>
         <w:numPr>
           <w:ilvl w:val="0"/>
           <w:numId w:val="1"/>
         </w:numPr>
+        <w:rPr/>
       </w:pPr>
       <w:r>
         <w:rPr>
@@ -84,15 +112,18 @@
         <w:t>Il Nome:</w:t>
       </w:r>
       <w:r>
+        <w:rPr/>
         <w:t xml:space="preserve"> Il nome stesso della via ("Riva di Reno") ricorda la sua funzione originaria di riva o sponda del canale.</w:t>
       </w:r>
     </w:p>
     <w:p>
       <w:pPr>
+        <w:pStyle w:val="Normal"/>
         <w:numPr>
           <w:ilvl w:val="0"/>
           <w:numId w:val="1"/>
         </w:numPr>
+        <w:rPr/>
       </w:pPr>
       <w:r>
         <w:rPr>
@@ -102,59 +133,94 @@
         <w:t>Curiosità Attuale:</w:t>
       </w:r>
       <w:r>
+        <w:rPr/>
         <w:t xml:space="preserve"> In anni recenti, in occasione dei lavori per la nuova linea del tram, si è discusso e in parte si sta realizzando la riscoperta di alcuni brevi tratti del Canale di Reno </w:t>
       </w:r>
     </w:p>
     <w:p>
-      <w:r>
+      <w:pPr>
+        <w:pStyle w:val="Normal"/>
+        <w:rPr/>
+      </w:pPr>
+      <w:r>
+        <w:rPr/>
         <w:t>La strada copre il tracciato di quello che un tempo era un importante corso d'acqua a cielo aperto.</w:t>
       </w:r>
     </w:p>
     <w:p>
-      <w:r>
-        <w:t>Dalle mura del millecento che circondano la città</w:t>
-      </w:r>
-      <w:proofErr w:type="gramStart"/>
-      <w:r>
-        <w:t>, ,all’altezza</w:t>
-      </w:r>
-      <w:proofErr w:type="gramEnd"/>
-      <w:r>
-        <w:t xml:space="preserve"> di via Sabotino, troviamo la chiesa della Grada, che copre il canale del reno, e si vede ancora oggi la grata che serviva a fermare gli oggetti galleggianti, che entrano in città dal canale. Sono stati trovati anche i corpi di persone annegate nel canale.</w:t>
-      </w:r>
-    </w:p>
-    <w:p>
-      <w:r>
+      <w:pPr>
+        <w:pStyle w:val="Normal"/>
+        <w:rPr/>
+      </w:pPr>
+      <w:r>
+        <w:rPr/>
+        <w:t>Dalle mura del millecento che circondano la città, ,all’altezza di via Sabotino, troviamo la chiesa della Grada, che copre il canale del reno, e si vede ancora oggi la grata che serviva a fermare gli oggetti galleggianti, che entrano in città dal canale. Sono stati trovati anche i corpi di persone annegate nel canale.</w:t>
+      </w:r>
+    </w:p>
+    <w:p>
+      <w:pPr>
+        <w:pStyle w:val="Normal"/>
+        <w:rPr/>
+      </w:pPr>
+      <w:r>
+        <w:rPr/>
         <w:t>Proseguendo dalla via della Grada all’incrocio con via San Felice, la strada prende il nome di via di Riva Reno e termina in piazza della Pioggia,</w:t>
       </w:r>
     </w:p>
     <w:p>
-      <w:r>
-        <w:t xml:space="preserve">Quando percorrendo la via di Riva Reno, si arriva in prossimità della piazzetta della pioggia, all’altezza di via Galliera e se osservate verso </w:t>
-      </w:r>
-      <w:proofErr w:type="gramStart"/>
-      <w:r>
-        <w:t>l’alto  gli</w:t>
-      </w:r>
-      <w:proofErr w:type="gramEnd"/>
-      <w:r>
-        <w:t xml:space="preserve"> stabili, vedrete che sono separati, per la presenza del canale, mentre all’altezza della strada c’è il portico con la macelleria della Pioggia che apparteneva alla famiglia Carracci, in particolare al padre di Ludovico, che era un macellaio.</w:t>
-      </w:r>
-    </w:p>
-    <w:p/>
-    <w:p>
-      <w:r>
-        <w:t> I Carracci sono stati fondamentali per la storia dell'arte, segnando il passaggio dal Manierismo al Barocco e fondando la celebre scuola pittorica bolognese.</w:t>
-      </w:r>
-    </w:p>
-    <w:p>
-      <w:r>
-        <w:t> I Carracci hanno avuto un impatto enorme, non solo per la loro pittura, ma anche per aver creato un modello didattico (l'Accademia) che ha formato i maggiori artisti del Seicento bolognese, come Guido Reni e il Domenichino.</w:t>
-      </w:r>
-    </w:p>
-    <w:p>
-      <w:r>
-        <w:lastRenderedPageBreak/>
+      <w:pPr>
+        <w:pStyle w:val="Normal"/>
+        <w:rPr/>
+      </w:pPr>
+      <w:r>
+        <w:rPr/>
+        <w:t>Quando percorrendo la via di Riva Reno, si arriva in prossimità della piazzetta della pioggia, all’altezza di via Galliera e se osservate verso l’alto  gli stabili, vedrete che sono separati, per la presenza del canale, mentre all’altezza della strada c’è il portico con la macelleria della Pioggia che apparteneva alla famiglia Carracci, in particolare al padre di Ludovico, che era un macellaio.</w:t>
+      </w:r>
+    </w:p>
+    <w:p>
+      <w:pPr>
+        <w:pStyle w:val="Normal"/>
+        <w:rPr/>
+      </w:pPr>
+      <w:r>
+        <w:rPr/>
+      </w:r>
+    </w:p>
+    <w:p>
+      <w:pPr>
+        <w:pStyle w:val="Normal"/>
+        <w:rPr/>
+      </w:pPr>
+      <w:r>
+        <w:rPr/>
+        <w:t> </w:t>
+      </w:r>
+      <w:r>
+        <w:rPr/>
+        <w:t>I Carracci sono stati fondamentali per la storia dell'arte, segnando il passaggio dal Manierismo al Barocco e fondando la celebre scuola pittorica bolognese.</w:t>
+      </w:r>
+    </w:p>
+    <w:p>
+      <w:pPr>
+        <w:pStyle w:val="Normal"/>
+        <w:rPr/>
+      </w:pPr>
+      <w:r>
+        <w:rPr/>
+        <w:t> </w:t>
+      </w:r>
+      <w:r>
+        <w:rPr/>
+        <w:t>I Carracci hanno avuto un impatto enorme, non solo per la loro pittura, ma anche per aver creato un modello didattico (l'Accademia) che ha formato i maggiori artisti del Seicento bolognese, come Guido Reni e il Domenichino.</w:t>
+      </w:r>
+    </w:p>
+    <w:p>
+      <w:pPr>
+        <w:pStyle w:val="Normal"/>
+        <w:rPr/>
+      </w:pPr>
+      <w:r>
+        <w:rPr/>
         <w:t xml:space="preserve">I Carracci, attivi a Bologna tra la fine del '500 e l'inizio del '600, sono figure cruciali nella storia dell'arte italiana, poiché segnarono il passaggio dal </w:t>
       </w:r>
       <w:r>
@@ -165,6 +231,7 @@
         <w:t>Manierismo</w:t>
       </w:r>
       <w:r>
+        <w:rPr/>
         <w:t xml:space="preserve"> al </w:t>
       </w:r>
       <w:r>
@@ -175,26 +242,80 @@
         <w:t>Barocco</w:t>
       </w:r>
       <w:r>
+        <w:rPr/>
         <w:t xml:space="preserve"> e fondarono la celebre scuola pittorica bolognese.</w:t>
       </w:r>
     </w:p>
     <w:p>
-      <w:r>
-        <w:pict w14:anchorId="6241ACE0">
-          <v:rect id="_x0000_i1025" style="width:0;height:1.5pt" o:hralign="center" o:hrstd="t" o:hr="t" fillcolor="#a0a0a0" stroked="f"/>
-        </w:pict>
-      </w:r>
-    </w:p>
-    <w:p>
-      <w:pPr>
-        <w:rPr>
-          <w:b/>
-          <w:bCs/>
-        </w:rPr>
-      </w:pPr>
-      <w:r>
-        <w:rPr>
-          <w:rFonts w:ascii="Segoe UI Emoji" w:hAnsi="Segoe UI Emoji" w:cs="Segoe UI Emoji"/>
+      <w:pPr>
+        <w:pStyle w:val="Normal"/>
+        <w:rPr/>
+      </w:pPr>
+      <w:r>
+        <w:rPr/>
+        <mc:AlternateContent>
+          <mc:Choice Requires="wps">
+            <w:drawing>
+              <wp:inline distT="0" distB="0" distL="0" distR="0">
+                <wp:extent cx="6120130" cy="19050"/>
+                <wp:effectExtent l="0" t="0" r="0" b="0"/>
+                <wp:docPr id="1" name=""/>
+                <a:graphic xmlns:a="http://schemas.openxmlformats.org/drawingml/2006/main">
+                  <a:graphicData uri="http://schemas.microsoft.com/office/word/2010/wordprocessingShape">
+                    <wps:wsp>
+                      <wps:cNvSpPr/>
+                      <wps:nvSpPr>
+                        <wps:cNvPr id="2" name=""/>
+                        <wps:cNvSpPr/>
+                      </wps:nvSpPr>
+                      <wps:spPr>
+                        <a:xfrm>
+                          <a:off x="0" y="0"/>
+                          <a:ext cx="6120000" cy="19080"/>
+                        </a:xfrm>
+                        <a:prstGeom prst="rect">
+                          <a:avLst/>
+                        </a:prstGeom>
+                        <a:solidFill>
+                          <a:srgbClr val="a0a0a0"/>
+                        </a:solidFill>
+                        <a:ln w="0">
+                          <a:noFill/>
+                        </a:ln>
+                      </wps:spPr>
+                      <wps:bodyPr/>
+                    </wps:wsp>
+                  </a:graphicData>
+                </a:graphic>
+                <wp14:sizeRelH relativeFrom="page">
+                  <wp14:pctWidth>100000</wp14:pctWidth>
+                </wp14:sizeRelH>
+              </wp:inline>
+            </w:drawing>
+          </mc:Choice>
+          <mc:Fallback>
+            <w:pict>
+              <v:rect id="shape_0" fillcolor="#a0a0a0" stroked="f" o:allowincell="f" style="position:absolute;margin-left:0pt;margin-top:-1.55pt;width:481.85pt;height:1.45pt;mso-wrap-style:none;v-text-anchor:middle;mso-position-horizontal:center;mso-position-vertical:top">
+                <v:fill o:detectmouseclick="t" type="solid" color2="#5f5f5f"/>
+                <v:stroke color="#3465a4" joinstyle="round" endcap="flat"/>
+                <w10:wrap type="topAndBottom"/>
+              </v:rect>
+            </w:pict>
+          </mc:Fallback>
+        </mc:AlternateContent>
+      </w:r>
+    </w:p>
+    <w:p>
+      <w:pPr>
+        <w:pStyle w:val="Normal"/>
+        <w:rPr>
+          <w:b/>
+          <w:bCs/>
+        </w:rPr>
+      </w:pPr>
+      <w:r>
+        <w:rPr>
+          <w:rFonts w:cs="Segoe UI Emoji" w:ascii="Segoe UI Emoji" w:hAnsi="Segoe UI Emoji"/>
           <w:b/>
           <w:bCs/>
         </w:rPr>
@@ -205,20 +326,34 @@
           <w:b/>
           <w:bCs/>
         </w:rPr>
-        <w:t xml:space="preserve"> I Protagonisti: I Cugini Carracci</w:t>
-      </w:r>
-    </w:p>
-    <w:p>
-      <w:r>
+        <w:t xml:space="preserve"> </w:t>
+      </w:r>
+      <w:r>
+        <w:rPr>
+          <w:b/>
+          <w:bCs/>
+        </w:rPr>
+        <w:t>I Protagonisti: I Cugini Carracci</w:t>
+      </w:r>
+    </w:p>
+    <w:p>
+      <w:pPr>
+        <w:pStyle w:val="Normal"/>
+        <w:rPr/>
+      </w:pPr>
+      <w:r>
+        <w:rPr/>
         <w:t>Il gruppo era composto da tre artisti, legati da vincoli familiari e da una rivoluzionaria visione artistica:</w:t>
       </w:r>
     </w:p>
     <w:p>
       <w:pPr>
+        <w:pStyle w:val="Normal"/>
         <w:numPr>
           <w:ilvl w:val="0"/>
           <w:numId w:val="2"/>
         </w:numPr>
+        <w:rPr/>
       </w:pPr>
       <w:r>
         <w:rPr>
@@ -228,15 +363,18 @@
         <w:t>Ludovico Carracci</w:t>
       </w:r>
       <w:r>
+        <w:rPr/>
         <w:t xml:space="preserve"> (1555–1619): Il cugino maggiore, considerato l'iniziatore della riforma artistica e la guida spirituale del gruppo.</w:t>
       </w:r>
     </w:p>
     <w:p>
       <w:pPr>
+        <w:pStyle w:val="Normal"/>
         <w:numPr>
           <w:ilvl w:val="0"/>
           <w:numId w:val="2"/>
         </w:numPr>
+        <w:rPr/>
       </w:pPr>
       <w:r>
         <w:rPr>
@@ -246,6 +384,7 @@
         <w:t>Agostino Carracci</w:t>
       </w:r>
       <w:r>
+        <w:rPr/>
         <w:t xml:space="preserve"> (1557–1602): Fratello di Annibale, eccelse come </w:t>
       </w:r>
       <w:r>
@@ -256,15 +395,18 @@
         <w:t>incisore</w:t>
       </w:r>
       <w:r>
+        <w:rPr/>
         <w:t xml:space="preserve"> oltre che come pittore, e fu il teorico più erudito del gruppo.</w:t>
       </w:r>
     </w:p>
     <w:p>
       <w:pPr>
+        <w:pStyle w:val="Normal"/>
         <w:numPr>
           <w:ilvl w:val="0"/>
           <w:numId w:val="2"/>
         </w:numPr>
+        <w:rPr/>
       </w:pPr>
       <w:r>
         <w:rPr>
@@ -274,26 +416,80 @@
         <w:t>Annibale Carracci</w:t>
       </w:r>
       <w:r>
+        <w:rPr/>
         <w:t xml:space="preserve"> (1560–1609): Considerato il più talentuoso dei tre, fu un maestro versatile, eccellendo in ogni genere pittorico.</w:t>
       </w:r>
     </w:p>
     <w:p>
-      <w:r>
-        <w:pict w14:anchorId="0C91F035">
-          <v:rect id="_x0000_i1026" style="width:0;height:1.5pt" o:hralign="center" o:hrstd="t" o:hr="t" fillcolor="#a0a0a0" stroked="f"/>
-        </w:pict>
-      </w:r>
-    </w:p>
-    <w:p>
-      <w:pPr>
-        <w:rPr>
-          <w:b/>
-          <w:bCs/>
-        </w:rPr>
-      </w:pPr>
-      <w:r>
-        <w:rPr>
-          <w:rFonts w:ascii="Segoe UI Emoji" w:hAnsi="Segoe UI Emoji" w:cs="Segoe UI Emoji"/>
+      <w:pPr>
+        <w:pStyle w:val="Normal"/>
+        <w:rPr/>
+      </w:pPr>
+      <w:r>
+        <w:rPr/>
+        <mc:AlternateContent>
+          <mc:Choice Requires="wps">
+            <w:drawing>
+              <wp:inline distT="0" distB="0" distL="0" distR="0">
+                <wp:extent cx="6120130" cy="19050"/>
+                <wp:effectExtent l="0" t="0" r="0" b="0"/>
+                <wp:docPr id="3" name=""/>
+                <a:graphic xmlns:a="http://schemas.openxmlformats.org/drawingml/2006/main">
+                  <a:graphicData uri="http://schemas.microsoft.com/office/word/2010/wordprocessingShape">
+                    <wps:wsp>
+                      <wps:cNvSpPr/>
+                      <wps:nvSpPr>
+                        <wps:cNvPr id="4" name=""/>
+                        <wps:cNvSpPr/>
+                      </wps:nvSpPr>
+                      <wps:spPr>
+                        <a:xfrm>
+                          <a:off x="0" y="0"/>
+                          <a:ext cx="6120000" cy="19080"/>
+                        </a:xfrm>
+                        <a:prstGeom prst="rect">
+                          <a:avLst/>
+                        </a:prstGeom>
+                        <a:solidFill>
+                          <a:srgbClr val="a0a0a0"/>
+                        </a:solidFill>
+                        <a:ln w="0">
+                          <a:noFill/>
+                        </a:ln>
+                      </wps:spPr>
+                      <wps:bodyPr/>
+                    </wps:wsp>
+                  </a:graphicData>
+                </a:graphic>
+                <wp14:sizeRelH relativeFrom="page">
+                  <wp14:pctWidth>100000</wp14:pctWidth>
+                </wp14:sizeRelH>
+              </wp:inline>
+            </w:drawing>
+          </mc:Choice>
+          <mc:Fallback>
+            <w:pict>
+              <v:rect id="shape_0" fillcolor="#a0a0a0" stroked="f" o:allowincell="f" style="position:absolute;margin-left:0pt;margin-top:-1.55pt;width:481.85pt;height:1.45pt;mso-wrap-style:none;v-text-anchor:middle;mso-position-horizontal:center;mso-position-vertical:top">
+                <v:fill o:detectmouseclick="t" type="solid" color2="#5f5f5f"/>
+                <v:stroke color="#3465a4" joinstyle="round" endcap="flat"/>
+                <w10:wrap type="topAndBottom"/>
+              </v:rect>
+            </w:pict>
+          </mc:Fallback>
+        </mc:AlternateContent>
+      </w:r>
+    </w:p>
+    <w:p>
+      <w:pPr>
+        <w:pStyle w:val="Normal"/>
+        <w:rPr>
+          <w:b/>
+          <w:bCs/>
+        </w:rPr>
+      </w:pPr>
+      <w:r>
+        <w:rPr>
+          <w:rFonts w:cs="Segoe UI Emoji" w:ascii="Segoe UI Emoji" w:hAnsi="Segoe UI Emoji"/>
           <w:b/>
           <w:bCs/>
         </w:rPr>
@@ -304,11 +500,23 @@
           <w:b/>
           <w:bCs/>
         </w:rPr>
-        <w:t xml:space="preserve"> L'Accademia degli Incamminati</w:t>
-      </w:r>
-    </w:p>
-    <w:p>
-      <w:r>
+        <w:t xml:space="preserve"> </w:t>
+      </w:r>
+      <w:r>
+        <w:rPr>
+          <w:b/>
+          <w:bCs/>
+        </w:rPr>
+        <w:t>L'Accademia degli Incamminati</w:t>
+      </w:r>
+    </w:p>
+    <w:p>
+      <w:pPr>
+        <w:pStyle w:val="Normal"/>
+        <w:rPr/>
+      </w:pPr>
+      <w:r>
+        <w:rPr/>
         <w:t xml:space="preserve">Il contributo più innovativo dei Carracci non fu solo la loro pittura, ma la fondazione, intorno al </w:t>
       </w:r>
       <w:r>
@@ -319,6 +527,7 @@
         <w:t>1582</w:t>
       </w:r>
       <w:r>
+        <w:rPr/>
         <w:t xml:space="preserve">, di un laboratorio artistico che divenne poi noto come </w:t>
       </w:r>
       <w:r>
@@ -329,6 +538,7 @@
         <w:t>Accademia degli Incamminati</w:t>
       </w:r>
       <w:r>
+        <w:rPr/>
         <w:t xml:space="preserve"> (o </w:t>
       </w:r>
       <w:r>
@@ -339,6 +549,7 @@
         <w:t>Accademia del Naturale</w:t>
       </w:r>
       <w:r>
+        <w:rPr/>
         <w:t xml:space="preserve"> o </w:t>
       </w:r>
       <w:r>
@@ -349,15 +560,18 @@
         <w:t>dei Desiderosi</w:t>
       </w:r>
       <w:r>
+        <w:rPr/>
         <w:t>).</w:t>
       </w:r>
     </w:p>
     <w:p>
       <w:pPr>
+        <w:pStyle w:val="Normal"/>
         <w:numPr>
           <w:ilvl w:val="0"/>
           <w:numId w:val="3"/>
         </w:numPr>
+        <w:rPr/>
       </w:pPr>
       <w:r>
         <w:rPr>
@@ -367,15 +581,18 @@
         <w:t>Scopo:</w:t>
       </w:r>
       <w:r>
+        <w:rPr/>
         <w:t xml:space="preserve"> Superare gli eccessi formali e l'artificiosità del Manierismo.</w:t>
       </w:r>
     </w:p>
     <w:p>
       <w:pPr>
+        <w:pStyle w:val="Normal"/>
         <w:numPr>
           <w:ilvl w:val="0"/>
           <w:numId w:val="3"/>
         </w:numPr>
+        <w:rPr/>
       </w:pPr>
       <w:r>
         <w:rPr>
@@ -385,17 +602,21 @@
         <w:t>Metodo Didattico:</w:t>
       </w:r>
       <w:r>
+        <w:rPr/>
         <w:t xml:space="preserve"> L'Accademia introdusse un metodo di insegnamento moderno basato su:</w:t>
       </w:r>
     </w:p>
     <w:p>
       <w:pPr>
+        <w:pStyle w:val="Normal"/>
         <w:numPr>
           <w:ilvl w:val="1"/>
           <w:numId w:val="3"/>
         </w:numPr>
-      </w:pPr>
-      <w:r>
+        <w:rPr/>
+      </w:pPr>
+      <w:r>
+        <w:rPr/>
         <w:t xml:space="preserve">Lo </w:t>
       </w:r>
       <w:r>
@@ -406,17 +627,21 @@
         <w:t>studio dal vero</w:t>
       </w:r>
       <w:r>
+        <w:rPr/>
         <w:t xml:space="preserve"> (disegno di modelli nudi e anatomia).</w:t>
       </w:r>
     </w:p>
     <w:p>
       <w:pPr>
+        <w:pStyle w:val="Normal"/>
         <w:numPr>
           <w:ilvl w:val="1"/>
           <w:numId w:val="3"/>
         </w:numPr>
-      </w:pPr>
-      <w:r>
+        <w:rPr/>
+      </w:pPr>
+      <w:r>
+        <w:rPr/>
         <w:t xml:space="preserve">La copia dei </w:t>
       </w:r>
       <w:r>
@@ -427,26 +652,32 @@
         <w:t>grandi maestri</w:t>
       </w:r>
       <w:r>
+        <w:rPr/>
         <w:t xml:space="preserve"> del Rinascimento (come Raffaello, Tiziano e Correggio).</w:t>
       </w:r>
     </w:p>
     <w:p>
       <w:pPr>
+        <w:pStyle w:val="Normal"/>
         <w:numPr>
           <w:ilvl w:val="1"/>
           <w:numId w:val="3"/>
         </w:numPr>
-      </w:pPr>
-      <w:r>
+        <w:rPr/>
+      </w:pPr>
+      <w:r>
+        <w:rPr/>
         <w:t>Discussioni di teoria artistica, letteratura e poesia.</w:t>
       </w:r>
     </w:p>
     <w:p>
       <w:pPr>
+        <w:pStyle w:val="Normal"/>
         <w:numPr>
           <w:ilvl w:val="0"/>
           <w:numId w:val="3"/>
         </w:numPr>
+        <w:rPr/>
       </w:pPr>
       <w:r>
         <w:rPr>
@@ -456,6 +687,7 @@
         <w:t>Eredità:</w:t>
       </w:r>
       <w:r>
+        <w:rPr/>
         <w:t xml:space="preserve"> Formarono i maggiori artisti della scuola bolognese del Seicento, tra cui </w:t>
       </w:r>
       <w:r>
@@ -466,6 +698,7 @@
         <w:t>Guido Reni</w:t>
       </w:r>
       <w:r>
+        <w:rPr/>
         <w:t xml:space="preserve"> e il </w:t>
       </w:r>
       <w:r>
@@ -476,26 +709,80 @@
         <w:t>Domenichino</w:t>
       </w:r>
       <w:r>
+        <w:rPr/>
         <w:t>.</w:t>
       </w:r>
     </w:p>
     <w:p>
-      <w:r>
-        <w:pict w14:anchorId="55B8EB22">
-          <v:rect id="_x0000_i1027" style="width:0;height:1.5pt" o:hralign="center" o:hrstd="t" o:hr="t" fillcolor="#a0a0a0" stroked="f"/>
-        </w:pict>
-      </w:r>
-    </w:p>
-    <w:p>
-      <w:pPr>
-        <w:rPr>
-          <w:b/>
-          <w:bCs/>
-        </w:rPr>
-      </w:pPr>
-      <w:r>
-        <w:rPr>
-          <w:rFonts w:ascii="Segoe UI Emoji" w:hAnsi="Segoe UI Emoji" w:cs="Segoe UI Emoji"/>
+      <w:pPr>
+        <w:pStyle w:val="Normal"/>
+        <w:rPr/>
+      </w:pPr>
+      <w:r>
+        <w:rPr/>
+        <mc:AlternateContent>
+          <mc:Choice Requires="wps">
+            <w:drawing>
+              <wp:inline distT="0" distB="0" distL="0" distR="0">
+                <wp:extent cx="6120130" cy="19050"/>
+                <wp:effectExtent l="0" t="0" r="0" b="0"/>
+                <wp:docPr id="5" name=""/>
+                <a:graphic xmlns:a="http://schemas.openxmlformats.org/drawingml/2006/main">
+                  <a:graphicData uri="http://schemas.microsoft.com/office/word/2010/wordprocessingShape">
+                    <wps:wsp>
+                      <wps:cNvSpPr/>
+                      <wps:nvSpPr>
+                        <wps:cNvPr id="6" name=""/>
+                        <wps:cNvSpPr/>
+                      </wps:nvSpPr>
+                      <wps:spPr>
+                        <a:xfrm>
+                          <a:off x="0" y="0"/>
+                          <a:ext cx="6120000" cy="19080"/>
+                        </a:xfrm>
+                        <a:prstGeom prst="rect">
+                          <a:avLst/>
+                        </a:prstGeom>
+                        <a:solidFill>
+                          <a:srgbClr val="a0a0a0"/>
+                        </a:solidFill>
+                        <a:ln w="0">
+                          <a:noFill/>
+                        </a:ln>
+                      </wps:spPr>
+                      <wps:bodyPr/>
+                    </wps:wsp>
+                  </a:graphicData>
+                </a:graphic>
+                <wp14:sizeRelH relativeFrom="page">
+                  <wp14:pctWidth>100000</wp14:pctWidth>
+                </wp14:sizeRelH>
+              </wp:inline>
+            </w:drawing>
+          </mc:Choice>
+          <mc:Fallback>
+            <w:pict>
+              <v:rect id="shape_0" fillcolor="#a0a0a0" stroked="f" o:allowincell="f" style="position:absolute;margin-left:0pt;margin-top:-1.55pt;width:481.85pt;height:1.45pt;mso-wrap-style:none;v-text-anchor:middle;mso-position-horizontal:center;mso-position-vertical:top">
+                <v:fill o:detectmouseclick="t" type="solid" color2="#5f5f5f"/>
+                <v:stroke color="#3465a4" joinstyle="round" endcap="flat"/>
+                <w10:wrap type="topAndBottom"/>
+              </v:rect>
+            </w:pict>
+          </mc:Fallback>
+        </mc:AlternateContent>
+      </w:r>
+    </w:p>
+    <w:p>
+      <w:pPr>
+        <w:pStyle w:val="Normal"/>
+        <w:rPr>
+          <w:b/>
+          <w:bCs/>
+        </w:rPr>
+      </w:pPr>
+      <w:r>
+        <w:rPr>
+          <w:rFonts w:cs="Segoe UI Emoji" w:ascii="Segoe UI Emoji" w:hAnsi="Segoe UI Emoji"/>
           <w:b/>
           <w:bCs/>
         </w:rPr>
@@ -506,11 +793,23 @@
           <w:b/>
           <w:bCs/>
         </w:rPr>
-        <w:t xml:space="preserve"> La Riforma Artistica e Lo Stile</w:t>
-      </w:r>
-    </w:p>
-    <w:p>
-      <w:r>
+        <w:t xml:space="preserve"> </w:t>
+      </w:r>
+      <w:r>
+        <w:rPr>
+          <w:b/>
+          <w:bCs/>
+        </w:rPr>
+        <w:t>La Riforma Artistica e Lo Stile</w:t>
+      </w:r>
+    </w:p>
+    <w:p>
+      <w:pPr>
+        <w:pStyle w:val="Normal"/>
+        <w:rPr/>
+      </w:pPr>
+      <w:r>
+        <w:rPr/>
         <w:t xml:space="preserve">I Carracci propugnarono un "ritorno al naturale" e a una pittura più </w:t>
       </w:r>
       <w:r>
@@ -521,25 +820,28 @@
         <w:t>chiara, emotiva e accessibile</w:t>
       </w:r>
       <w:r>
+        <w:rPr/>
         <w:t>, anticipando i principi dell'arte della Controriforma.</w:t>
       </w:r>
     </w:p>
     <w:p>
       <w:pPr>
+        <w:pStyle w:val="Normal"/>
         <w:numPr>
           <w:ilvl w:val="0"/>
           <w:numId w:val="4"/>
         </w:numPr>
-      </w:pPr>
-      <w:r>
-        <w:rPr>
-          <w:b/>
-          <w:bCs/>
-        </w:rPr>
-        <w:lastRenderedPageBreak/>
+        <w:rPr/>
+      </w:pPr>
+      <w:r>
+        <w:rPr>
+          <w:b/>
+          <w:bCs/>
+        </w:rPr>
         <w:t>Pittura Storica e Religiosa:</w:t>
       </w:r>
       <w:r>
+        <w:rPr/>
         <w:t xml:space="preserve"> Le loro opere religiose e mitologiche sono caratterizzate da un forte </w:t>
       </w:r>
       <w:r>
@@ -550,6 +852,7 @@
         <w:t>naturalismo</w:t>
       </w:r>
       <w:r>
+        <w:rPr/>
         <w:t xml:space="preserve"> e da una composizione che unisce l'equilibrio della tradizione classica (Raffaello) con il </w:t>
       </w:r>
       <w:r>
@@ -560,15 +863,18 @@
         <w:t>colorismo</w:t>
       </w:r>
       <w:r>
+        <w:rPr/>
         <w:t xml:space="preserve"> e la sensibilità luministica veneta (Tiziano e Correggio).</w:t>
       </w:r>
     </w:p>
     <w:p>
       <w:pPr>
+        <w:pStyle w:val="Normal"/>
         <w:numPr>
           <w:ilvl w:val="0"/>
           <w:numId w:val="4"/>
         </w:numPr>
+        <w:rPr/>
       </w:pPr>
       <w:r>
         <w:rPr>
@@ -578,6 +884,7 @@
         <w:t>Affreschi di Palazzo Farnese (Roma):</w:t>
       </w:r>
       <w:r>
+        <w:rPr/>
         <w:t xml:space="preserve"> Il capolavoro di Annibale Carracci (con l'aiuto di Agostino) fu la decorazione della </w:t>
       </w:r>
       <w:r>
@@ -588,15 +895,18 @@
         <w:t>Galleria Farnese</w:t>
       </w:r>
       <w:r>
+        <w:rPr/>
         <w:t xml:space="preserve"> a Roma (1597-1608), che divenne il modello per la pittura barocca romana e l'affresco mitologico dei secoli successivi.</w:t>
       </w:r>
     </w:p>
     <w:p>
       <w:pPr>
+        <w:pStyle w:val="Normal"/>
         <w:numPr>
           <w:ilvl w:val="0"/>
           <w:numId w:val="4"/>
         </w:numPr>
+        <w:rPr/>
       </w:pPr>
       <w:r>
         <w:rPr>
@@ -606,6 +916,7 @@
         <w:t>Pittura di Genere:</w:t>
       </w:r>
       <w:r>
+        <w:rPr/>
         <w:t xml:space="preserve"> Annibale Carracci fu anche un pioniere nella </w:t>
       </w:r>
       <w:r>
@@ -616,6 +927,7 @@
         <w:t>pittura di genere</w:t>
       </w:r>
       <w:r>
+        <w:rPr/>
         <w:t xml:space="preserve">, elevando scene di vita quotidiana (come </w:t>
       </w:r>
       <w:r>
@@ -626,6 +938,7 @@
         <w:t>Il Mangiafagioli</w:t>
       </w:r>
       <w:r>
+        <w:rPr/>
         <w:t xml:space="preserve"> o le due versioni de </w:t>
       </w:r>
       <w:r>
@@ -636,12 +949,26 @@
         <w:t>La Macelleria</w:t>
       </w:r>
       <w:r>
+        <w:rPr/>
         <w:t>) a soggetti di grande dignità artistica attraverso un realismo attento e privo di idealizzazione eccessiva.</w:t>
       </w:r>
     </w:p>
-    <w:p/>
-    <w:p>
-      <w:r>
+    <w:p>
+      <w:pPr>
+        <w:pStyle w:val="Normal"/>
+        <w:rPr/>
+      </w:pPr>
+      <w:r>
+        <w:rPr/>
+      </w:r>
+    </w:p>
+    <w:p>
+      <w:pPr>
+        <w:pStyle w:val="Normal"/>
+        <w:rPr/>
+      </w:pPr>
+      <w:r>
+        <w:rPr/>
         <w:t xml:space="preserve">La celebre opera nota come </w:t>
       </w:r>
       <w:r>
@@ -652,6 +979,7 @@
         <w:t>"La Macelleria"</w:t>
       </w:r>
       <w:r>
+        <w:rPr/>
         <w:t xml:space="preserve"> è stata dipinta da </w:t>
       </w:r>
       <w:r>
@@ -662,11 +990,17 @@
         <w:t>Annibale Carracci</w:t>
       </w:r>
       <w:r>
+        <w:rPr/>
         <w:t xml:space="preserve"> (1560–1609).</w:t>
       </w:r>
     </w:p>
     <w:p>
-      <w:r>
+      <w:pPr>
+        <w:pStyle w:val="Normal"/>
+        <w:rPr/>
+      </w:pPr>
+      <w:r>
+        <w:rPr/>
         <w:t xml:space="preserve">È uno dei suoi dipinti più importanti di </w:t>
       </w:r>
       <w:r>
@@ -677,11 +1011,17 @@
         <w:t>pittura di genere</w:t>
       </w:r>
       <w:r>
+        <w:rPr/>
         <w:t>, ovvero scene che raffigurano momenti di vita quotidiana. Quest'opera in particolare è notevole perché, pur rappresentando un tema umile, lo fa con grande dignità, realismo e una composizione complessa e monumentale.</w:t>
       </w:r>
     </w:p>
     <w:p>
-      <w:r>
+      <w:pPr>
+        <w:pStyle w:val="Normal"/>
+        <w:rPr/>
+      </w:pPr>
+      <w:r>
+        <w:rPr/>
         <w:t xml:space="preserve">Annibale viene citato come l'artista che eccelse anche nella pittura di genere, menzionando proprio </w:t>
       </w:r>
       <w:r>
@@ -692,12 +1032,26 @@
         <w:t>Il Mangiafagioli</w:t>
       </w:r>
       <w:r>
+        <w:rPr/>
         <w:t xml:space="preserve"> come esempio di questo realismo. "La Macelleria" è un altro splendido esempio di questa sua sensibilità.</w:t>
       </w:r>
     </w:p>
-    <w:p/>
-    <w:p>
-      <w:r>
+    <w:p>
+      <w:pPr>
+        <w:pStyle w:val="Normal"/>
+        <w:rPr/>
+      </w:pPr>
+      <w:r>
+        <w:rPr/>
+      </w:r>
+    </w:p>
+    <w:p>
+      <w:pPr>
+        <w:pStyle w:val="Normal"/>
+        <w:rPr/>
+      </w:pPr>
+      <w:r>
+        <w:rPr/>
         <w:t xml:space="preserve">È un po' un mistero, poiché non si conoscono con certezza le circostanze della sua realizzazione, datata intorno al </w:t>
       </w:r>
       <w:r>
@@ -708,29 +1062,40 @@
         <w:t>1585</w:t>
       </w:r>
       <w:r>
+        <w:rPr/>
         <w:t>.</w:t>
       </w:r>
     </w:p>
     <w:p>
-      <w:r>
+      <w:pPr>
+        <w:pStyle w:val="Normal"/>
+        <w:rPr/>
+      </w:pPr>
+      <w:r>
+        <w:rPr/>
         <w:t>Ci sono diverse ipotesi sui committenti:</w:t>
       </w:r>
     </w:p>
     <w:p>
       <w:pPr>
+        <w:pStyle w:val="Normal"/>
         <w:numPr>
           <w:ilvl w:val="0"/>
           <w:numId w:val="5"/>
         </w:numPr>
-      </w:pPr>
-      <w:r>
-        <w:rPr>
-          <w:b/>
-          <w:bCs/>
-        </w:rPr>
-        <w:t xml:space="preserve">Famiglia </w:t>
-      </w:r>
-      <w:proofErr w:type="spellStart"/>
+        <w:rPr/>
+      </w:pPr>
+      <w:r>
+        <w:rPr>
+          <w:b/>
+          <w:bCs/>
+        </w:rPr>
+        <w:t>Famiglia Canobi:</w:t>
+      </w:r>
+      <w:r>
+        <w:rPr/>
+        <w:t xml:space="preserve"> Un'ipotesi è che l'opera fosse destinata a una nota famiglia bolognese di ricchi commercianti di carne, i </w:t>
+      </w:r>
       <w:r>
         <w:rPr>
           <w:b/>
@@ -738,36 +1103,19 @@
         </w:rPr>
         <w:t>Canobi</w:t>
       </w:r>
-      <w:proofErr w:type="spellEnd"/>
-      <w:r>
-        <w:rPr>
-          <w:b/>
-          <w:bCs/>
-        </w:rPr>
-        <w:t>:</w:t>
-      </w:r>
-      <w:r>
-        <w:t xml:space="preserve"> Un'ipotesi è che l'opera fosse destinata a una nota famiglia bolognese di ricchi commercianti di carne, i </w:t>
-      </w:r>
-      <w:proofErr w:type="spellStart"/>
-      <w:r>
-        <w:rPr>
-          <w:b/>
-          <w:bCs/>
-        </w:rPr>
-        <w:t>Canobi</w:t>
-      </w:r>
-      <w:proofErr w:type="spellEnd"/>
-      <w:r>
+      <w:r>
+        <w:rPr/>
         <w:t>, proprietari di una grande macelleria in città. Tuttavia, le ricerche d'archivio non hanno fornito prove definitive.</w:t>
       </w:r>
     </w:p>
     <w:p>
       <w:pPr>
+        <w:pStyle w:val="Normal"/>
         <w:numPr>
           <w:ilvl w:val="0"/>
           <w:numId w:val="5"/>
         </w:numPr>
+        <w:rPr/>
       </w:pPr>
       <w:r>
         <w:rPr>
@@ -777,11 +1125,17 @@
         <w:t>Corporazione dei "beccai":</w:t>
       </w:r>
       <w:r>
+        <w:rPr/>
         <w:t xml:space="preserve"> Un'altra teoria è che il quadro possa essere stato commissionato dalla corporazione dei macellai ("beccai") per decorare la propria sede.</w:t>
       </w:r>
     </w:p>
     <w:p>
-      <w:r>
+      <w:pPr>
+        <w:pStyle w:val="Normal"/>
+        <w:rPr/>
+      </w:pPr>
+      <w:r>
+        <w:rPr/>
         <w:t xml:space="preserve">Ciò che è certo è che il dipinto, noto anche come </w:t>
       </w:r>
       <w:r>
@@ -792,6 +1146,7 @@
         <w:t>Grande macelleria</w:t>
       </w:r>
       <w:r>
+        <w:rPr/>
         <w:t xml:space="preserve">, nel </w:t>
       </w:r>
       <w:r>
@@ -802,6 +1157,7 @@
         <w:t>1627</w:t>
       </w:r>
       <w:r>
+        <w:rPr/>
         <w:t xml:space="preserve"> passò dalla collezione della famiglia Gonzaga al re d'Inghilterra </w:t>
       </w:r>
       <w:r>
@@ -812,11 +1168,17 @@
         <w:t>Carlo I Stuart</w:t>
       </w:r>
       <w:r>
+        <w:rPr/>
         <w:t>.</w:t>
       </w:r>
     </w:p>
     <w:p>
-      <w:r>
+      <w:pPr>
+        <w:pStyle w:val="Normal"/>
+        <w:rPr/>
+      </w:pPr>
+      <w:r>
+        <w:rPr/>
         <w:t xml:space="preserve">Quando si parla di "due quadri della macelleria", spesso ci si riferisce alle due celebri versioni dipinte da </w:t>
       </w:r>
       <w:r>
@@ -827,24 +1189,27 @@
         <w:t>Annibale Carracci</w:t>
       </w:r>
       <w:r>
+        <w:rPr/>
         <w:t xml:space="preserve"> (1560-1609):</w:t>
       </w:r>
     </w:p>
     <w:p>
       <w:pPr>
+        <w:pStyle w:val="Normal"/>
         <w:numPr>
           <w:ilvl w:val="0"/>
           <w:numId w:val="6"/>
         </w:numPr>
-      </w:pPr>
-      <w:r>
-        <w:rPr>
-          <w:rFonts w:ascii="Segoe UI Emoji" w:hAnsi="Segoe UI Emoji" w:cs="Segoe UI Emoji"/>
-        </w:rPr>
-        <w:lastRenderedPageBreak/>
+        <w:rPr/>
+      </w:pPr>
+      <w:r>
+        <w:rPr>
+          <w:rFonts w:cs="Segoe UI Emoji" w:ascii="Segoe UI Emoji" w:hAnsi="Segoe UI Emoji"/>
+        </w:rPr>
         <w:t>🎨</w:t>
       </w:r>
       <w:r>
+        <w:rPr/>
         <w:t xml:space="preserve"> </w:t>
       </w:r>
       <w:r>
@@ -873,10 +1238,12 @@
     </w:p>
     <w:p>
       <w:pPr>
+        <w:pStyle w:val="Normal"/>
         <w:numPr>
           <w:ilvl w:val="1"/>
           <w:numId w:val="6"/>
         </w:numPr>
+        <w:rPr/>
       </w:pPr>
       <w:r>
         <w:rPr>
@@ -886,15 +1253,18 @@
         <w:t>Autore:</w:t>
       </w:r>
       <w:r>
+        <w:rPr/>
         <w:t xml:space="preserve"> Annibale Carracci</w:t>
       </w:r>
     </w:p>
     <w:p>
       <w:pPr>
+        <w:pStyle w:val="Normal"/>
         <w:numPr>
           <w:ilvl w:val="1"/>
           <w:numId w:val="6"/>
         </w:numPr>
+        <w:rPr/>
       </w:pPr>
       <w:r>
         <w:rPr>
@@ -904,15 +1274,18 @@
         <w:t>Periodo:</w:t>
       </w:r>
       <w:r>
+        <w:rPr/>
         <w:t xml:space="preserve"> 1585 circa</w:t>
       </w:r>
     </w:p>
     <w:p>
       <w:pPr>
+        <w:pStyle w:val="Normal"/>
         <w:numPr>
           <w:ilvl w:val="1"/>
           <w:numId w:val="6"/>
         </w:numPr>
+        <w:rPr/>
       </w:pPr>
       <w:r>
         <w:rPr>
@@ -922,15 +1295,18 @@
         <w:t>Dimensioni:</w:t>
       </w:r>
       <w:r>
+        <w:rPr/>
         <w:t xml:space="preserve"> Le più grandi (circa 190 x 271 cm)</w:t>
       </w:r>
     </w:p>
     <w:p>
       <w:pPr>
+        <w:pStyle w:val="Normal"/>
         <w:numPr>
           <w:ilvl w:val="1"/>
           <w:numId w:val="6"/>
         </w:numPr>
+        <w:rPr/>
       </w:pPr>
       <w:r>
         <w:rPr>
@@ -940,24 +1316,41 @@
         <w:t>Dove si trova:</w:t>
       </w:r>
       <w:r>
+        <w:rPr/>
         <w:t xml:space="preserve"> Christ Church Picture Gallery, Oxford (Regno Unito)</w:t>
       </w:r>
     </w:p>
-    <w:p/>
-    <w:p/>
-    <w:p>
-      <w:pPr>
+    <w:p>
+      <w:pPr>
+        <w:pStyle w:val="Normal"/>
+        <w:rPr/>
+      </w:pPr>
+      <w:r>
+        <w:rPr/>
+      </w:r>
+    </w:p>
+    <w:p>
+      <w:pPr>
+        <w:pStyle w:val="Normal"/>
+        <w:rPr/>
+      </w:pPr>
+      <w:r>
+        <w:rPr/>
+      </w:r>
+    </w:p>
+    <w:p>
+      <w:pPr>
+        <w:pStyle w:val="Normal"/>
         <w:jc w:val="center"/>
-      </w:pPr>
-      <w:r>
-        <w:rPr>
-          <w:noProof/>
-        </w:rPr>
+        <w:rPr/>
+      </w:pPr>
+      <w:r>
+        <w:rPr/>
         <w:drawing>
-          <wp:inline distT="0" distB="0" distL="0" distR="0" wp14:anchorId="322154F0" wp14:editId="6DB6AAD9">
-            <wp:extent cx="3022600" cy="2061959"/>
-            <wp:effectExtent l="0" t="0" r="6350" b="0"/>
-            <wp:docPr id="230706143" name="Immagine 4" descr="Immagine che contiene vestiti, dipinto, persona, Viso umano&#10;&#10;Il contenuto generato dall'IA potrebbe non essere corretto."/>
+          <wp:inline distT="0" distB="0" distL="0" distR="0">
+            <wp:extent cx="3022600" cy="2061845"/>
+            <wp:effectExtent l="0" t="0" r="0" b="0"/>
+            <wp:docPr id="7" name="Immagine 4" descr="Immagine che contiene vestiti, dipinto, persona, Viso umano&#10;&#10;Il contenuto generato dall'IA potrebbe non essere corretto."/>
             <wp:cNvGraphicFramePr>
               <a:graphicFrameLocks xmlns:a="http://schemas.openxmlformats.org/drawingml/2006/main" noChangeAspect="1"/>
             </wp:cNvGraphicFramePr>
@@ -965,20 +1358,13 @@
               <a:graphicData uri="http://schemas.openxmlformats.org/drawingml/2006/picture">
                 <pic:pic xmlns:pic="http://schemas.openxmlformats.org/drawingml/2006/picture">
                   <pic:nvPicPr>
-                    <pic:cNvPr id="230706143" name="Immagine 4" descr="Immagine che contiene vestiti, dipinto, persona, Viso umano&#10;&#10;Il contenuto generato dall'IA potrebbe non essere corretto."/>
+                    <pic:cNvPr id="7" name="Immagine 4" descr="Immagine che contiene vestiti, dipinto, persona, Viso umano&#10;&#10;Il contenuto generato dall'IA potrebbe non essere corretto."/>
                     <pic:cNvPicPr>
                       <a:picLocks noChangeAspect="1" noChangeArrowheads="1"/>
                     </pic:cNvPicPr>
                   </pic:nvPicPr>
                   <pic:blipFill>
-                    <a:blip r:embed="rId5" cstate="print">
-                      <a:extLst>
-                        <a:ext uri="{28A0092B-C50C-407E-A947-70E740481C1C}">
-                          <a14:useLocalDpi xmlns:a14="http://schemas.microsoft.com/office/drawing/2010/main" val="0"/>
-                        </a:ext>
-                      </a:extLst>
-                    </a:blip>
-                    <a:srcRect/>
+                    <a:blip r:embed="rId2"/>
                     <a:stretch>
                       <a:fillRect/>
                     </a:stretch>
@@ -986,15 +1372,12 @@
                   <pic:spPr bwMode="auto">
                     <a:xfrm>
                       <a:off x="0" y="0"/>
-                      <a:ext cx="3066978" cy="2092233"/>
+                      <a:ext cx="3022600" cy="2061845"/>
                     </a:xfrm>
                     <a:prstGeom prst="rect">
                       <a:avLst/>
                     </a:prstGeom>
                     <a:noFill/>
-                    <a:ln>
-                      <a:noFill/>
-                    </a:ln>
                   </pic:spPr>
                 </pic:pic>
               </a:graphicData>
@@ -1005,55 +1388,62 @@
     </w:p>
     <w:p>
       <w:pPr>
+        <w:pStyle w:val="Normal"/>
         <w:ind w:left="1440"/>
-      </w:pPr>
-    </w:p>
-    <w:p>
-      <w:r>
-        <w:t>[</w:t>
-      </w:r>
-      <w:proofErr w:type="spellStart"/>
-      <w:r>
-        <w:t>SPLIT_</w:t>
-      </w:r>
-      <w:proofErr w:type="gramStart"/>
-      <w:r>
-        <w:t>BLOCK:grande_macelleria.jpg</w:t>
-      </w:r>
-      <w:proofErr w:type="spellEnd"/>
-      <w:proofErr w:type="gramEnd"/>
-      <w:r>
-        <w:t>]</w:t>
-      </w:r>
-    </w:p>
-    <w:p>
-      <w:pPr>
+        <w:rPr/>
+      </w:pPr>
+      <w:r>
+        <w:rPr/>
+      </w:r>
+    </w:p>
+    <w:p>
+      <w:pPr>
+        <w:pStyle w:val="Normal"/>
+        <w:rPr>
+          <w:lang w:val="zxx"/>
+        </w:rPr>
+      </w:pPr>
+      <w:r>
+        <w:rPr>
+          <w:lang w:val="zxx"/>
+        </w:rPr>
+        <w:t>[SPLIT_BLOCK:grande_macelleria.jpg]</w:t>
+      </w:r>
+    </w:p>
+    <w:p>
+      <w:pPr>
+        <w:pStyle w:val="Normal"/>
         <w:rPr>
           <w:rFonts w:ascii="Segoe UI Emoji" w:hAnsi="Segoe UI Emoji" w:cs="Segoe UI Emoji"/>
         </w:rPr>
       </w:pPr>
       <w:r>
         <w:rPr>
-          <w:rFonts w:ascii="Segoe UI Emoji" w:hAnsi="Segoe UI Emoji" w:cs="Segoe UI Emoji"/>
-        </w:rPr>
+          <w:rFonts w:cs="Segoe UI Emoji" w:ascii="Segoe UI Emoji" w:hAnsi="Segoe UI Emoji"/>
+        </w:rPr>
+      </w:r>
+      <w:r>
         <w:br w:type="page"/>
       </w:r>
     </w:p>
     <w:p>
       <w:pPr>
+        <w:pStyle w:val="Normal"/>
         <w:numPr>
           <w:ilvl w:val="0"/>
           <w:numId w:val="6"/>
         </w:numPr>
-      </w:pPr>
-      <w:r>
-        <w:rPr>
-          <w:rFonts w:ascii="Segoe UI Emoji" w:hAnsi="Segoe UI Emoji" w:cs="Segoe UI Emoji"/>
-        </w:rPr>
-        <w:lastRenderedPageBreak/>
+        <w:spacing w:before="0" w:after="160"/>
+        <w:rPr/>
+      </w:pPr>
+      <w:r>
+        <w:rPr>
+          <w:rFonts w:cs="Segoe UI Emoji" w:ascii="Segoe UI Emoji" w:hAnsi="Segoe UI Emoji"/>
+        </w:rPr>
         <w:t>🖼️</w:t>
       </w:r>
       <w:r>
+        <w:rPr/>
         <w:t xml:space="preserve"> </w:t>
       </w:r>
       <w:r>
@@ -1066,10 +1456,12 @@
     </w:p>
     <w:p>
       <w:pPr>
+        <w:pStyle w:val="Normal"/>
         <w:numPr>
           <w:ilvl w:val="1"/>
           <w:numId w:val="6"/>
         </w:numPr>
+        <w:rPr/>
       </w:pPr>
       <w:r>
         <w:rPr>
@@ -1079,15 +1471,18 @@
         <w:t>Autore:</w:t>
       </w:r>
       <w:r>
+        <w:rPr/>
         <w:t xml:space="preserve"> Annibale Carracci</w:t>
       </w:r>
     </w:p>
     <w:p>
       <w:pPr>
+        <w:pStyle w:val="Normal"/>
         <w:numPr>
           <w:ilvl w:val="1"/>
           <w:numId w:val="6"/>
         </w:numPr>
+        <w:rPr/>
       </w:pPr>
       <w:r>
         <w:rPr>
@@ -1097,15 +1492,18 @@
         <w:t>Periodo:</w:t>
       </w:r>
       <w:r>
+        <w:rPr/>
         <w:t xml:space="preserve"> 1582 circa</w:t>
       </w:r>
     </w:p>
     <w:p>
       <w:pPr>
+        <w:pStyle w:val="Normal"/>
         <w:numPr>
           <w:ilvl w:val="1"/>
           <w:numId w:val="6"/>
         </w:numPr>
+        <w:rPr/>
       </w:pPr>
       <w:r>
         <w:rPr>
@@ -1115,15 +1513,18 @@
         <w:t>Dimensioni:</w:t>
       </w:r>
       <w:r>
+        <w:rPr/>
         <w:t xml:space="preserve"> Le più piccole (circa 77 x 89 cm)</w:t>
       </w:r>
     </w:p>
     <w:p>
       <w:pPr>
+        <w:pStyle w:val="Normal"/>
         <w:numPr>
           <w:ilvl w:val="1"/>
           <w:numId w:val="6"/>
         </w:numPr>
+        <w:rPr/>
       </w:pPr>
       <w:r>
         <w:rPr>
@@ -1133,25 +1534,16 @@
         <w:t>Dove si trova:</w:t>
       </w:r>
       <w:r>
-        <w:t xml:space="preserve"> </w:t>
-      </w:r>
-      <w:proofErr w:type="spellStart"/>
-      <w:r>
-        <w:t>Kimbell</w:t>
-      </w:r>
-      <w:proofErr w:type="spellEnd"/>
-      <w:r>
-        <w:t xml:space="preserve"> Art Museum, Fort Worth, Texas (Stati Uniti)</w:t>
-      </w:r>
-      <w:r>
-        <w:rPr>
-          <w:noProof/>
-        </w:rPr>
+        <w:rPr/>
+        <w:t xml:space="preserve"> Kimbell Art Museum, Fort Worth, Texas (Stati Uniti)</w:t>
+      </w:r>
+      <w:r>
+        <w:rPr/>
         <w:drawing>
-          <wp:inline distT="0" distB="0" distL="0" distR="0" wp14:anchorId="43C45002" wp14:editId="47ED17CB">
-            <wp:extent cx="3028950" cy="2525468"/>
-            <wp:effectExtent l="0" t="0" r="0" b="8255"/>
-            <wp:docPr id="879111302" name="Immagine 3" descr="Immagine che contiene vestiti, dipinto, Macello, persona&#10;&#10;Il contenuto generato dall'IA potrebbe non essere corretto."/>
+          <wp:inline distT="0" distB="0" distL="0" distR="0">
+            <wp:extent cx="3028950" cy="2525395"/>
+            <wp:effectExtent l="0" t="0" r="0" b="0"/>
+            <wp:docPr id="8" name="Immagine 3" descr="Immagine che contiene vestiti, dipinto, Macello, persona&#10;&#10;Il contenuto generato dall'IA potrebbe non essere corretto."/>
             <wp:cNvGraphicFramePr>
               <a:graphicFrameLocks xmlns:a="http://schemas.openxmlformats.org/drawingml/2006/main" noChangeAspect="1"/>
             </wp:cNvGraphicFramePr>
@@ -1159,20 +1551,13 @@
               <a:graphicData uri="http://schemas.openxmlformats.org/drawingml/2006/picture">
                 <pic:pic xmlns:pic="http://schemas.openxmlformats.org/drawingml/2006/picture">
                   <pic:nvPicPr>
-                    <pic:cNvPr id="879111302" name="Immagine 3" descr="Immagine che contiene vestiti, dipinto, Macello, persona&#10;&#10;Il contenuto generato dall'IA potrebbe non essere corretto."/>
+                    <pic:cNvPr id="8" name="Immagine 3" descr="Immagine che contiene vestiti, dipinto, Macello, persona&#10;&#10;Il contenuto generato dall'IA potrebbe non essere corretto."/>
                     <pic:cNvPicPr>
                       <a:picLocks noChangeAspect="1" noChangeArrowheads="1"/>
                     </pic:cNvPicPr>
                   </pic:nvPicPr>
                   <pic:blipFill>
-                    <a:blip r:embed="rId6" cstate="print">
-                      <a:extLst>
-                        <a:ext uri="{28A0092B-C50C-407E-A947-70E740481C1C}">
-                          <a14:useLocalDpi xmlns:a14="http://schemas.microsoft.com/office/drawing/2010/main" val="0"/>
-                        </a:ext>
-                      </a:extLst>
-                    </a:blip>
-                    <a:srcRect/>
+                    <a:blip r:embed="rId3"/>
                     <a:stretch>
                       <a:fillRect/>
                     </a:stretch>
@@ -1180,15 +1565,12 @@
                   <pic:spPr bwMode="auto">
                     <a:xfrm>
                       <a:off x="0" y="0"/>
-                      <a:ext cx="3049724" cy="2542789"/>
+                      <a:ext cx="3028950" cy="2525395"/>
                     </a:xfrm>
                     <a:prstGeom prst="rect">
                       <a:avLst/>
                     </a:prstGeom>
                     <a:noFill/>
-                    <a:ln>
-                      <a:noFill/>
-                    </a:ln>
                   </pic:spPr>
                 </pic:pic>
               </a:graphicData>
@@ -1198,37 +1580,41 @@
       </w:r>
     </w:p>
     <w:p>
-      <w:r>
-        <w:t>[</w:t>
-      </w:r>
-      <w:proofErr w:type="spellStart"/>
-      <w:r>
-        <w:t>SPLIT_</w:t>
-      </w:r>
-      <w:proofErr w:type="gramStart"/>
-      <w:r>
-        <w:t>BLOCK:</w:t>
-      </w:r>
-      <w:r>
-        <w:t>piccola</w:t>
-      </w:r>
-      <w:r>
-        <w:t>_macelleria.jpg</w:t>
-      </w:r>
-      <w:proofErr w:type="spellEnd"/>
-      <w:proofErr w:type="gramEnd"/>
-      <w:r>
-        <w:t>]</w:t>
-      </w:r>
-    </w:p>
-    <w:p/>
-    <w:p>
-      <w:r>
+      <w:pPr>
+        <w:pStyle w:val="Normal"/>
+        <w:rPr>
+          <w:lang w:val="zxx"/>
+        </w:rPr>
+      </w:pPr>
+      <w:r>
+        <w:rPr>
+          <w:lang w:val="zxx"/>
+        </w:rPr>
+        <w:t>[SPLIT_BLOCK:piccola_macelleria.jpg]</w:t>
+      </w:r>
+    </w:p>
+    <w:p>
+      <w:pPr>
+        <w:pStyle w:val="Normal"/>
+        <w:rPr/>
+      </w:pPr>
+      <w:r>
+        <w:rPr/>
+      </w:r>
+    </w:p>
+    <w:p>
+      <w:pPr>
+        <w:pStyle w:val="Normal"/>
+        <w:rPr/>
+      </w:pPr>
+      <w:r>
+        <w:rPr/>
         <w:t>Entrambe le opere sono considerate esempi fondamentali della pittura di genere (scene di vita quotidiana) nell'arte italiana del tardo Cinquecento.</w:t>
       </w:r>
     </w:p>
     <w:p>
       <w:pPr>
+        <w:pStyle w:val="Normal"/>
         <w:rPr>
           <w:b/>
           <w:bCs/>
@@ -1243,13 +1629,18 @@
       </w:r>
     </w:p>
     <w:p>
-      <w:r>
-        <w:rPr>
-          <w:rFonts w:ascii="Arial" w:hAnsi="Arial" w:cs="Arial"/>
+      <w:pPr>
+        <w:pStyle w:val="Normal"/>
+        <w:rPr/>
+      </w:pPr>
+      <w:r>
+        <w:rPr>
+          <w:rFonts w:cs="Arial" w:ascii="Arial" w:hAnsi="Arial"/>
         </w:rPr>
         <w:t>​</w:t>
       </w:r>
       <w:r>
+        <w:rPr/>
         <w:t xml:space="preserve">I Carracci sono stati una famiglia di artisti bolognesi composta da tre figure centrali: </w:t>
       </w:r>
       <w:r>
@@ -1260,6 +1651,7 @@
         <w:t>Ludovico Carracci</w:t>
       </w:r>
       <w:r>
+        <w:rPr/>
         <w:t xml:space="preserve"> (1555–1619), suo cugino </w:t>
       </w:r>
       <w:r>
@@ -1270,6 +1662,7 @@
         <w:t>Agostino Carracci</w:t>
       </w:r>
       <w:r>
+        <w:rPr/>
         <w:t xml:space="preserve"> (1557–1602), e il fratello di Agostino, </w:t>
       </w:r>
       <w:r>
@@ -1280,30 +1673,37 @@
         <w:t>Annibale Carracci</w:t>
       </w:r>
       <w:r>
+        <w:rPr/>
         <w:t xml:space="preserve"> (1560–1609).</w:t>
       </w:r>
     </w:p>
     <w:p>
-      <w:r>
-        <w:rPr>
-          <w:rFonts w:ascii="Arial" w:hAnsi="Arial" w:cs="Arial"/>
+      <w:pPr>
+        <w:pStyle w:val="Normal"/>
+        <w:rPr/>
+      </w:pPr>
+      <w:r>
+        <w:rPr>
+          <w:rFonts w:cs="Arial" w:ascii="Arial" w:hAnsi="Arial"/>
         </w:rPr>
         <w:t>​</w:t>
       </w:r>
       <w:r>
+        <w:rPr/>
         <w:t>La loro opera e la loro filosofia artistica sono considerate il fondamento della pittura Barocca, in quanto proposero una "riforma" stilistica che superò l'artificiosità del Manierismo per ritornare a un naturalismo vigoroso e a una ripresa dei grandi modelli classici rinascimentali (come Raffaello e Tiziano).</w:t>
       </w:r>
     </w:p>
     <w:p>
       <w:pPr>
-        <w:rPr>
-          <w:b/>
-          <w:bCs/>
-        </w:rPr>
-      </w:pPr>
-      <w:r>
-        <w:rPr>
-          <w:rFonts w:ascii="Arial" w:hAnsi="Arial" w:cs="Arial"/>
+        <w:pStyle w:val="Normal"/>
+        <w:rPr>
+          <w:b/>
+          <w:bCs/>
+        </w:rPr>
+      </w:pPr>
+      <w:r>
+        <w:rPr>
+          <w:rFonts w:cs="Arial" w:ascii="Arial" w:hAnsi="Arial"/>
           <w:b/>
           <w:bCs/>
         </w:rPr>
@@ -1318,13 +1718,18 @@
       </w:r>
     </w:p>
     <w:p>
-      <w:r>
-        <w:rPr>
-          <w:rFonts w:ascii="Arial" w:hAnsi="Arial" w:cs="Arial"/>
+      <w:pPr>
+        <w:pStyle w:val="Normal"/>
+        <w:rPr/>
+      </w:pPr>
+      <w:r>
+        <w:rPr>
+          <w:rFonts w:cs="Arial" w:ascii="Arial" w:hAnsi="Arial"/>
         </w:rPr>
         <w:t>​</w:t>
       </w:r>
       <w:r>
+        <w:rPr/>
         <w:t xml:space="preserve">Il contributo più rivoluzionario dei Carracci fu la fondazione a Bologna, intorno al 1582, di una scuola privata che prese il nome di </w:t>
       </w:r>
       <w:r>
@@ -1335,6 +1740,7 @@
         <w:t>Accademia dei Desiderosi</w:t>
       </w:r>
       <w:r>
+        <w:rPr/>
         <w:t xml:space="preserve">, poi ribattezzata </w:t>
       </w:r>
       <w:r>
@@ -1345,32 +1751,39 @@
         <w:t>Accademia degli Incamminati</w:t>
       </w:r>
       <w:r>
+        <w:rPr/>
         <w:t xml:space="preserve"> (cioè, "coloro che sono sulla giusta via dell'arte").</w:t>
       </w:r>
     </w:p>
     <w:p>
-      <w:r>
-        <w:rPr>
-          <w:rFonts w:ascii="Arial" w:hAnsi="Arial" w:cs="Arial"/>
+      <w:pPr>
+        <w:pStyle w:val="Normal"/>
+        <w:rPr/>
+      </w:pPr>
+      <w:r>
+        <w:rPr>
+          <w:rFonts w:cs="Arial" w:ascii="Arial" w:hAnsi="Arial"/>
         </w:rPr>
         <w:t>​</w:t>
       </w:r>
       <w:r>
+        <w:rPr/>
         <w:t>Questa accademia è considerata la prima istituzione d'arte moderna in Italia per diversi motivi:</w:t>
       </w:r>
     </w:p>
     <w:p>
       <w:pPr>
+        <w:pStyle w:val="Normal"/>
         <w:numPr>
           <w:ilvl w:val="0"/>
           <w:numId w:val="7"/>
         </w:numPr>
-      </w:pPr>
-      <w:r>
-        <w:rPr>
-          <w:rFonts w:ascii="Arial" w:hAnsi="Arial" w:cs="Arial"/>
-        </w:rPr>
-        <w:lastRenderedPageBreak/>
+        <w:rPr/>
+      </w:pPr>
+      <w:r>
+        <w:rPr>
+          <w:rFonts w:cs="Arial" w:ascii="Arial" w:hAnsi="Arial"/>
+        </w:rPr>
         <w:t>​</w:t>
       </w:r>
       <w:r>
@@ -1381,19 +1794,22 @@
         <w:t>Studio del Vero:</w:t>
       </w:r>
       <w:r>
+        <w:rPr/>
         <w:t xml:space="preserve"> Incoraggiava lo studio diretto della natura e del corpo umano (il "Disegno dal vero"), rompendo con la pratica manierista di copiare solo i modelli dei maestri precedenti.</w:t>
       </w:r>
     </w:p>
     <w:p>
       <w:pPr>
+        <w:pStyle w:val="Normal"/>
         <w:numPr>
           <w:ilvl w:val="0"/>
           <w:numId w:val="7"/>
         </w:numPr>
-      </w:pPr>
-      <w:r>
-        <w:rPr>
-          <w:rFonts w:ascii="Arial" w:hAnsi="Arial" w:cs="Arial"/>
+        <w:rPr/>
+      </w:pPr>
+      <w:r>
+        <w:rPr>
+          <w:rFonts w:cs="Arial" w:ascii="Arial" w:hAnsi="Arial"/>
         </w:rPr>
         <w:t>​</w:t>
       </w:r>
@@ -1405,19 +1821,22 @@
         <w:t>Formazione Completa:</w:t>
       </w:r>
       <w:r>
+        <w:rPr/>
         <w:t xml:space="preserve"> Oltre al disegno e alla pittura, l'Accademia offriva lezioni di anatomia, geometria, prospettiva e letteratura, elevando l'artista dalla figura di mero artigiano a intellettuale completo.</w:t>
       </w:r>
     </w:p>
     <w:p>
       <w:pPr>
+        <w:pStyle w:val="Normal"/>
         <w:numPr>
           <w:ilvl w:val="0"/>
           <w:numId w:val="7"/>
         </w:numPr>
-      </w:pPr>
-      <w:r>
-        <w:rPr>
-          <w:rFonts w:ascii="Arial" w:hAnsi="Arial" w:cs="Arial"/>
+        <w:rPr/>
+      </w:pPr>
+      <w:r>
+        <w:rPr>
+          <w:rFonts w:cs="Arial" w:ascii="Arial" w:hAnsi="Arial"/>
         </w:rPr>
         <w:t>​</w:t>
       </w:r>
@@ -1429,6 +1848,7 @@
         <w:t>Sintesi Stilistica:</w:t>
       </w:r>
       <w:r>
+        <w:rPr/>
         <w:t xml:space="preserve"> I Carracci insegnavano a combinare il </w:t>
       </w:r>
       <w:r>
@@ -1439,6 +1859,7 @@
         <w:t>Disegno</w:t>
       </w:r>
       <w:r>
+        <w:rPr/>
         <w:t xml:space="preserve"> rigoroso della tradizione tosco-romana (Michelangelo, Raffaello) con il </w:t>
       </w:r>
       <w:r>
@@ -1449,19 +1870,21 @@
         <w:t>Colore</w:t>
       </w:r>
       <w:r>
+        <w:rPr/>
         <w:t xml:space="preserve"> e l'uso della luce propri della scuola veneta (Tiziano, Correggio).</w:t>
       </w:r>
     </w:p>
     <w:p>
       <w:pPr>
-        <w:rPr>
-          <w:b/>
-          <w:bCs/>
-        </w:rPr>
-      </w:pPr>
-      <w:r>
-        <w:rPr>
-          <w:rFonts w:ascii="Arial" w:hAnsi="Arial" w:cs="Arial"/>
+        <w:pStyle w:val="Normal"/>
+        <w:rPr>
+          <w:b/>
+          <w:bCs/>
+        </w:rPr>
+      </w:pPr>
+      <w:r>
+        <w:rPr>
+          <w:rFonts w:cs="Arial" w:ascii="Arial" w:hAnsi="Arial"/>
           <w:b/>
           <w:bCs/>
         </w:rPr>
@@ -1476,26 +1899,32 @@
       </w:r>
     </w:p>
     <w:p>
-      <w:r>
-        <w:rPr>
-          <w:rFonts w:ascii="Arial" w:hAnsi="Arial" w:cs="Arial"/>
+      <w:pPr>
+        <w:pStyle w:val="Normal"/>
+        <w:rPr/>
+      </w:pPr>
+      <w:r>
+        <w:rPr>
+          <w:rFonts w:cs="Arial" w:ascii="Arial" w:hAnsi="Arial"/>
         </w:rPr>
         <w:t>​</w:t>
       </w:r>
       <w:r>
+        <w:rPr/>
         <w:t>I tre Carracci lavorarono a stretto contatto per molti anni, rendendo spesso difficile distinguere le mani individuali nei cicli di affreschi giovanili a Bologna:</w:t>
       </w:r>
     </w:p>
     <w:p>
       <w:pPr>
-        <w:rPr>
-          <w:b/>
-          <w:bCs/>
-        </w:rPr>
-      </w:pPr>
-      <w:r>
-        <w:rPr>
-          <w:rFonts w:ascii="Arial" w:hAnsi="Arial" w:cs="Arial"/>
+        <w:pStyle w:val="Normal"/>
+        <w:rPr>
+          <w:b/>
+          <w:bCs/>
+        </w:rPr>
+      </w:pPr>
+      <w:r>
+        <w:rPr>
+          <w:rFonts w:cs="Arial" w:ascii="Arial" w:hAnsi="Arial"/>
           <w:b/>
           <w:bCs/>
         </w:rPr>
@@ -1511,14 +1940,16 @@
     </w:p>
     <w:p>
       <w:pPr>
+        <w:pStyle w:val="Normal"/>
         <w:numPr>
           <w:ilvl w:val="0"/>
           <w:numId w:val="8"/>
         </w:numPr>
-      </w:pPr>
-      <w:r>
-        <w:rPr>
-          <w:rFonts w:ascii="Arial" w:hAnsi="Arial" w:cs="Arial"/>
+        <w:rPr/>
+      </w:pPr>
+      <w:r>
+        <w:rPr>
+          <w:rFonts w:cs="Arial" w:ascii="Arial" w:hAnsi="Arial"/>
         </w:rPr>
         <w:t>​</w:t>
       </w:r>
@@ -1530,6 +1961,7 @@
         <w:t>Palazzo Fava, Bologna</w:t>
       </w:r>
       <w:r>
+        <w:rPr/>
         <w:t xml:space="preserve"> (1584): Affreschi con le </w:t>
       </w:r>
       <w:r>
@@ -1540,6 +1972,7 @@
         <w:t>Storie di Giasone e Medea</w:t>
       </w:r>
       <w:r>
+        <w:rPr/>
         <w:t xml:space="preserve"> e le </w:t>
       </w:r>
       <w:r>
@@ -1550,19 +1983,22 @@
         <w:t>Storie di Enea</w:t>
       </w:r>
       <w:r>
+        <w:rPr/>
         <w:t>.</w:t>
       </w:r>
     </w:p>
     <w:p>
       <w:pPr>
+        <w:pStyle w:val="Normal"/>
         <w:numPr>
           <w:ilvl w:val="0"/>
           <w:numId w:val="8"/>
         </w:numPr>
-      </w:pPr>
-      <w:r>
-        <w:rPr>
-          <w:rFonts w:ascii="Arial" w:hAnsi="Arial" w:cs="Arial"/>
+        <w:rPr/>
+      </w:pPr>
+      <w:r>
+        <w:rPr>
+          <w:rFonts w:cs="Arial" w:ascii="Arial" w:hAnsi="Arial"/>
         </w:rPr>
         <w:t>​</w:t>
       </w:r>
@@ -1574,6 +2010,7 @@
         <w:t>Palazzo Magnani, Bologna</w:t>
       </w:r>
       <w:r>
+        <w:rPr/>
         <w:t xml:space="preserve"> (1589-1592): Il celebre fregio raffigurante la </w:t>
       </w:r>
       <w:r>
@@ -1584,19 +2021,21 @@
         <w:t>Fondazione di Roma</w:t>
       </w:r>
       <w:r>
+        <w:rPr/>
         <w:t>, un capolavoro di chiarezza narrativa.</w:t>
       </w:r>
     </w:p>
     <w:p>
       <w:pPr>
-        <w:rPr>
-          <w:b/>
-          <w:bCs/>
-        </w:rPr>
-      </w:pPr>
-      <w:r>
-        <w:rPr>
-          <w:rFonts w:ascii="Arial" w:hAnsi="Arial" w:cs="Arial"/>
+        <w:pStyle w:val="Normal"/>
+        <w:rPr>
+          <w:b/>
+          <w:bCs/>
+        </w:rPr>
+      </w:pPr>
+      <w:r>
+        <w:rPr>
+          <w:rFonts w:cs="Arial" w:ascii="Arial" w:hAnsi="Arial"/>
           <w:b/>
           <w:bCs/>
         </w:rPr>
@@ -1611,26 +2050,33 @@
       </w:r>
     </w:p>
     <w:p>
-      <w:r>
-        <w:rPr>
-          <w:rFonts w:ascii="Arial" w:hAnsi="Arial" w:cs="Arial"/>
+      <w:pPr>
+        <w:pStyle w:val="Normal"/>
+        <w:rPr/>
+      </w:pPr>
+      <w:r>
+        <w:rPr>
+          <w:rFonts w:cs="Arial" w:ascii="Arial" w:hAnsi="Arial"/>
         </w:rPr>
         <w:t>​</w:t>
       </w:r>
       <w:r>
+        <w:rPr/>
         <w:t>Nel 1595, Annibale e Agostino furono chiamati a Roma dal Cardinale Odoardo Farnese. Annibale in particolare produsse l'opera che sarebbe diventata il manifesto del classicismo barocco:</w:t>
       </w:r>
     </w:p>
     <w:p>
       <w:pPr>
+        <w:pStyle w:val="Normal"/>
         <w:numPr>
           <w:ilvl w:val="0"/>
           <w:numId w:val="9"/>
         </w:numPr>
-      </w:pPr>
-      <w:r>
-        <w:rPr>
-          <w:rFonts w:ascii="Arial" w:hAnsi="Arial" w:cs="Arial"/>
+        <w:rPr/>
+      </w:pPr>
+      <w:r>
+        <w:rPr>
+          <w:rFonts w:cs="Arial" w:ascii="Arial" w:hAnsi="Arial"/>
         </w:rPr>
         <w:t>​</w:t>
       </w:r>
@@ -1642,15 +2088,8 @@
         <w:t>Galleria Farnese, Roma</w:t>
       </w:r>
       <w:r>
-        <w:t xml:space="preserve"> (1597-1601): Gli affreschi </w:t>
-      </w:r>
-      <w:proofErr w:type="gramStart"/>
-      <w:r>
-        <w:t>raffiguranti</w:t>
-      </w:r>
-      <w:proofErr w:type="gramEnd"/>
-      <w:r>
-        <w:t xml:space="preserve"> </w:t>
+        <w:rPr/>
+        <w:t xml:space="preserve"> (1597-1601): Gli affreschi raffiguranti </w:t>
       </w:r>
       <w:r>
         <w:rPr>
@@ -1660,19 +2099,21 @@
         <w:t>Gli amori degli Dei</w:t>
       </w:r>
       <w:r>
+        <w:rPr/>
         <w:t>. Questo ciclo è considerato un'opera maestra dell'affresco monumentale e fu un punto di riferimento per intere generazioni di artisti successivi, tra cui Lanfranco e Pietro da Cortona.</w:t>
       </w:r>
     </w:p>
     <w:p>
       <w:pPr>
-        <w:rPr>
-          <w:b/>
-          <w:bCs/>
-        </w:rPr>
-      </w:pPr>
-      <w:r>
-        <w:rPr>
-          <w:rFonts w:ascii="Arial" w:hAnsi="Arial" w:cs="Arial"/>
+        <w:pStyle w:val="Normal"/>
+        <w:rPr>
+          <w:b/>
+          <w:bCs/>
+        </w:rPr>
+      </w:pPr>
+      <w:r>
+        <w:rPr>
+          <w:rFonts w:cs="Arial" w:ascii="Arial" w:hAnsi="Arial"/>
           <w:b/>
           <w:bCs/>
         </w:rPr>
@@ -1688,14 +2129,16 @@
     </w:p>
     <w:p>
       <w:pPr>
+        <w:pStyle w:val="Normal"/>
         <w:numPr>
           <w:ilvl w:val="0"/>
           <w:numId w:val="10"/>
         </w:numPr>
-      </w:pPr>
-      <w:r>
-        <w:rPr>
-          <w:rFonts w:ascii="Arial" w:hAnsi="Arial" w:cs="Arial"/>
+        <w:rPr/>
+      </w:pPr>
+      <w:r>
+        <w:rPr>
+          <w:rFonts w:cs="Arial" w:ascii="Arial" w:hAnsi="Arial"/>
         </w:rPr>
         <w:t>​</w:t>
       </w:r>
@@ -1707,6 +2150,7 @@
         <w:t>Annibale Carracci (1560-1609):</w:t>
       </w:r>
       <w:r>
+        <w:rPr/>
         <w:t xml:space="preserve"> Il più dotato e innovatore del trio. Eccelse sia negli affreschi mitologici di grande formato (come a Palazzo Farnese) sia nella pittura di genere (come </w:t>
       </w:r>
       <w:r>
@@ -1717,19 +2161,22 @@
         <w:t>Il Mangiafagioli</w:t>
       </w:r>
       <w:r>
+        <w:rPr/>
         <w:t>), mostrando un realismo e una sensibilità verso la vita quotidiana che anticiparono il lavoro di Caravaggio. È sepolto nel Pantheon accanto a Raffaello.</w:t>
       </w:r>
     </w:p>
     <w:p>
       <w:pPr>
+        <w:pStyle w:val="Normal"/>
         <w:numPr>
           <w:ilvl w:val="0"/>
           <w:numId w:val="10"/>
         </w:numPr>
-      </w:pPr>
-      <w:r>
-        <w:rPr>
-          <w:rFonts w:ascii="Arial" w:hAnsi="Arial" w:cs="Arial"/>
+        <w:rPr/>
+      </w:pPr>
+      <w:r>
+        <w:rPr>
+          <w:rFonts w:cs="Arial" w:ascii="Arial" w:hAnsi="Arial"/>
         </w:rPr>
         <w:t>​</w:t>
       </w:r>
@@ -1741,21 +2188,23 @@
         <w:t>Ludovico Carracci (1555-1619):</w:t>
       </w:r>
       <w:r>
+        <w:rPr/>
         <w:t xml:space="preserve"> Il più anziano e il leader intellettuale e teorico del gruppo. Rimase prevalentemente a Bologna, concentrandosi soprattutto su opere religiose della Controriforma, caratterizzate da profonda devozione e intensità emotiva.</w:t>
       </w:r>
     </w:p>
     <w:p>
       <w:pPr>
+        <w:pStyle w:val="Normal"/>
         <w:numPr>
           <w:ilvl w:val="0"/>
           <w:numId w:val="10"/>
         </w:numPr>
-      </w:pPr>
-      <w:r>
-        <w:rPr>
-          <w:rFonts w:ascii="Arial" w:hAnsi="Arial" w:cs="Arial"/>
-        </w:rPr>
-        <w:lastRenderedPageBreak/>
+        <w:rPr/>
+      </w:pPr>
+      <w:r>
+        <w:rPr>
+          <w:rFonts w:cs="Arial" w:ascii="Arial" w:hAnsi="Arial"/>
+        </w:rPr>
         <w:t>​</w:t>
       </w:r>
       <w:r>
@@ -1766,25 +2215,31 @@
         <w:t>Agostino Carracci (1557-1602):</w:t>
       </w:r>
       <w:r>
+        <w:rPr/>
         <w:t xml:space="preserve"> Un artista versatile, noto anche come incisore e teorico. Collaborò attivamente con il fratello e il cugino, contribuendo in modo significativo alle decorazioni bolognesi e romane.</w:t>
       </w:r>
     </w:p>
     <w:p>
-      <w:r>
+      <w:pPr>
+        <w:pStyle w:val="Normal"/>
+        <w:rPr/>
+      </w:pPr>
+      <w:r>
+        <w:rPr/>
         <w:br/>
-      </w:r>
-      <w:r>
         <w:br/>
-      </w:r>
-      <w:r>
         <w:br/>
       </w:r>
     </w:p>
     <w:p>
-      <w:r>
+      <w:pPr>
+        <w:pStyle w:val="Normal"/>
+        <w:rPr/>
+      </w:pPr>
+      <w:r>
+        <w:rPr/>
         <w:t xml:space="preserve">Questa casa già nel 1563 era di proprietà di Giovanni Maria Carracci che, proveniente da Cremona, aveva aperto a Bologna una bottega da </w:t>
       </w:r>
-      <w:proofErr w:type="spellStart"/>
       <w:r>
         <w:rPr>
           <w:b/>
@@ -1794,70 +2249,94 @@
         </w:rPr>
         <w:t>beccaro</w:t>
       </w:r>
-      <w:proofErr w:type="spellEnd"/>
-      <w:r>
+      <w:r>
+        <w:rPr/>
         <w:t>.</w:t>
       </w:r>
     </w:p>
     <w:p>
-      <w:r>
+      <w:pPr>
+        <w:pStyle w:val="Normal"/>
+        <w:rPr/>
+      </w:pPr>
+      <w:r>
+        <w:rPr/>
         <w:t>Il Carracci fu il capostipite dell'omonima famiglia dalla quale derivarono le due generazioni di pittori, che per oltre mezzo secolo avrebbero abitato e aperto bottega proprio in questo stabile.</w:t>
       </w:r>
     </w:p>
     <w:p>
-      <w:r>
+      <w:pPr>
+        <w:pStyle w:val="Normal"/>
+        <w:rPr/>
+      </w:pPr>
+      <w:r>
+        <w:rPr/>
         <w:t>Il legame affettivo che i Carracci ebbero per questa loro casa è dimostrato dal fatto che, anche quando la celebrità li portò a lavorare altrove, questo luogo rimase un riferimento al quale fare sempre ritorno.</w:t>
       </w:r>
     </w:p>
     <w:p>
-      <w:r>
+      <w:pPr>
+        <w:pStyle w:val="Normal"/>
+        <w:rPr/>
+      </w:pPr>
+      <w:r>
+        <w:rPr/>
         <w:t>Il 14 dicembre 1619, in questo palazzo dove era nato e che apparteneva ancora a Paolo Carracci, figlio di Vincenzo, anche lui noto come pittore, morì Ludovico, l'artista più celebre della famiglia le cui spoglie furono poi inumate nella chiesa di S. Maria Maggiore di Galliera</w:t>
       </w:r>
     </w:p>
     <w:p>
-      <w:r>
-        <w:t xml:space="preserve">La fabbrica, nei secoli, subì pesanti rimaneggiamenti e, solo di recente, è stata interessata da una ristrutturazione che ha cancellato tutti i danni subiti con la </w:t>
-      </w:r>
-      <w:proofErr w:type="gramStart"/>
-      <w:r>
-        <w:t>guerra</w:t>
-      </w:r>
-      <w:proofErr w:type="gramEnd"/>
-      <w:r>
-        <w:t xml:space="preserve"> Con questi lavori, nel fabbricato, sono state riportate alla luce tracce preziose del suo passato.</w:t>
-      </w:r>
-    </w:p>
-    <w:p>
-      <w:r>
+      <w:pPr>
+        <w:pStyle w:val="Normal"/>
+        <w:rPr/>
+      </w:pPr>
+      <w:r>
+        <w:rPr/>
+        <w:t>La fabbrica, nei secoli, subì pesanti rimaneggiamenti e, solo di recente, è stata interessata da una ristrutturazione che ha cancellato tutti i danni subiti con la guerra Con questi lavori, nel fabbricato, sono state riportate alla luce tracce preziose del suo passato.</w:t>
+      </w:r>
+    </w:p>
+    <w:p>
+      <w:pPr>
+        <w:pStyle w:val="Normal"/>
+        <w:rPr/>
+      </w:pPr>
+      <w:r>
+        <w:rPr/>
         <w:t>Il portale ha una ghiera strombata e la sua ampiezza, per le caratteristiche della strada, è tuttora inconsueta. </w:t>
       </w:r>
     </w:p>
     <w:p>
-      <w:r>
+      <w:pPr>
+        <w:pStyle w:val="Normal"/>
+        <w:rPr/>
+      </w:pPr>
+      <w:r>
+        <w:rPr/>
         <w:t>La porta, a due ante, è costruita in essenza forte. E opera di buona ebanisteria e in origine aveva un portoncino pedonale che oggi è stato fissato e mimetizzato con modanature. Le maniglie sono in ottone lucido.</w:t>
       </w:r>
     </w:p>
     <w:p>
-      <w:r>
+      <w:pPr>
+        <w:pStyle w:val="Normal"/>
+        <w:rPr/>
+      </w:pPr>
+      <w:r>
+        <w:rPr/>
         <w:br/>
-      </w:r>
-      <w:r>
         <w:br/>
-      </w:r>
-      <w:r>
         <w:br/>
       </w:r>
     </w:p>
     <w:p>
       <w:pPr>
-        <w:rPr>
-          <w:b/>
-          <w:bCs/>
-        </w:rPr>
-      </w:pPr>
-      <w:r>
-        <w:rPr>
-          <w:rFonts w:ascii="Segoe UI Emoji" w:hAnsi="Segoe UI Emoji" w:cs="Segoe UI Emoji"/>
+        <w:pStyle w:val="Normal"/>
+        <w:rPr>
+          <w:b/>
+          <w:bCs/>
+        </w:rPr>
+      </w:pPr>
+      <w:r>
+        <w:rPr>
+          <w:rFonts w:cs="Segoe UI Emoji" w:ascii="Segoe UI Emoji" w:hAnsi="Segoe UI Emoji"/>
           <w:b/>
           <w:bCs/>
         </w:rPr>
@@ -1868,11 +2347,23 @@
           <w:b/>
           <w:bCs/>
         </w:rPr>
-        <w:t xml:space="preserve"> Significato di "Beccaro"</w:t>
-      </w:r>
-    </w:p>
-    <w:p>
-      <w:r>
+        <w:t xml:space="preserve"> </w:t>
+      </w:r>
+      <w:r>
+        <w:rPr>
+          <w:b/>
+          <w:bCs/>
+        </w:rPr>
+        <w:t>Significato di "Beccaro"</w:t>
+      </w:r>
+    </w:p>
+    <w:p>
+      <w:pPr>
+        <w:pStyle w:val="Normal"/>
+        <w:rPr/>
+      </w:pPr>
+      <w:r>
+        <w:rPr/>
         <w:t xml:space="preserve">"Beccaro" è un termine di origine antica e dialettale (soprattutto </w:t>
       </w:r>
       <w:r>
@@ -1883,6 +2374,7 @@
         <w:t>lombardo</w:t>
       </w:r>
       <w:r>
+        <w:rPr/>
         <w:t xml:space="preserve"> e del </w:t>
       </w:r>
       <w:r>
@@ -1893,15 +2385,18 @@
         <w:t>Nord Italia</w:t>
       </w:r>
       <w:r>
+        <w:rPr/>
         <w:t>) che significa:</w:t>
       </w:r>
     </w:p>
     <w:p>
       <w:pPr>
+        <w:pStyle w:val="Normal"/>
         <w:numPr>
           <w:ilvl w:val="0"/>
           <w:numId w:val="11"/>
         </w:numPr>
+        <w:rPr/>
       </w:pPr>
       <w:r>
         <w:rPr>
@@ -1911,50 +2406,111 @@
         <w:t>Macellaio</w:t>
       </w:r>
       <w:r>
+        <w:rPr/>
         <w:t xml:space="preserve"> (il significato più comune).</w:t>
       </w:r>
     </w:p>
     <w:p>
       <w:pPr>
+        <w:pStyle w:val="Normal"/>
         <w:numPr>
           <w:ilvl w:val="0"/>
           <w:numId w:val="11"/>
         </w:numPr>
-      </w:pPr>
-      <w:r>
-        <w:rPr>
-          <w:b/>
-          <w:bCs/>
-        </w:rPr>
-        <w:lastRenderedPageBreak/>
+        <w:rPr/>
+      </w:pPr>
+      <w:r>
+        <w:rPr>
+          <w:b/>
+          <w:bCs/>
+        </w:rPr>
         <w:t>Beccaio</w:t>
       </w:r>
       <w:r>
+        <w:rPr/>
         <w:t xml:space="preserve"> (sinonimo di macellaio, anche se a volte indicava l'allevatore di bestiame destinato al macello).</w:t>
       </w:r>
     </w:p>
     <w:p>
-      <w:r>
+      <w:pPr>
+        <w:pStyle w:val="Normal"/>
+        <w:rPr/>
+      </w:pPr>
+      <w:r>
+        <w:rPr/>
         <w:t>In sintesi, indicava la persona che per mestiere macellava gli animali o vendeva la carne.</w:t>
       </w:r>
     </w:p>
     <w:p>
-      <w:r>
-        <w:pict w14:anchorId="5D3E27E1">
-          <v:rect id="_x0000_i1028" style="width:0;height:1.5pt" o:hralign="center" o:hrstd="t" o:hr="t" fillcolor="#a0a0a0" stroked="f"/>
-        </w:pict>
-      </w:r>
-    </w:p>
-    <w:p>
-      <w:pPr>
-        <w:rPr>
-          <w:b/>
-          <w:bCs/>
-        </w:rPr>
-      </w:pPr>
-      <w:r>
-        <w:rPr>
-          <w:rFonts w:ascii="Segoe UI Emoji" w:hAnsi="Segoe UI Emoji" w:cs="Segoe UI Emoji"/>
+      <w:pPr>
+        <w:pStyle w:val="Normal"/>
+        <w:rPr/>
+      </w:pPr>
+      <w:r>
+        <w:rPr/>
+        <mc:AlternateContent>
+          <mc:Choice Requires="wps">
+            <w:drawing>
+              <wp:inline distT="0" distB="0" distL="0" distR="0">
+                <wp:extent cx="6120130" cy="19050"/>
+                <wp:effectExtent l="0" t="0" r="0" b="0"/>
+                <wp:docPr id="9" name=""/>
+                <a:graphic xmlns:a="http://schemas.openxmlformats.org/drawingml/2006/main">
+                  <a:graphicData uri="http://schemas.microsoft.com/office/word/2010/wordprocessingShape">
+                    <wps:wsp>
+                      <wps:cNvSpPr/>
+                      <wps:nvSpPr>
+                        <wps:cNvPr id="10" name=""/>
+                        <wps:cNvSpPr/>
+                      </wps:nvSpPr>
+                      <wps:spPr>
+                        <a:xfrm>
+                          <a:off x="0" y="0"/>
+                          <a:ext cx="6120000" cy="19080"/>
+                        </a:xfrm>
+                        <a:prstGeom prst="rect">
+                          <a:avLst/>
+                        </a:prstGeom>
+                        <a:solidFill>
+                          <a:srgbClr val="a0a0a0"/>
+                        </a:solidFill>
+                        <a:ln w="0">
+                          <a:noFill/>
+                        </a:ln>
+                      </wps:spPr>
+                      <wps:bodyPr/>
+                    </wps:wsp>
+                  </a:graphicData>
+                </a:graphic>
+                <wp14:sizeRelH relativeFrom="page">
+                  <wp14:pctWidth>100000</wp14:pctWidth>
+                </wp14:sizeRelH>
+              </wp:inline>
+            </w:drawing>
+          </mc:Choice>
+          <mc:Fallback>
+            <w:pict>
+              <v:rect id="shape_0" fillcolor="#a0a0a0" stroked="f" o:allowincell="f" style="position:absolute;margin-left:0pt;margin-top:-1.55pt;width:481.85pt;height:1.45pt;mso-wrap-style:none;v-text-anchor:middle;mso-position-horizontal:center;mso-position-vertical:top">
+                <v:fill o:detectmouseclick="t" type="solid" color2="#5f5f5f"/>
+                <v:stroke color="#3465a4" joinstyle="round" endcap="flat"/>
+                <w10:wrap type="topAndBottom"/>
+              </v:rect>
+            </w:pict>
+          </mc:Fallback>
+        </mc:AlternateContent>
+      </w:r>
+    </w:p>
+    <w:p>
+      <w:pPr>
+        <w:pStyle w:val="Normal"/>
+        <w:rPr>
+          <w:b/>
+          <w:bCs/>
+        </w:rPr>
+      </w:pPr>
+      <w:r>
+        <w:rPr>
+          <w:rFonts w:cs="Segoe UI Emoji" w:ascii="Segoe UI Emoji" w:hAnsi="Segoe UI Emoji"/>
           <w:b/>
           <w:bCs/>
         </w:rPr>
@@ -1965,20 +2521,24 @@
           <w:b/>
           <w:bCs/>
         </w:rPr>
-        <w:t xml:space="preserve"> Origine ed Etimologia</w:t>
-      </w:r>
-    </w:p>
-    <w:p>
-      <w:r>
-        <w:t>L'origine della parola "</w:t>
-      </w:r>
-      <w:proofErr w:type="spellStart"/>
-      <w:r>
-        <w:t>beccaro</w:t>
-      </w:r>
-      <w:proofErr w:type="spellEnd"/>
-      <w:r>
-        <w:t xml:space="preserve">" è di tipo </w:t>
+        <w:t xml:space="preserve"> </w:t>
+      </w:r>
+      <w:r>
+        <w:rPr>
+          <w:b/>
+          <w:bCs/>
+        </w:rPr>
+        <w:t>Origine ed Etimologia</w:t>
+      </w:r>
+    </w:p>
+    <w:p>
+      <w:pPr>
+        <w:pStyle w:val="Normal"/>
+        <w:rPr/>
+      </w:pPr>
+      <w:r>
+        <w:rPr/>
+        <w:t xml:space="preserve">L'origine della parola "beccaro" è di tipo </w:t>
       </w:r>
       <w:r>
         <w:rPr>
@@ -1988,17 +2548,21 @@
         <w:t>professionale</w:t>
       </w:r>
       <w:r>
+        <w:rPr/>
         <w:t xml:space="preserve"> ed è legata al mestiere sopra descritto.</w:t>
       </w:r>
     </w:p>
     <w:p>
       <w:pPr>
+        <w:pStyle w:val="Normal"/>
         <w:numPr>
           <w:ilvl w:val="0"/>
           <w:numId w:val="12"/>
         </w:numPr>
-      </w:pPr>
-      <w:r>
+        <w:rPr/>
+      </w:pPr>
+      <w:r>
+        <w:rPr/>
         <w:t xml:space="preserve">Deriva dalla parola </w:t>
       </w:r>
       <w:r>
@@ -2009,9 +2573,9 @@
         <w:t>"becco"</w:t>
       </w:r>
       <w:r>
+        <w:rPr/>
         <w:t xml:space="preserve"> che, in latino (</w:t>
       </w:r>
-      <w:proofErr w:type="spellStart"/>
       <w:r>
         <w:rPr>
           <w:i/>
@@ -2019,8 +2583,8 @@
         </w:rPr>
         <w:t>beccus</w:t>
       </w:r>
-      <w:proofErr w:type="spellEnd"/>
-      <w:r>
+      <w:r>
+        <w:rPr/>
         <w:t xml:space="preserve">), può significare "becco" (dell'uccello), ma nel contesto del macellaio si riferisce al </w:t>
       </w:r>
       <w:r>
@@ -2031,17 +2595,21 @@
         <w:t>maschio della capra</w:t>
       </w:r>
       <w:r>
+        <w:rPr/>
         <w:t xml:space="preserve"> o, più in generale, al bestiame.</w:t>
       </w:r>
     </w:p>
     <w:p>
       <w:pPr>
+        <w:pStyle w:val="Normal"/>
         <w:numPr>
           <w:ilvl w:val="0"/>
           <w:numId w:val="12"/>
         </w:numPr>
-      </w:pPr>
-      <w:r>
+        <w:rPr/>
+      </w:pPr>
+      <w:r>
+        <w:rPr/>
         <w:t xml:space="preserve">Una delle ipotesi più accreditate è che il termine sia collegato alla carne di </w:t>
       </w:r>
       <w:r>
@@ -2052,17 +2620,21 @@
         <w:t>capretto</w:t>
       </w:r>
       <w:r>
+        <w:rPr/>
         <w:t xml:space="preserve"> (becco) o di animali da cortile, che era molto diffusa nel Medioevo.</w:t>
       </w:r>
     </w:p>
     <w:p>
       <w:pPr>
+        <w:pStyle w:val="Normal"/>
         <w:numPr>
           <w:ilvl w:val="0"/>
           <w:numId w:val="12"/>
         </w:numPr>
-      </w:pPr>
-      <w:r>
+        <w:rPr/>
+      </w:pPr>
+      <w:r>
+        <w:rPr/>
         <w:t xml:space="preserve">La forma </w:t>
       </w:r>
       <w:r>
@@ -2070,25 +2642,10 @@
           <w:b/>
           <w:bCs/>
         </w:rPr>
-        <w:t>"</w:t>
-      </w:r>
-      <w:proofErr w:type="spellStart"/>
-      <w:r>
-        <w:rPr>
-          <w:b/>
-          <w:bCs/>
-        </w:rPr>
-        <w:t>beccaro</w:t>
-      </w:r>
-      <w:proofErr w:type="spellEnd"/>
-      <w:r>
-        <w:rPr>
-          <w:b/>
-          <w:bCs/>
-        </w:rPr>
-        <w:t>"</w:t>
-      </w:r>
-      <w:r>
+        <w:t>"beccaro"</w:t>
+      </w:r>
+      <w:r>
+        <w:rPr/>
         <w:t xml:space="preserve"> è considerata l'antenata o la forma dialettale (antica o regionale) del moderno </w:t>
       </w:r>
       <w:r>
@@ -2099,11 +2656,17 @@
         <w:t>"beccaio"</w:t>
       </w:r>
       <w:r>
+        <w:rPr/>
         <w:t xml:space="preserve"> in italiano.</w:t>
       </w:r>
     </w:p>
     <w:p>
-      <w:r>
+      <w:pPr>
+        <w:pStyle w:val="Normal"/>
+        <w:rPr/>
+      </w:pPr>
+      <w:r>
+        <w:rPr/>
         <w:t xml:space="preserve">Questo termine, come molti nomi di mestieri medievali, è all'origine di numerosi cognomi italiani come </w:t>
       </w:r>
       <w:r>
@@ -2114,6 +2677,7 @@
         <w:t>Beccari</w:t>
       </w:r>
       <w:r>
+        <w:rPr/>
         <w:t xml:space="preserve">, </w:t>
       </w:r>
       <w:r>
@@ -2124,6 +2688,7 @@
         <w:t>Beccaro</w:t>
       </w:r>
       <w:r>
+        <w:rPr/>
         <w:t xml:space="preserve"> e l'illustre </w:t>
       </w:r>
       <w:r>
@@ -2134,6 +2699,7 @@
         <w:t>Beccaria</w:t>
       </w:r>
       <w:r>
+        <w:rPr/>
         <w:t xml:space="preserve"> (ad esempio, Cesare Beccaria, l'autore di </w:t>
       </w:r>
       <w:r>
@@ -2144,26 +2710,39 @@
         <w:t>Dei delitti e delle pene</w:t>
       </w:r>
       <w:r>
+        <w:rPr/>
         <w:t>).</w:t>
       </w:r>
     </w:p>
-    <w:p/>
+    <w:p>
+      <w:pPr>
+        <w:pStyle w:val="Normal"/>
+        <w:widowControl/>
+        <w:bidi w:val="0"/>
+        <w:spacing w:lineRule="auto" w:line="278" w:before="0" w:after="160"/>
+        <w:jc w:val="left"/>
+        <w:rPr/>
+      </w:pPr>
+      <w:r>
+        <w:rPr/>
+      </w:r>
+    </w:p>
     <w:sectPr>
+      <w:type w:val="nextPage"/>
       <w:pgSz w:w="11906" w:h="16838"/>
-      <w:pgMar w:top="1417" w:right="1134" w:bottom="1134" w:left="1134" w:header="708" w:footer="708" w:gutter="0"/>
-      <w:cols w:space="708"/>
-      <w:docGrid w:linePitch="360"/>
+      <w:pgMar w:left="1134" w:right="1134" w:gutter="0" w:header="0" w:top="1417" w:footer="0" w:bottom="1134"/>
+      <w:pgNumType w:fmt="decimal"/>
+      <w:formProt w:val="false"/>
+      <w:textDirection w:val="lrTb"/>
+      <w:docGrid w:type="default" w:linePitch="360" w:charSpace="0"/>
     </w:sectPr>
   </w:body>
 </w:document>
 </file>
 
 <file path=word/numbering.xml><?xml version="1.0" encoding="utf-8"?>
-<w:numbering xmlns:wpc="http://schemas.microsoft.com/office/word/2010/wordprocessingCanvas" xmlns:cx="http://schemas.microsoft.com/office/drawing/2014/chartex" xmlns:cx1="http://schemas.microsoft.com/office/drawing/2015/9/8/chartex" xmlns:cx2="http://schemas.microsoft.com/office/drawing/2015/10/21/chartex" xmlns:cx3="http://schemas.microsoft.com/office/drawing/2016/5/9/chartex" xmlns:cx4="http://schemas.microsoft.com/office/drawing/2016/5/10/chartex" xmlns:cx5="http://schemas.microsoft.com/office/drawing/2016/5/11/chartex" xmlns:cx6="http://schemas.microsoft.com/office/drawing/2016/5/12/chartex" xmlns:cx7="http://schemas.microsoft.com/office/drawing/2016/5/13/chartex" xmlns:cx8="http://schemas.microsoft.com/office/drawing/2016/5/14/chartex" xmlns:mc="http://schemas.openxmlformats.org/markup-compatibility/2006" xmlns:aink="http://schemas.microsoft.com/office/drawing/2016/ink" xmlns:am3d="http://schemas.microsoft.com/office/drawing/2017/model3d" xmlns:o="urn:schemas-microsoft-com:office:office" xmlns:oel="http://schemas.microsoft.com/office/2019/extlst" xmlns:r="http://schemas.openxmlformats.org/officeDocument/2006/relationships" xmlns:m="http://schemas.openxmlformats.org/officeDocument/2006/math" xmlns:v="urn:schemas-microsoft-com:vml" xmlns:wp14="http://schemas.microsoft.com/office/word/2010/wordprocessingDrawing" xmlns:wp="http://schemas.openxmlformats.org/drawingml/2006/wordprocessingDrawing" xmlns:w10="urn:schemas-microsoft-com:office:word" xmlns:w="http://schemas.openxmlformats.org/wordprocessingml/2006/main" xmlns:w14="http://schemas.microsoft.com/office/word/2010/wordml" xmlns:w15="http://schemas.microsoft.com/office/word/2012/wordml" xmlns:w16cex="http://schemas.microsoft.com/office/word/2018/wordml/cex" xmlns:w16cid="http://schemas.microsoft.com/office/word/2016/wordml/cid" xmlns:w16="http://schemas.microsoft.com/office/word/2018/wordml" xmlns:w16du="http://schemas.microsoft.com/office/word/2023/wordml/word16du" xmlns:w16sdtdh="http://schemas.microsoft.com/office/word/2020/wordml/sdtdatahash" xmlns:w16sdtfl="http://schemas.microsoft.com/office/word/2024/wordml/sdtformatlock" xmlns:w16se="http://schemas.microsoft.com/office/word/2015/wordml/symex" xmlns:wpg="http://schemas.microsoft.com/office/word/2010/wordprocessingGroup" xmlns:wpi="http://schemas.microsoft.com/office/word/2010/wordprocessingInk" xmlns:wne="http://schemas.microsoft.com/office/word/2006/wordml" xmlns:wps="http://schemas.microsoft.com/office/word/2010/wordprocessingShape" mc:Ignorable="w14 w15 w16se w16cid w16 w16cex w16sdtdh w16sdtfl w16du wp14">
-  <w:abstractNum w:abstractNumId="0" w15:restartNumberingAfterBreak="0">
-    <w:nsid w:val="05F54410"/>
-    <w:multiLevelType w:val="multilevel"/>
-    <w:tmpl w:val="A48C2EC4"/>
+<w:numbering xmlns:w="http://schemas.openxmlformats.org/wordprocessingml/2006/main" xmlns:o="urn:schemas-microsoft-com:office:office" xmlns:r="http://schemas.openxmlformats.org/officeDocument/2006/relationships" xmlns:v="urn:schemas-microsoft-com:vml" xmlns:mc="http://schemas.openxmlformats.org/markup-compatibility/2006" xmlns:w14="http://schemas.microsoft.com/office/word/2010/wordml" mc:Ignorable="w14">
+  <w:abstractNum w:abstractNumId="1">
     <w:lvl w:ilvl="0">
       <w:start w:val="1"/>
       <w:numFmt w:val="bullet"/>
@@ -2176,11 +2755,11 @@
         <w:ind w:left="720" w:hanging="360"/>
       </w:pPr>
       <w:rPr>
-        <w:rFonts w:ascii="Symbol" w:hAnsi="Symbol" w:hint="default"/>
-        <w:sz w:val="20"/>
-      </w:rPr>
-    </w:lvl>
-    <w:lvl w:ilvl="1" w:tentative="1">
+        <w:rFonts w:ascii="Symbol" w:hAnsi="Symbol" w:cs="Symbol" w:hint="default"/>
+        <w:sz w:val="20"/>
+      </w:rPr>
+    </w:lvl>
+    <w:lvl w:ilvl="1">
       <w:start w:val="1"/>
       <w:numFmt w:val="bullet"/>
       <w:lvlText w:val="o"/>
@@ -2192,11 +2771,11 @@
         <w:ind w:left="1440" w:hanging="360"/>
       </w:pPr>
       <w:rPr>
-        <w:rFonts w:ascii="Courier New" w:hAnsi="Courier New" w:hint="default"/>
-        <w:sz w:val="20"/>
-      </w:rPr>
-    </w:lvl>
-    <w:lvl w:ilvl="2" w:tentative="1">
+        <w:rFonts w:ascii="Courier New" w:hAnsi="Courier New" w:cs="Courier New" w:hint="default"/>
+        <w:sz w:val="20"/>
+      </w:rPr>
+    </w:lvl>
+    <w:lvl w:ilvl="2">
       <w:start w:val="1"/>
       <w:numFmt w:val="bullet"/>
       <w:lvlText w:val=""/>
@@ -2208,11 +2787,11 @@
         <w:ind w:left="2160" w:hanging="360"/>
       </w:pPr>
       <w:rPr>
-        <w:rFonts w:ascii="Wingdings" w:hAnsi="Wingdings" w:hint="default"/>
-        <w:sz w:val="20"/>
-      </w:rPr>
-    </w:lvl>
-    <w:lvl w:ilvl="3" w:tentative="1">
+        <w:rFonts w:ascii="Wingdings" w:hAnsi="Wingdings" w:cs="Wingdings" w:hint="default"/>
+        <w:sz w:val="20"/>
+      </w:rPr>
+    </w:lvl>
+    <w:lvl w:ilvl="3">
       <w:start w:val="1"/>
       <w:numFmt w:val="bullet"/>
       <w:lvlText w:val=""/>
@@ -2224,11 +2803,11 @@
         <w:ind w:left="2880" w:hanging="360"/>
       </w:pPr>
       <w:rPr>
-        <w:rFonts w:ascii="Wingdings" w:hAnsi="Wingdings" w:hint="default"/>
-        <w:sz w:val="20"/>
-      </w:rPr>
-    </w:lvl>
-    <w:lvl w:ilvl="4" w:tentative="1">
+        <w:rFonts w:ascii="Wingdings" w:hAnsi="Wingdings" w:cs="Wingdings" w:hint="default"/>
+        <w:sz w:val="20"/>
+      </w:rPr>
+    </w:lvl>
+    <w:lvl w:ilvl="4">
       <w:start w:val="1"/>
       <w:numFmt w:val="bullet"/>
       <w:lvlText w:val=""/>
@@ -2240,11 +2819,11 @@
         <w:ind w:left="3600" w:hanging="360"/>
       </w:pPr>
       <w:rPr>
-        <w:rFonts w:ascii="Wingdings" w:hAnsi="Wingdings" w:hint="default"/>
-        <w:sz w:val="20"/>
-      </w:rPr>
-    </w:lvl>
-    <w:lvl w:ilvl="5" w:tentative="1">
+        <w:rFonts w:ascii="Wingdings" w:hAnsi="Wingdings" w:cs="Wingdings" w:hint="default"/>
+        <w:sz w:val="20"/>
+      </w:rPr>
+    </w:lvl>
+    <w:lvl w:ilvl="5">
       <w:start w:val="1"/>
       <w:numFmt w:val="bullet"/>
       <w:lvlText w:val=""/>
@@ -2256,11 +2835,11 @@
         <w:ind w:left="4320" w:hanging="360"/>
       </w:pPr>
       <w:rPr>
-        <w:rFonts w:ascii="Wingdings" w:hAnsi="Wingdings" w:hint="default"/>
-        <w:sz w:val="20"/>
-      </w:rPr>
-    </w:lvl>
-    <w:lvl w:ilvl="6" w:tentative="1">
+        <w:rFonts w:ascii="Wingdings" w:hAnsi="Wingdings" w:cs="Wingdings" w:hint="default"/>
+        <w:sz w:val="20"/>
+      </w:rPr>
+    </w:lvl>
+    <w:lvl w:ilvl="6">
       <w:start w:val="1"/>
       <w:numFmt w:val="bullet"/>
       <w:lvlText w:val=""/>
@@ -2272,11 +2851,11 @@
         <w:ind w:left="5040" w:hanging="360"/>
       </w:pPr>
       <w:rPr>
-        <w:rFonts w:ascii="Wingdings" w:hAnsi="Wingdings" w:hint="default"/>
-        <w:sz w:val="20"/>
-      </w:rPr>
-    </w:lvl>
-    <w:lvl w:ilvl="7" w:tentative="1">
+        <w:rFonts w:ascii="Wingdings" w:hAnsi="Wingdings" w:cs="Wingdings" w:hint="default"/>
+        <w:sz w:val="20"/>
+      </w:rPr>
+    </w:lvl>
+    <w:lvl w:ilvl="7">
       <w:start w:val="1"/>
       <w:numFmt w:val="bullet"/>
       <w:lvlText w:val=""/>
@@ -2288,11 +2867,11 @@
         <w:ind w:left="5760" w:hanging="360"/>
       </w:pPr>
       <w:rPr>
-        <w:rFonts w:ascii="Wingdings" w:hAnsi="Wingdings" w:hint="default"/>
-        <w:sz w:val="20"/>
-      </w:rPr>
-    </w:lvl>
-    <w:lvl w:ilvl="8" w:tentative="1">
+        <w:rFonts w:ascii="Wingdings" w:hAnsi="Wingdings" w:cs="Wingdings" w:hint="default"/>
+        <w:sz w:val="20"/>
+      </w:rPr>
+    </w:lvl>
+    <w:lvl w:ilvl="8">
       <w:start w:val="1"/>
       <w:numFmt w:val="bullet"/>
       <w:lvlText w:val=""/>
@@ -2304,15 +2883,12 @@
         <w:ind w:left="6480" w:hanging="360"/>
       </w:pPr>
       <w:rPr>
-        <w:rFonts w:ascii="Wingdings" w:hAnsi="Wingdings" w:hint="default"/>
+        <w:rFonts w:ascii="Wingdings" w:hAnsi="Wingdings" w:cs="Wingdings" w:hint="default"/>
         <w:sz w:val="20"/>
       </w:rPr>
     </w:lvl>
   </w:abstractNum>
-  <w:abstractNum w:abstractNumId="1" w15:restartNumberingAfterBreak="0">
-    <w:nsid w:val="0E853671"/>
-    <w:multiLevelType w:val="multilevel"/>
-    <w:tmpl w:val="88583922"/>
+  <w:abstractNum w:abstractNumId="2">
     <w:lvl w:ilvl="0">
       <w:start w:val="1"/>
       <w:numFmt w:val="decimal"/>
@@ -2324,8 +2900,9 @@
         </w:tabs>
         <w:ind w:left="720" w:hanging="360"/>
       </w:pPr>
-    </w:lvl>
-    <w:lvl w:ilvl="1" w:tentative="1">
+      <w:rPr/>
+    </w:lvl>
+    <w:lvl w:ilvl="1">
       <w:start w:val="1"/>
       <w:numFmt w:val="decimal"/>
       <w:lvlText w:val="%2."/>
@@ -2336,8 +2913,9 @@
         </w:tabs>
         <w:ind w:left="1440" w:hanging="360"/>
       </w:pPr>
-    </w:lvl>
-    <w:lvl w:ilvl="2" w:tentative="1">
+      <w:rPr/>
+    </w:lvl>
+    <w:lvl w:ilvl="2">
       <w:start w:val="1"/>
       <w:numFmt w:val="decimal"/>
       <w:lvlText w:val="%3."/>
@@ -2348,8 +2926,9 @@
         </w:tabs>
         <w:ind w:left="2160" w:hanging="360"/>
       </w:pPr>
-    </w:lvl>
-    <w:lvl w:ilvl="3" w:tentative="1">
+      <w:rPr/>
+    </w:lvl>
+    <w:lvl w:ilvl="3">
       <w:start w:val="1"/>
       <w:numFmt w:val="decimal"/>
       <w:lvlText w:val="%4."/>
@@ -2360,8 +2939,9 @@
         </w:tabs>
         <w:ind w:left="2880" w:hanging="360"/>
       </w:pPr>
-    </w:lvl>
-    <w:lvl w:ilvl="4" w:tentative="1">
+      <w:rPr/>
+    </w:lvl>
+    <w:lvl w:ilvl="4">
       <w:start w:val="1"/>
       <w:numFmt w:val="decimal"/>
       <w:lvlText w:val="%5."/>
@@ -2372,8 +2952,9 @@
         </w:tabs>
         <w:ind w:left="3600" w:hanging="360"/>
       </w:pPr>
-    </w:lvl>
-    <w:lvl w:ilvl="5" w:tentative="1">
+      <w:rPr/>
+    </w:lvl>
+    <w:lvl w:ilvl="5">
       <w:start w:val="1"/>
       <w:numFmt w:val="decimal"/>
       <w:lvlText w:val="%6."/>
@@ -2384,8 +2965,9 @@
         </w:tabs>
         <w:ind w:left="4320" w:hanging="360"/>
       </w:pPr>
-    </w:lvl>
-    <w:lvl w:ilvl="6" w:tentative="1">
+      <w:rPr/>
+    </w:lvl>
+    <w:lvl w:ilvl="6">
       <w:start w:val="1"/>
       <w:numFmt w:val="decimal"/>
       <w:lvlText w:val="%7."/>
@@ -2396,8 +2978,9 @@
         </w:tabs>
         <w:ind w:left="5040" w:hanging="360"/>
       </w:pPr>
-    </w:lvl>
-    <w:lvl w:ilvl="7" w:tentative="1">
+      <w:rPr/>
+    </w:lvl>
+    <w:lvl w:ilvl="7">
       <w:start w:val="1"/>
       <w:numFmt w:val="decimal"/>
       <w:lvlText w:val="%8."/>
@@ -2408,8 +2991,9 @@
         </w:tabs>
         <w:ind w:left="5760" w:hanging="360"/>
       </w:pPr>
-    </w:lvl>
-    <w:lvl w:ilvl="8" w:tentative="1">
+      <w:rPr/>
+    </w:lvl>
+    <w:lvl w:ilvl="8">
       <w:start w:val="1"/>
       <w:numFmt w:val="decimal"/>
       <w:lvlText w:val="%9."/>
@@ -2420,12 +3004,10 @@
         </w:tabs>
         <w:ind w:left="6480" w:hanging="360"/>
       </w:pPr>
+      <w:rPr/>
     </w:lvl>
   </w:abstractNum>
-  <w:abstractNum w:abstractNumId="2" w15:restartNumberingAfterBreak="0">
-    <w:nsid w:val="0F94607E"/>
-    <w:multiLevelType w:val="multilevel"/>
-    <w:tmpl w:val="15F227CA"/>
+  <w:abstractNum w:abstractNumId="3">
     <w:lvl w:ilvl="0">
       <w:start w:val="1"/>
       <w:numFmt w:val="bullet"/>
@@ -2438,11 +3020,11 @@
         <w:ind w:left="720" w:hanging="360"/>
       </w:pPr>
       <w:rPr>
-        <w:rFonts w:ascii="Symbol" w:hAnsi="Symbol" w:hint="default"/>
-        <w:sz w:val="20"/>
-      </w:rPr>
-    </w:lvl>
-    <w:lvl w:ilvl="1" w:tentative="1">
+        <w:rFonts w:ascii="Symbol" w:hAnsi="Symbol" w:cs="Symbol" w:hint="default"/>
+        <w:sz w:val="20"/>
+      </w:rPr>
+    </w:lvl>
+    <w:lvl w:ilvl="1">
       <w:start w:val="1"/>
       <w:numFmt w:val="bullet"/>
       <w:lvlText w:val="o"/>
@@ -2454,11 +3036,11 @@
         <w:ind w:left="1440" w:hanging="360"/>
       </w:pPr>
       <w:rPr>
-        <w:rFonts w:ascii="Courier New" w:hAnsi="Courier New" w:hint="default"/>
-        <w:sz w:val="20"/>
-      </w:rPr>
-    </w:lvl>
-    <w:lvl w:ilvl="2" w:tentative="1">
+        <w:rFonts w:ascii="Courier New" w:hAnsi="Courier New" w:cs="Courier New" w:hint="default"/>
+        <w:sz w:val="20"/>
+      </w:rPr>
+    </w:lvl>
+    <w:lvl w:ilvl="2">
       <w:start w:val="1"/>
       <w:numFmt w:val="bullet"/>
       <w:lvlText w:val=""/>
@@ -2470,11 +3052,11 @@
         <w:ind w:left="2160" w:hanging="360"/>
       </w:pPr>
       <w:rPr>
-        <w:rFonts w:ascii="Wingdings" w:hAnsi="Wingdings" w:hint="default"/>
-        <w:sz w:val="20"/>
-      </w:rPr>
-    </w:lvl>
-    <w:lvl w:ilvl="3" w:tentative="1">
+        <w:rFonts w:ascii="Wingdings" w:hAnsi="Wingdings" w:cs="Wingdings" w:hint="default"/>
+        <w:sz w:val="20"/>
+      </w:rPr>
+    </w:lvl>
+    <w:lvl w:ilvl="3">
       <w:start w:val="1"/>
       <w:numFmt w:val="bullet"/>
       <w:lvlText w:val=""/>
@@ -2486,11 +3068,11 @@
         <w:ind w:left="2880" w:hanging="360"/>
       </w:pPr>
       <w:rPr>
-        <w:rFonts w:ascii="Wingdings" w:hAnsi="Wingdings" w:hint="default"/>
-        <w:sz w:val="20"/>
-      </w:rPr>
-    </w:lvl>
-    <w:lvl w:ilvl="4" w:tentative="1">
+        <w:rFonts w:ascii="Wingdings" w:hAnsi="Wingdings" w:cs="Wingdings" w:hint="default"/>
+        <w:sz w:val="20"/>
+      </w:rPr>
+    </w:lvl>
+    <w:lvl w:ilvl="4">
       <w:start w:val="1"/>
       <w:numFmt w:val="bullet"/>
       <w:lvlText w:val=""/>
@@ -2502,11 +3084,11 @@
         <w:ind w:left="3600" w:hanging="360"/>
       </w:pPr>
       <w:rPr>
-        <w:rFonts w:ascii="Wingdings" w:hAnsi="Wingdings" w:hint="default"/>
-        <w:sz w:val="20"/>
-      </w:rPr>
-    </w:lvl>
-    <w:lvl w:ilvl="5" w:tentative="1">
+        <w:rFonts w:ascii="Wingdings" w:hAnsi="Wingdings" w:cs="Wingdings" w:hint="default"/>
+        <w:sz w:val="20"/>
+      </w:rPr>
+    </w:lvl>
+    <w:lvl w:ilvl="5">
       <w:start w:val="1"/>
       <w:numFmt w:val="bullet"/>
       <w:lvlText w:val=""/>
@@ -2518,11 +3100,11 @@
         <w:ind w:left="4320" w:hanging="360"/>
       </w:pPr>
       <w:rPr>
-        <w:rFonts w:ascii="Wingdings" w:hAnsi="Wingdings" w:hint="default"/>
-        <w:sz w:val="20"/>
-      </w:rPr>
-    </w:lvl>
-    <w:lvl w:ilvl="6" w:tentative="1">
+        <w:rFonts w:ascii="Wingdings" w:hAnsi="Wingdings" w:cs="Wingdings" w:hint="default"/>
+        <w:sz w:val="20"/>
+      </w:rPr>
+    </w:lvl>
+    <w:lvl w:ilvl="6">
       <w:start w:val="1"/>
       <w:numFmt w:val="bullet"/>
       <w:lvlText w:val=""/>
@@ -2534,11 +3116,11 @@
         <w:ind w:left="5040" w:hanging="360"/>
       </w:pPr>
       <w:rPr>
-        <w:rFonts w:ascii="Wingdings" w:hAnsi="Wingdings" w:hint="default"/>
-        <w:sz w:val="20"/>
-      </w:rPr>
-    </w:lvl>
-    <w:lvl w:ilvl="7" w:tentative="1">
+        <w:rFonts w:ascii="Wingdings" w:hAnsi="Wingdings" w:cs="Wingdings" w:hint="default"/>
+        <w:sz w:val="20"/>
+      </w:rPr>
+    </w:lvl>
+    <w:lvl w:ilvl="7">
       <w:start w:val="1"/>
       <w:numFmt w:val="bullet"/>
       <w:lvlText w:val=""/>
@@ -2550,11 +3132,11 @@
         <w:ind w:left="5760" w:hanging="360"/>
       </w:pPr>
       <w:rPr>
-        <w:rFonts w:ascii="Wingdings" w:hAnsi="Wingdings" w:hint="default"/>
-        <w:sz w:val="20"/>
-      </w:rPr>
-    </w:lvl>
-    <w:lvl w:ilvl="8" w:tentative="1">
+        <w:rFonts w:ascii="Wingdings" w:hAnsi="Wingdings" w:cs="Wingdings" w:hint="default"/>
+        <w:sz w:val="20"/>
+      </w:rPr>
+    </w:lvl>
+    <w:lvl w:ilvl="8">
       <w:start w:val="1"/>
       <w:numFmt w:val="bullet"/>
       <w:lvlText w:val=""/>
@@ -2566,15 +3148,12 @@
         <w:ind w:left="6480" w:hanging="360"/>
       </w:pPr>
       <w:rPr>
-        <w:rFonts w:ascii="Wingdings" w:hAnsi="Wingdings" w:hint="default"/>
+        <w:rFonts w:ascii="Wingdings" w:hAnsi="Wingdings" w:cs="Wingdings" w:hint="default"/>
         <w:sz w:val="20"/>
       </w:rPr>
     </w:lvl>
   </w:abstractNum>
-  <w:abstractNum w:abstractNumId="3" w15:restartNumberingAfterBreak="0">
-    <w:nsid w:val="142F1573"/>
-    <w:multiLevelType w:val="multilevel"/>
-    <w:tmpl w:val="132E5256"/>
+  <w:abstractNum w:abstractNumId="4">
     <w:lvl w:ilvl="0">
       <w:start w:val="1"/>
       <w:numFmt w:val="bullet"/>
@@ -2587,11 +3166,11 @@
         <w:ind w:left="720" w:hanging="360"/>
       </w:pPr>
       <w:rPr>
-        <w:rFonts w:ascii="Symbol" w:hAnsi="Symbol" w:hint="default"/>
-        <w:sz w:val="20"/>
-      </w:rPr>
-    </w:lvl>
-    <w:lvl w:ilvl="1" w:tentative="1">
+        <w:rFonts w:ascii="Symbol" w:hAnsi="Symbol" w:cs="Symbol" w:hint="default"/>
+        <w:sz w:val="20"/>
+      </w:rPr>
+    </w:lvl>
+    <w:lvl w:ilvl="1">
       <w:start w:val="1"/>
       <w:numFmt w:val="bullet"/>
       <w:lvlText w:val="o"/>
@@ -2603,11 +3182,11 @@
         <w:ind w:left="1440" w:hanging="360"/>
       </w:pPr>
       <w:rPr>
-        <w:rFonts w:ascii="Courier New" w:hAnsi="Courier New" w:hint="default"/>
-        <w:sz w:val="20"/>
-      </w:rPr>
-    </w:lvl>
-    <w:lvl w:ilvl="2" w:tentative="1">
+        <w:rFonts w:ascii="Courier New" w:hAnsi="Courier New" w:cs="Courier New" w:hint="default"/>
+        <w:sz w:val="20"/>
+      </w:rPr>
+    </w:lvl>
+    <w:lvl w:ilvl="2">
       <w:start w:val="1"/>
       <w:numFmt w:val="bullet"/>
       <w:lvlText w:val=""/>
@@ -2619,11 +3198,11 @@
         <w:ind w:left="2160" w:hanging="360"/>
       </w:pPr>
       <w:rPr>
-        <w:rFonts w:ascii="Wingdings" w:hAnsi="Wingdings" w:hint="default"/>
-        <w:sz w:val="20"/>
-      </w:rPr>
-    </w:lvl>
-    <w:lvl w:ilvl="3" w:tentative="1">
+        <w:rFonts w:ascii="Wingdings" w:hAnsi="Wingdings" w:cs="Wingdings" w:hint="default"/>
+        <w:sz w:val="20"/>
+      </w:rPr>
+    </w:lvl>
+    <w:lvl w:ilvl="3">
       <w:start w:val="1"/>
       <w:numFmt w:val="bullet"/>
       <w:lvlText w:val=""/>
@@ -2635,11 +3214,11 @@
         <w:ind w:left="2880" w:hanging="360"/>
       </w:pPr>
       <w:rPr>
-        <w:rFonts w:ascii="Wingdings" w:hAnsi="Wingdings" w:hint="default"/>
-        <w:sz w:val="20"/>
-      </w:rPr>
-    </w:lvl>
-    <w:lvl w:ilvl="4" w:tentative="1">
+        <w:rFonts w:ascii="Wingdings" w:hAnsi="Wingdings" w:cs="Wingdings" w:hint="default"/>
+        <w:sz w:val="20"/>
+      </w:rPr>
+    </w:lvl>
+    <w:lvl w:ilvl="4">
       <w:start w:val="1"/>
       <w:numFmt w:val="bullet"/>
       <w:lvlText w:val=""/>
@@ -2651,11 +3230,11 @@
         <w:ind w:left="3600" w:hanging="360"/>
       </w:pPr>
       <w:rPr>
-        <w:rFonts w:ascii="Wingdings" w:hAnsi="Wingdings" w:hint="default"/>
-        <w:sz w:val="20"/>
-      </w:rPr>
-    </w:lvl>
-    <w:lvl w:ilvl="5" w:tentative="1">
+        <w:rFonts w:ascii="Wingdings" w:hAnsi="Wingdings" w:cs="Wingdings" w:hint="default"/>
+        <w:sz w:val="20"/>
+      </w:rPr>
+    </w:lvl>
+    <w:lvl w:ilvl="5">
       <w:start w:val="1"/>
       <w:numFmt w:val="bullet"/>
       <w:lvlText w:val=""/>
@@ -2667,11 +3246,11 @@
         <w:ind w:left="4320" w:hanging="360"/>
       </w:pPr>
       <w:rPr>
-        <w:rFonts w:ascii="Wingdings" w:hAnsi="Wingdings" w:hint="default"/>
-        <w:sz w:val="20"/>
-      </w:rPr>
-    </w:lvl>
-    <w:lvl w:ilvl="6" w:tentative="1">
+        <w:rFonts w:ascii="Wingdings" w:hAnsi="Wingdings" w:cs="Wingdings" w:hint="default"/>
+        <w:sz w:val="20"/>
+      </w:rPr>
+    </w:lvl>
+    <w:lvl w:ilvl="6">
       <w:start w:val="1"/>
       <w:numFmt w:val="bullet"/>
       <w:lvlText w:val=""/>
@@ -2683,11 +3262,11 @@
         <w:ind w:left="5040" w:hanging="360"/>
       </w:pPr>
       <w:rPr>
-        <w:rFonts w:ascii="Wingdings" w:hAnsi="Wingdings" w:hint="default"/>
-        <w:sz w:val="20"/>
-      </w:rPr>
-    </w:lvl>
-    <w:lvl w:ilvl="7" w:tentative="1">
+        <w:rFonts w:ascii="Wingdings" w:hAnsi="Wingdings" w:cs="Wingdings" w:hint="default"/>
+        <w:sz w:val="20"/>
+      </w:rPr>
+    </w:lvl>
+    <w:lvl w:ilvl="7">
       <w:start w:val="1"/>
       <w:numFmt w:val="bullet"/>
       <w:lvlText w:val=""/>
@@ -2699,11 +3278,11 @@
         <w:ind w:left="5760" w:hanging="360"/>
       </w:pPr>
       <w:rPr>
-        <w:rFonts w:ascii="Wingdings" w:hAnsi="Wingdings" w:hint="default"/>
-        <w:sz w:val="20"/>
-      </w:rPr>
-    </w:lvl>
-    <w:lvl w:ilvl="8" w:tentative="1">
+        <w:rFonts w:ascii="Wingdings" w:hAnsi="Wingdings" w:cs="Wingdings" w:hint="default"/>
+        <w:sz w:val="20"/>
+      </w:rPr>
+    </w:lvl>
+    <w:lvl w:ilvl="8">
       <w:start w:val="1"/>
       <w:numFmt w:val="bullet"/>
       <w:lvlText w:val=""/>
@@ -2715,15 +3294,12 @@
         <w:ind w:left="6480" w:hanging="360"/>
       </w:pPr>
       <w:rPr>
-        <w:rFonts w:ascii="Wingdings" w:hAnsi="Wingdings" w:hint="default"/>
+        <w:rFonts w:ascii="Wingdings" w:hAnsi="Wingdings" w:cs="Wingdings" w:hint="default"/>
         <w:sz w:val="20"/>
       </w:rPr>
     </w:lvl>
   </w:abstractNum>
-  <w:abstractNum w:abstractNumId="4" w15:restartNumberingAfterBreak="0">
-    <w:nsid w:val="148F667A"/>
-    <w:multiLevelType w:val="multilevel"/>
-    <w:tmpl w:val="4DCAD564"/>
+  <w:abstractNum w:abstractNumId="5">
     <w:lvl w:ilvl="0">
       <w:start w:val="1"/>
       <w:numFmt w:val="bullet"/>
@@ -2736,11 +3312,11 @@
         <w:ind w:left="720" w:hanging="360"/>
       </w:pPr>
       <w:rPr>
-        <w:rFonts w:ascii="Symbol" w:hAnsi="Symbol" w:hint="default"/>
-        <w:sz w:val="20"/>
-      </w:rPr>
-    </w:lvl>
-    <w:lvl w:ilvl="1" w:tentative="1">
+        <w:rFonts w:ascii="Symbol" w:hAnsi="Symbol" w:cs="Symbol" w:hint="default"/>
+        <w:sz w:val="20"/>
+      </w:rPr>
+    </w:lvl>
+    <w:lvl w:ilvl="1">
       <w:start w:val="1"/>
       <w:numFmt w:val="bullet"/>
       <w:lvlText w:val="o"/>
@@ -2752,11 +3328,11 @@
         <w:ind w:left="1440" w:hanging="360"/>
       </w:pPr>
       <w:rPr>
-        <w:rFonts w:ascii="Courier New" w:hAnsi="Courier New" w:hint="default"/>
-        <w:sz w:val="20"/>
-      </w:rPr>
-    </w:lvl>
-    <w:lvl w:ilvl="2" w:tentative="1">
+        <w:rFonts w:ascii="Courier New" w:hAnsi="Courier New" w:cs="Courier New" w:hint="default"/>
+        <w:sz w:val="20"/>
+      </w:rPr>
+    </w:lvl>
+    <w:lvl w:ilvl="2">
       <w:start w:val="1"/>
       <w:numFmt w:val="bullet"/>
       <w:lvlText w:val=""/>
@@ -2768,11 +3344,11 @@
         <w:ind w:left="2160" w:hanging="360"/>
       </w:pPr>
       <w:rPr>
-        <w:rFonts w:ascii="Wingdings" w:hAnsi="Wingdings" w:hint="default"/>
-        <w:sz w:val="20"/>
-      </w:rPr>
-    </w:lvl>
-    <w:lvl w:ilvl="3" w:tentative="1">
+        <w:rFonts w:ascii="Wingdings" w:hAnsi="Wingdings" w:cs="Wingdings" w:hint="default"/>
+        <w:sz w:val="20"/>
+      </w:rPr>
+    </w:lvl>
+    <w:lvl w:ilvl="3">
       <w:start w:val="1"/>
       <w:numFmt w:val="bullet"/>
       <w:lvlText w:val=""/>
@@ -2784,11 +3360,11 @@
         <w:ind w:left="2880" w:hanging="360"/>
       </w:pPr>
       <w:rPr>
-        <w:rFonts w:ascii="Wingdings" w:hAnsi="Wingdings" w:hint="default"/>
-        <w:sz w:val="20"/>
-      </w:rPr>
-    </w:lvl>
-    <w:lvl w:ilvl="4" w:tentative="1">
+        <w:rFonts w:ascii="Wingdings" w:hAnsi="Wingdings" w:cs="Wingdings" w:hint="default"/>
+        <w:sz w:val="20"/>
+      </w:rPr>
+    </w:lvl>
+    <w:lvl w:ilvl="4">
       <w:start w:val="1"/>
       <w:numFmt w:val="bullet"/>
       <w:lvlText w:val=""/>
@@ -2800,11 +3376,11 @@
         <w:ind w:left="3600" w:hanging="360"/>
       </w:pPr>
       <w:rPr>
-        <w:rFonts w:ascii="Wingdings" w:hAnsi="Wingdings" w:hint="default"/>
-        <w:sz w:val="20"/>
-      </w:rPr>
-    </w:lvl>
-    <w:lvl w:ilvl="5" w:tentative="1">
+        <w:rFonts w:ascii="Wingdings" w:hAnsi="Wingdings" w:cs="Wingdings" w:hint="default"/>
+        <w:sz w:val="20"/>
+      </w:rPr>
+    </w:lvl>
+    <w:lvl w:ilvl="5">
       <w:start w:val="1"/>
       <w:numFmt w:val="bullet"/>
       <w:lvlText w:val=""/>
@@ -2816,11 +3392,11 @@
         <w:ind w:left="4320" w:hanging="360"/>
       </w:pPr>
       <w:rPr>
-        <w:rFonts w:ascii="Wingdings" w:hAnsi="Wingdings" w:hint="default"/>
-        <w:sz w:val="20"/>
-      </w:rPr>
-    </w:lvl>
-    <w:lvl w:ilvl="6" w:tentative="1">
+        <w:rFonts w:ascii="Wingdings" w:hAnsi="Wingdings" w:cs="Wingdings" w:hint="default"/>
+        <w:sz w:val="20"/>
+      </w:rPr>
+    </w:lvl>
+    <w:lvl w:ilvl="6">
       <w:start w:val="1"/>
       <w:numFmt w:val="bullet"/>
       <w:lvlText w:val=""/>
@@ -2832,11 +3408,11 @@
         <w:ind w:left="5040" w:hanging="360"/>
       </w:pPr>
       <w:rPr>
-        <w:rFonts w:ascii="Wingdings" w:hAnsi="Wingdings" w:hint="default"/>
-        <w:sz w:val="20"/>
-      </w:rPr>
-    </w:lvl>
-    <w:lvl w:ilvl="7" w:tentative="1">
+        <w:rFonts w:ascii="Wingdings" w:hAnsi="Wingdings" w:cs="Wingdings" w:hint="default"/>
+        <w:sz w:val="20"/>
+      </w:rPr>
+    </w:lvl>
+    <w:lvl w:ilvl="7">
       <w:start w:val="1"/>
       <w:numFmt w:val="bullet"/>
       <w:lvlText w:val=""/>
@@ -2848,11 +3424,11 @@
         <w:ind w:left="5760" w:hanging="360"/>
       </w:pPr>
       <w:rPr>
-        <w:rFonts w:ascii="Wingdings" w:hAnsi="Wingdings" w:hint="default"/>
-        <w:sz w:val="20"/>
-      </w:rPr>
-    </w:lvl>
-    <w:lvl w:ilvl="8" w:tentative="1">
+        <w:rFonts w:ascii="Wingdings" w:hAnsi="Wingdings" w:cs="Wingdings" w:hint="default"/>
+        <w:sz w:val="20"/>
+      </w:rPr>
+    </w:lvl>
+    <w:lvl w:ilvl="8">
       <w:start w:val="1"/>
       <w:numFmt w:val="bullet"/>
       <w:lvlText w:val=""/>
@@ -2864,15 +3440,12 @@
         <w:ind w:left="6480" w:hanging="360"/>
       </w:pPr>
       <w:rPr>
-        <w:rFonts w:ascii="Wingdings" w:hAnsi="Wingdings" w:hint="default"/>
+        <w:rFonts w:ascii="Wingdings" w:hAnsi="Wingdings" w:cs="Wingdings" w:hint="default"/>
         <w:sz w:val="20"/>
       </w:rPr>
     </w:lvl>
   </w:abstractNum>
-  <w:abstractNum w:abstractNumId="5" w15:restartNumberingAfterBreak="0">
-    <w:nsid w:val="2F70193B"/>
-    <w:multiLevelType w:val="multilevel"/>
-    <w:tmpl w:val="4FE6A2E6"/>
+  <w:abstractNum w:abstractNumId="6">
     <w:lvl w:ilvl="0">
       <w:start w:val="1"/>
       <w:numFmt w:val="bullet"/>
@@ -2885,11 +3458,11 @@
         <w:ind w:left="720" w:hanging="360"/>
       </w:pPr>
       <w:rPr>
-        <w:rFonts w:ascii="Symbol" w:hAnsi="Symbol" w:hint="default"/>
-        <w:sz w:val="20"/>
-      </w:rPr>
-    </w:lvl>
-    <w:lvl w:ilvl="1" w:tentative="1">
+        <w:rFonts w:ascii="Symbol" w:hAnsi="Symbol" w:cs="Symbol" w:hint="default"/>
+        <w:sz w:val="20"/>
+      </w:rPr>
+    </w:lvl>
+    <w:lvl w:ilvl="1">
       <w:start w:val="1"/>
       <w:numFmt w:val="bullet"/>
       <w:lvlText w:val="o"/>
@@ -2901,11 +3474,11 @@
         <w:ind w:left="1440" w:hanging="360"/>
       </w:pPr>
       <w:rPr>
-        <w:rFonts w:ascii="Courier New" w:hAnsi="Courier New" w:hint="default"/>
-        <w:sz w:val="20"/>
-      </w:rPr>
-    </w:lvl>
-    <w:lvl w:ilvl="2" w:tentative="1">
+        <w:rFonts w:ascii="Courier New" w:hAnsi="Courier New" w:cs="Courier New" w:hint="default"/>
+        <w:sz w:val="20"/>
+      </w:rPr>
+    </w:lvl>
+    <w:lvl w:ilvl="2">
       <w:start w:val="1"/>
       <w:numFmt w:val="bullet"/>
       <w:lvlText w:val=""/>
@@ -2917,11 +3490,11 @@
         <w:ind w:left="2160" w:hanging="360"/>
       </w:pPr>
       <w:rPr>
-        <w:rFonts w:ascii="Wingdings" w:hAnsi="Wingdings" w:hint="default"/>
-        <w:sz w:val="20"/>
-      </w:rPr>
-    </w:lvl>
-    <w:lvl w:ilvl="3" w:tentative="1">
+        <w:rFonts w:ascii="Wingdings" w:hAnsi="Wingdings" w:cs="Wingdings" w:hint="default"/>
+        <w:sz w:val="20"/>
+      </w:rPr>
+    </w:lvl>
+    <w:lvl w:ilvl="3">
       <w:start w:val="1"/>
       <w:numFmt w:val="bullet"/>
       <w:lvlText w:val=""/>
@@ -2933,11 +3506,11 @@
         <w:ind w:left="2880" w:hanging="360"/>
       </w:pPr>
       <w:rPr>
-        <w:rFonts w:ascii="Wingdings" w:hAnsi="Wingdings" w:hint="default"/>
-        <w:sz w:val="20"/>
-      </w:rPr>
-    </w:lvl>
-    <w:lvl w:ilvl="4" w:tentative="1">
+        <w:rFonts w:ascii="Wingdings" w:hAnsi="Wingdings" w:cs="Wingdings" w:hint="default"/>
+        <w:sz w:val="20"/>
+      </w:rPr>
+    </w:lvl>
+    <w:lvl w:ilvl="4">
       <w:start w:val="1"/>
       <w:numFmt w:val="bullet"/>
       <w:lvlText w:val=""/>
@@ -2949,11 +3522,11 @@
         <w:ind w:left="3600" w:hanging="360"/>
       </w:pPr>
       <w:rPr>
-        <w:rFonts w:ascii="Wingdings" w:hAnsi="Wingdings" w:hint="default"/>
-        <w:sz w:val="20"/>
-      </w:rPr>
-    </w:lvl>
-    <w:lvl w:ilvl="5" w:tentative="1">
+        <w:rFonts w:ascii="Wingdings" w:hAnsi="Wingdings" w:cs="Wingdings" w:hint="default"/>
+        <w:sz w:val="20"/>
+      </w:rPr>
+    </w:lvl>
+    <w:lvl w:ilvl="5">
       <w:start w:val="1"/>
       <w:numFmt w:val="bullet"/>
       <w:lvlText w:val=""/>
@@ -2965,11 +3538,11 @@
         <w:ind w:left="4320" w:hanging="360"/>
       </w:pPr>
       <w:rPr>
-        <w:rFonts w:ascii="Wingdings" w:hAnsi="Wingdings" w:hint="default"/>
-        <w:sz w:val="20"/>
-      </w:rPr>
-    </w:lvl>
-    <w:lvl w:ilvl="6" w:tentative="1">
+        <w:rFonts w:ascii="Wingdings" w:hAnsi="Wingdings" w:cs="Wingdings" w:hint="default"/>
+        <w:sz w:val="20"/>
+      </w:rPr>
+    </w:lvl>
+    <w:lvl w:ilvl="6">
       <w:start w:val="1"/>
       <w:numFmt w:val="bullet"/>
       <w:lvlText w:val=""/>
@@ -2981,11 +3554,11 @@
         <w:ind w:left="5040" w:hanging="360"/>
       </w:pPr>
       <w:rPr>
-        <w:rFonts w:ascii="Wingdings" w:hAnsi="Wingdings" w:hint="default"/>
-        <w:sz w:val="20"/>
-      </w:rPr>
-    </w:lvl>
-    <w:lvl w:ilvl="7" w:tentative="1">
+        <w:rFonts w:ascii="Wingdings" w:hAnsi="Wingdings" w:cs="Wingdings" w:hint="default"/>
+        <w:sz w:val="20"/>
+      </w:rPr>
+    </w:lvl>
+    <w:lvl w:ilvl="7">
       <w:start w:val="1"/>
       <w:numFmt w:val="bullet"/>
       <w:lvlText w:val=""/>
@@ -2997,11 +3570,11 @@
         <w:ind w:left="5760" w:hanging="360"/>
       </w:pPr>
       <w:rPr>
-        <w:rFonts w:ascii="Wingdings" w:hAnsi="Wingdings" w:hint="default"/>
-        <w:sz w:val="20"/>
-      </w:rPr>
-    </w:lvl>
-    <w:lvl w:ilvl="8" w:tentative="1">
+        <w:rFonts w:ascii="Wingdings" w:hAnsi="Wingdings" w:cs="Wingdings" w:hint="default"/>
+        <w:sz w:val="20"/>
+      </w:rPr>
+    </w:lvl>
+    <w:lvl w:ilvl="8">
       <w:start w:val="1"/>
       <w:numFmt w:val="bullet"/>
       <w:lvlText w:val=""/>
@@ -3013,15 +3586,12 @@
         <w:ind w:left="6480" w:hanging="360"/>
       </w:pPr>
       <w:rPr>
-        <w:rFonts w:ascii="Wingdings" w:hAnsi="Wingdings" w:hint="default"/>
+        <w:rFonts w:ascii="Wingdings" w:hAnsi="Wingdings" w:cs="Wingdings" w:hint="default"/>
         <w:sz w:val="20"/>
       </w:rPr>
     </w:lvl>
   </w:abstractNum>
-  <w:abstractNum w:abstractNumId="6" w15:restartNumberingAfterBreak="0">
-    <w:nsid w:val="41A7676B"/>
-    <w:multiLevelType w:val="multilevel"/>
-    <w:tmpl w:val="90684D04"/>
+  <w:abstractNum w:abstractNumId="7">
     <w:lvl w:ilvl="0">
       <w:start w:val="1"/>
       <w:numFmt w:val="bullet"/>
@@ -3034,7 +3604,7 @@
         <w:ind w:left="720" w:hanging="360"/>
       </w:pPr>
       <w:rPr>
-        <w:rFonts w:ascii="Symbol" w:hAnsi="Symbol" w:hint="default"/>
+        <w:rFonts w:ascii="Symbol" w:hAnsi="Symbol" w:cs="Symbol" w:hint="default"/>
         <w:sz w:val="20"/>
       </w:rPr>
     </w:lvl>
@@ -3050,11 +3620,11 @@
         <w:ind w:left="1440" w:hanging="360"/>
       </w:pPr>
       <w:rPr>
-        <w:rFonts w:ascii="Courier New" w:hAnsi="Courier New" w:hint="default"/>
-        <w:sz w:val="20"/>
-      </w:rPr>
-    </w:lvl>
-    <w:lvl w:ilvl="2" w:tentative="1">
+        <w:rFonts w:ascii="Courier New" w:hAnsi="Courier New" w:cs="Courier New" w:hint="default"/>
+        <w:sz w:val="20"/>
+      </w:rPr>
+    </w:lvl>
+    <w:lvl w:ilvl="2">
       <w:start w:val="1"/>
       <w:numFmt w:val="bullet"/>
       <w:lvlText w:val=""/>
@@ -3066,11 +3636,11 @@
         <w:ind w:left="2160" w:hanging="360"/>
       </w:pPr>
       <w:rPr>
-        <w:rFonts w:ascii="Wingdings" w:hAnsi="Wingdings" w:hint="default"/>
-        <w:sz w:val="20"/>
-      </w:rPr>
-    </w:lvl>
-    <w:lvl w:ilvl="3" w:tentative="1">
+        <w:rFonts w:ascii="Wingdings" w:hAnsi="Wingdings" w:cs="Wingdings" w:hint="default"/>
+        <w:sz w:val="20"/>
+      </w:rPr>
+    </w:lvl>
+    <w:lvl w:ilvl="3">
       <w:start w:val="1"/>
       <w:numFmt w:val="bullet"/>
       <w:lvlText w:val=""/>
@@ -3082,11 +3652,11 @@
         <w:ind w:left="2880" w:hanging="360"/>
       </w:pPr>
       <w:rPr>
-        <w:rFonts w:ascii="Wingdings" w:hAnsi="Wingdings" w:hint="default"/>
-        <w:sz w:val="20"/>
-      </w:rPr>
-    </w:lvl>
-    <w:lvl w:ilvl="4" w:tentative="1">
+        <w:rFonts w:ascii="Wingdings" w:hAnsi="Wingdings" w:cs="Wingdings" w:hint="default"/>
+        <w:sz w:val="20"/>
+      </w:rPr>
+    </w:lvl>
+    <w:lvl w:ilvl="4">
       <w:start w:val="1"/>
       <w:numFmt w:val="bullet"/>
       <w:lvlText w:val=""/>
@@ -3098,11 +3668,11 @@
         <w:ind w:left="3600" w:hanging="360"/>
       </w:pPr>
       <w:rPr>
-        <w:rFonts w:ascii="Wingdings" w:hAnsi="Wingdings" w:hint="default"/>
-        <w:sz w:val="20"/>
-      </w:rPr>
-    </w:lvl>
-    <w:lvl w:ilvl="5" w:tentative="1">
+        <w:rFonts w:ascii="Wingdings" w:hAnsi="Wingdings" w:cs="Wingdings" w:hint="default"/>
+        <w:sz w:val="20"/>
+      </w:rPr>
+    </w:lvl>
+    <w:lvl w:ilvl="5">
       <w:start w:val="1"/>
       <w:numFmt w:val="bullet"/>
       <w:lvlText w:val=""/>
@@ -3114,11 +3684,11 @@
         <w:ind w:left="4320" w:hanging="360"/>
       </w:pPr>
       <w:rPr>
-        <w:rFonts w:ascii="Wingdings" w:hAnsi="Wingdings" w:hint="default"/>
-        <w:sz w:val="20"/>
-      </w:rPr>
-    </w:lvl>
-    <w:lvl w:ilvl="6" w:tentative="1">
+        <w:rFonts w:ascii="Wingdings" w:hAnsi="Wingdings" w:cs="Wingdings" w:hint="default"/>
+        <w:sz w:val="20"/>
+      </w:rPr>
+    </w:lvl>
+    <w:lvl w:ilvl="6">
       <w:start w:val="1"/>
       <w:numFmt w:val="bullet"/>
       <w:lvlText w:val=""/>
@@ -3130,11 +3700,11 @@
         <w:ind w:left="5040" w:hanging="360"/>
       </w:pPr>
       <w:rPr>
-        <w:rFonts w:ascii="Wingdings" w:hAnsi="Wingdings" w:hint="default"/>
-        <w:sz w:val="20"/>
-      </w:rPr>
-    </w:lvl>
-    <w:lvl w:ilvl="7" w:tentative="1">
+        <w:rFonts w:ascii="Wingdings" w:hAnsi="Wingdings" w:cs="Wingdings" w:hint="default"/>
+        <w:sz w:val="20"/>
+      </w:rPr>
+    </w:lvl>
+    <w:lvl w:ilvl="7">
       <w:start w:val="1"/>
       <w:numFmt w:val="bullet"/>
       <w:lvlText w:val=""/>
@@ -3146,11 +3716,11 @@
         <w:ind w:left="5760" w:hanging="360"/>
       </w:pPr>
       <w:rPr>
-        <w:rFonts w:ascii="Wingdings" w:hAnsi="Wingdings" w:hint="default"/>
-        <w:sz w:val="20"/>
-      </w:rPr>
-    </w:lvl>
-    <w:lvl w:ilvl="8" w:tentative="1">
+        <w:rFonts w:ascii="Wingdings" w:hAnsi="Wingdings" w:cs="Wingdings" w:hint="default"/>
+        <w:sz w:val="20"/>
+      </w:rPr>
+    </w:lvl>
+    <w:lvl w:ilvl="8">
       <w:start w:val="1"/>
       <w:numFmt w:val="bullet"/>
       <w:lvlText w:val=""/>
@@ -3162,15 +3732,12 @@
         <w:ind w:left="6480" w:hanging="360"/>
       </w:pPr>
       <w:rPr>
-        <w:rFonts w:ascii="Wingdings" w:hAnsi="Wingdings" w:hint="default"/>
+        <w:rFonts w:ascii="Wingdings" w:hAnsi="Wingdings" w:cs="Wingdings" w:hint="default"/>
         <w:sz w:val="20"/>
       </w:rPr>
     </w:lvl>
   </w:abstractNum>
-  <w:abstractNum w:abstractNumId="7" w15:restartNumberingAfterBreak="0">
-    <w:nsid w:val="4A654333"/>
-    <w:multiLevelType w:val="multilevel"/>
-    <w:tmpl w:val="5AD04B60"/>
+  <w:abstractNum w:abstractNumId="8">
     <w:lvl w:ilvl="0">
       <w:start w:val="1"/>
       <w:numFmt w:val="bullet"/>
@@ -3183,11 +3750,11 @@
         <w:ind w:left="720" w:hanging="360"/>
       </w:pPr>
       <w:rPr>
-        <w:rFonts w:ascii="Symbol" w:hAnsi="Symbol" w:hint="default"/>
-        <w:sz w:val="20"/>
-      </w:rPr>
-    </w:lvl>
-    <w:lvl w:ilvl="1" w:tentative="1">
+        <w:rFonts w:ascii="Symbol" w:hAnsi="Symbol" w:cs="Symbol" w:hint="default"/>
+        <w:sz w:val="20"/>
+      </w:rPr>
+    </w:lvl>
+    <w:lvl w:ilvl="1">
       <w:start w:val="1"/>
       <w:numFmt w:val="bullet"/>
       <w:lvlText w:val="o"/>
@@ -3199,11 +3766,11 @@
         <w:ind w:left="1440" w:hanging="360"/>
       </w:pPr>
       <w:rPr>
-        <w:rFonts w:ascii="Courier New" w:hAnsi="Courier New" w:hint="default"/>
-        <w:sz w:val="20"/>
-      </w:rPr>
-    </w:lvl>
-    <w:lvl w:ilvl="2" w:tentative="1">
+        <w:rFonts w:ascii="Courier New" w:hAnsi="Courier New" w:cs="Courier New" w:hint="default"/>
+        <w:sz w:val="20"/>
+      </w:rPr>
+    </w:lvl>
+    <w:lvl w:ilvl="2">
       <w:start w:val="1"/>
       <w:numFmt w:val="bullet"/>
       <w:lvlText w:val=""/>
@@ -3215,11 +3782,11 @@
         <w:ind w:left="2160" w:hanging="360"/>
       </w:pPr>
       <w:rPr>
-        <w:rFonts w:ascii="Wingdings" w:hAnsi="Wingdings" w:hint="default"/>
-        <w:sz w:val="20"/>
-      </w:rPr>
-    </w:lvl>
-    <w:lvl w:ilvl="3" w:tentative="1">
+        <w:rFonts w:ascii="Wingdings" w:hAnsi="Wingdings" w:cs="Wingdings" w:hint="default"/>
+        <w:sz w:val="20"/>
+      </w:rPr>
+    </w:lvl>
+    <w:lvl w:ilvl="3">
       <w:start w:val="1"/>
       <w:numFmt w:val="bullet"/>
       <w:lvlText w:val=""/>
@@ -3231,11 +3798,11 @@
         <w:ind w:left="2880" w:hanging="360"/>
       </w:pPr>
       <w:rPr>
-        <w:rFonts w:ascii="Wingdings" w:hAnsi="Wingdings" w:hint="default"/>
-        <w:sz w:val="20"/>
-      </w:rPr>
-    </w:lvl>
-    <w:lvl w:ilvl="4" w:tentative="1">
+        <w:rFonts w:ascii="Wingdings" w:hAnsi="Wingdings" w:cs="Wingdings" w:hint="default"/>
+        <w:sz w:val="20"/>
+      </w:rPr>
+    </w:lvl>
+    <w:lvl w:ilvl="4">
       <w:start w:val="1"/>
       <w:numFmt w:val="bullet"/>
       <w:lvlText w:val=""/>
@@ -3247,11 +3814,11 @@
         <w:ind w:left="3600" w:hanging="360"/>
       </w:pPr>
       <w:rPr>
-        <w:rFonts w:ascii="Wingdings" w:hAnsi="Wingdings" w:hint="default"/>
-        <w:sz w:val="20"/>
-      </w:rPr>
-    </w:lvl>
-    <w:lvl w:ilvl="5" w:tentative="1">
+        <w:rFonts w:ascii="Wingdings" w:hAnsi="Wingdings" w:cs="Wingdings" w:hint="default"/>
+        <w:sz w:val="20"/>
+      </w:rPr>
+    </w:lvl>
+    <w:lvl w:ilvl="5">
       <w:start w:val="1"/>
       <w:numFmt w:val="bullet"/>
       <w:lvlText w:val=""/>
@@ -3263,11 +3830,11 @@
         <w:ind w:left="4320" w:hanging="360"/>
       </w:pPr>
       <w:rPr>
-        <w:rFonts w:ascii="Wingdings" w:hAnsi="Wingdings" w:hint="default"/>
-        <w:sz w:val="20"/>
-      </w:rPr>
-    </w:lvl>
-    <w:lvl w:ilvl="6" w:tentative="1">
+        <w:rFonts w:ascii="Wingdings" w:hAnsi="Wingdings" w:cs="Wingdings" w:hint="default"/>
+        <w:sz w:val="20"/>
+      </w:rPr>
+    </w:lvl>
+    <w:lvl w:ilvl="6">
       <w:start w:val="1"/>
       <w:numFmt w:val="bullet"/>
       <w:lvlText w:val=""/>
@@ -3279,11 +3846,11 @@
         <w:ind w:left="5040" w:hanging="360"/>
       </w:pPr>
       <w:rPr>
-        <w:rFonts w:ascii="Wingdings" w:hAnsi="Wingdings" w:hint="default"/>
-        <w:sz w:val="20"/>
-      </w:rPr>
-    </w:lvl>
-    <w:lvl w:ilvl="7" w:tentative="1">
+        <w:rFonts w:ascii="Wingdings" w:hAnsi="Wingdings" w:cs="Wingdings" w:hint="default"/>
+        <w:sz w:val="20"/>
+      </w:rPr>
+    </w:lvl>
+    <w:lvl w:ilvl="7">
       <w:start w:val="1"/>
       <w:numFmt w:val="bullet"/>
       <w:lvlText w:val=""/>
@@ -3295,11 +3862,11 @@
         <w:ind w:left="5760" w:hanging="360"/>
       </w:pPr>
       <w:rPr>
-        <w:rFonts w:ascii="Wingdings" w:hAnsi="Wingdings" w:hint="default"/>
-        <w:sz w:val="20"/>
-      </w:rPr>
-    </w:lvl>
-    <w:lvl w:ilvl="8" w:tentative="1">
+        <w:rFonts w:ascii="Wingdings" w:hAnsi="Wingdings" w:cs="Wingdings" w:hint="default"/>
+        <w:sz w:val="20"/>
+      </w:rPr>
+    </w:lvl>
+    <w:lvl w:ilvl="8">
       <w:start w:val="1"/>
       <w:numFmt w:val="bullet"/>
       <w:lvlText w:val=""/>
@@ -3311,15 +3878,12 @@
         <w:ind w:left="6480" w:hanging="360"/>
       </w:pPr>
       <w:rPr>
-        <w:rFonts w:ascii="Wingdings" w:hAnsi="Wingdings" w:hint="default"/>
+        <w:rFonts w:ascii="Wingdings" w:hAnsi="Wingdings" w:cs="Wingdings" w:hint="default"/>
         <w:sz w:val="20"/>
       </w:rPr>
     </w:lvl>
   </w:abstractNum>
-  <w:abstractNum w:abstractNumId="8" w15:restartNumberingAfterBreak="0">
-    <w:nsid w:val="53CF7DC9"/>
-    <w:multiLevelType w:val="multilevel"/>
-    <w:tmpl w:val="C96CB072"/>
+  <w:abstractNum w:abstractNumId="9">
     <w:lvl w:ilvl="0">
       <w:start w:val="1"/>
       <w:numFmt w:val="bullet"/>
@@ -3332,11 +3896,11 @@
         <w:ind w:left="720" w:hanging="360"/>
       </w:pPr>
       <w:rPr>
-        <w:rFonts w:ascii="Symbol" w:hAnsi="Symbol" w:hint="default"/>
-        <w:sz w:val="20"/>
-      </w:rPr>
-    </w:lvl>
-    <w:lvl w:ilvl="1" w:tentative="1">
+        <w:rFonts w:ascii="Symbol" w:hAnsi="Symbol" w:cs="Symbol" w:hint="default"/>
+        <w:sz w:val="20"/>
+      </w:rPr>
+    </w:lvl>
+    <w:lvl w:ilvl="1">
       <w:start w:val="1"/>
       <w:numFmt w:val="bullet"/>
       <w:lvlText w:val="o"/>
@@ -3348,11 +3912,11 @@
         <w:ind w:left="1440" w:hanging="360"/>
       </w:pPr>
       <w:rPr>
-        <w:rFonts w:ascii="Courier New" w:hAnsi="Courier New" w:hint="default"/>
-        <w:sz w:val="20"/>
-      </w:rPr>
-    </w:lvl>
-    <w:lvl w:ilvl="2" w:tentative="1">
+        <w:rFonts w:ascii="Courier New" w:hAnsi="Courier New" w:cs="Courier New" w:hint="default"/>
+        <w:sz w:val="20"/>
+      </w:rPr>
+    </w:lvl>
+    <w:lvl w:ilvl="2">
       <w:start w:val="1"/>
       <w:numFmt w:val="bullet"/>
       <w:lvlText w:val=""/>
@@ -3364,11 +3928,11 @@
         <w:ind w:left="2160" w:hanging="360"/>
       </w:pPr>
       <w:rPr>
-        <w:rFonts w:ascii="Wingdings" w:hAnsi="Wingdings" w:hint="default"/>
-        <w:sz w:val="20"/>
-      </w:rPr>
-    </w:lvl>
-    <w:lvl w:ilvl="3" w:tentative="1">
+        <w:rFonts w:ascii="Wingdings" w:hAnsi="Wingdings" w:cs="Wingdings" w:hint="default"/>
+        <w:sz w:val="20"/>
+      </w:rPr>
+    </w:lvl>
+    <w:lvl w:ilvl="3">
       <w:start w:val="1"/>
       <w:numFmt w:val="bullet"/>
       <w:lvlText w:val=""/>
@@ -3380,11 +3944,11 @@
         <w:ind w:left="2880" w:hanging="360"/>
       </w:pPr>
       <w:rPr>
-        <w:rFonts w:ascii="Wingdings" w:hAnsi="Wingdings" w:hint="default"/>
-        <w:sz w:val="20"/>
-      </w:rPr>
-    </w:lvl>
-    <w:lvl w:ilvl="4" w:tentative="1">
+        <w:rFonts w:ascii="Wingdings" w:hAnsi="Wingdings" w:cs="Wingdings" w:hint="default"/>
+        <w:sz w:val="20"/>
+      </w:rPr>
+    </w:lvl>
+    <w:lvl w:ilvl="4">
       <w:start w:val="1"/>
       <w:numFmt w:val="bullet"/>
       <w:lvlText w:val=""/>
@@ -3396,11 +3960,11 @@
         <w:ind w:left="3600" w:hanging="360"/>
       </w:pPr>
       <w:rPr>
-        <w:rFonts w:ascii="Wingdings" w:hAnsi="Wingdings" w:hint="default"/>
-        <w:sz w:val="20"/>
-      </w:rPr>
-    </w:lvl>
-    <w:lvl w:ilvl="5" w:tentative="1">
+        <w:rFonts w:ascii="Wingdings" w:hAnsi="Wingdings" w:cs="Wingdings" w:hint="default"/>
+        <w:sz w:val="20"/>
+      </w:rPr>
+    </w:lvl>
+    <w:lvl w:ilvl="5">
       <w:start w:val="1"/>
       <w:numFmt w:val="bullet"/>
       <w:lvlText w:val=""/>
@@ -3412,11 +3976,11 @@
         <w:ind w:left="4320" w:hanging="360"/>
       </w:pPr>
       <w:rPr>
-        <w:rFonts w:ascii="Wingdings" w:hAnsi="Wingdings" w:hint="default"/>
-        <w:sz w:val="20"/>
-      </w:rPr>
-    </w:lvl>
-    <w:lvl w:ilvl="6" w:tentative="1">
+        <w:rFonts w:ascii="Wingdings" w:hAnsi="Wingdings" w:cs="Wingdings" w:hint="default"/>
+        <w:sz w:val="20"/>
+      </w:rPr>
+    </w:lvl>
+    <w:lvl w:ilvl="6">
       <w:start w:val="1"/>
       <w:numFmt w:val="bullet"/>
       <w:lvlText w:val=""/>
@@ -3428,11 +3992,11 @@
         <w:ind w:left="5040" w:hanging="360"/>
       </w:pPr>
       <w:rPr>
-        <w:rFonts w:ascii="Wingdings" w:hAnsi="Wingdings" w:hint="default"/>
-        <w:sz w:val="20"/>
-      </w:rPr>
-    </w:lvl>
-    <w:lvl w:ilvl="7" w:tentative="1">
+        <w:rFonts w:ascii="Wingdings" w:hAnsi="Wingdings" w:cs="Wingdings" w:hint="default"/>
+        <w:sz w:val="20"/>
+      </w:rPr>
+    </w:lvl>
+    <w:lvl w:ilvl="7">
       <w:start w:val="1"/>
       <w:numFmt w:val="bullet"/>
       <w:lvlText w:val=""/>
@@ -3444,11 +4008,11 @@
         <w:ind w:left="5760" w:hanging="360"/>
       </w:pPr>
       <w:rPr>
-        <w:rFonts w:ascii="Wingdings" w:hAnsi="Wingdings" w:hint="default"/>
-        <w:sz w:val="20"/>
-      </w:rPr>
-    </w:lvl>
-    <w:lvl w:ilvl="8" w:tentative="1">
+        <w:rFonts w:ascii="Wingdings" w:hAnsi="Wingdings" w:cs="Wingdings" w:hint="default"/>
+        <w:sz w:val="20"/>
+      </w:rPr>
+    </w:lvl>
+    <w:lvl w:ilvl="8">
       <w:start w:val="1"/>
       <w:numFmt w:val="bullet"/>
       <w:lvlText w:val=""/>
@@ -3460,15 +4024,12 @@
         <w:ind w:left="6480" w:hanging="360"/>
       </w:pPr>
       <w:rPr>
-        <w:rFonts w:ascii="Wingdings" w:hAnsi="Wingdings" w:hint="default"/>
+        <w:rFonts w:ascii="Wingdings" w:hAnsi="Wingdings" w:cs="Wingdings" w:hint="default"/>
         <w:sz w:val="20"/>
       </w:rPr>
     </w:lvl>
   </w:abstractNum>
-  <w:abstractNum w:abstractNumId="9" w15:restartNumberingAfterBreak="0">
-    <w:nsid w:val="5A4E3043"/>
-    <w:multiLevelType w:val="multilevel"/>
-    <w:tmpl w:val="59A813D6"/>
+  <w:abstractNum w:abstractNumId="10">
     <w:lvl w:ilvl="0">
       <w:start w:val="1"/>
       <w:numFmt w:val="bullet"/>
@@ -3481,11 +4042,11 @@
         <w:ind w:left="720" w:hanging="360"/>
       </w:pPr>
       <w:rPr>
-        <w:rFonts w:ascii="Symbol" w:hAnsi="Symbol" w:hint="default"/>
-        <w:sz w:val="20"/>
-      </w:rPr>
-    </w:lvl>
-    <w:lvl w:ilvl="1" w:tentative="1">
+        <w:rFonts w:ascii="Symbol" w:hAnsi="Symbol" w:cs="Symbol" w:hint="default"/>
+        <w:sz w:val="20"/>
+      </w:rPr>
+    </w:lvl>
+    <w:lvl w:ilvl="1">
       <w:start w:val="1"/>
       <w:numFmt w:val="bullet"/>
       <w:lvlText w:val="o"/>
@@ -3497,11 +4058,11 @@
         <w:ind w:left="1440" w:hanging="360"/>
       </w:pPr>
       <w:rPr>
-        <w:rFonts w:ascii="Courier New" w:hAnsi="Courier New" w:hint="default"/>
-        <w:sz w:val="20"/>
-      </w:rPr>
-    </w:lvl>
-    <w:lvl w:ilvl="2" w:tentative="1">
+        <w:rFonts w:ascii="Courier New" w:hAnsi="Courier New" w:cs="Courier New" w:hint="default"/>
+        <w:sz w:val="20"/>
+      </w:rPr>
+    </w:lvl>
+    <w:lvl w:ilvl="2">
       <w:start w:val="1"/>
       <w:numFmt w:val="bullet"/>
       <w:lvlText w:val=""/>
@@ -3513,11 +4074,11 @@
         <w:ind w:left="2160" w:hanging="360"/>
       </w:pPr>
       <w:rPr>
-        <w:rFonts w:ascii="Wingdings" w:hAnsi="Wingdings" w:hint="default"/>
-        <w:sz w:val="20"/>
-      </w:rPr>
-    </w:lvl>
-    <w:lvl w:ilvl="3" w:tentative="1">
+        <w:rFonts w:ascii="Wingdings" w:hAnsi="Wingdings" w:cs="Wingdings" w:hint="default"/>
+        <w:sz w:val="20"/>
+      </w:rPr>
+    </w:lvl>
+    <w:lvl w:ilvl="3">
       <w:start w:val="1"/>
       <w:numFmt w:val="bullet"/>
       <w:lvlText w:val=""/>
@@ -3529,11 +4090,11 @@
         <w:ind w:left="2880" w:hanging="360"/>
       </w:pPr>
       <w:rPr>
-        <w:rFonts w:ascii="Wingdings" w:hAnsi="Wingdings" w:hint="default"/>
-        <w:sz w:val="20"/>
-      </w:rPr>
-    </w:lvl>
-    <w:lvl w:ilvl="4" w:tentative="1">
+        <w:rFonts w:ascii="Wingdings" w:hAnsi="Wingdings" w:cs="Wingdings" w:hint="default"/>
+        <w:sz w:val="20"/>
+      </w:rPr>
+    </w:lvl>
+    <w:lvl w:ilvl="4">
       <w:start w:val="1"/>
       <w:numFmt w:val="bullet"/>
       <w:lvlText w:val=""/>
@@ -3545,11 +4106,11 @@
         <w:ind w:left="3600" w:hanging="360"/>
       </w:pPr>
       <w:rPr>
-        <w:rFonts w:ascii="Wingdings" w:hAnsi="Wingdings" w:hint="default"/>
-        <w:sz w:val="20"/>
-      </w:rPr>
-    </w:lvl>
-    <w:lvl w:ilvl="5" w:tentative="1">
+        <w:rFonts w:ascii="Wingdings" w:hAnsi="Wingdings" w:cs="Wingdings" w:hint="default"/>
+        <w:sz w:val="20"/>
+      </w:rPr>
+    </w:lvl>
+    <w:lvl w:ilvl="5">
       <w:start w:val="1"/>
       <w:numFmt w:val="bullet"/>
       <w:lvlText w:val=""/>
@@ -3561,11 +4122,11 @@
         <w:ind w:left="4320" w:hanging="360"/>
       </w:pPr>
       <w:rPr>
-        <w:rFonts w:ascii="Wingdings" w:hAnsi="Wingdings" w:hint="default"/>
-        <w:sz w:val="20"/>
-      </w:rPr>
-    </w:lvl>
-    <w:lvl w:ilvl="6" w:tentative="1">
+        <w:rFonts w:ascii="Wingdings" w:hAnsi="Wingdings" w:cs="Wingdings" w:hint="default"/>
+        <w:sz w:val="20"/>
+      </w:rPr>
+    </w:lvl>
+    <w:lvl w:ilvl="6">
       <w:start w:val="1"/>
       <w:numFmt w:val="bullet"/>
       <w:lvlText w:val=""/>
@@ -3577,11 +4138,11 @@
         <w:ind w:left="5040" w:hanging="360"/>
       </w:pPr>
       <w:rPr>
-        <w:rFonts w:ascii="Wingdings" w:hAnsi="Wingdings" w:hint="default"/>
-        <w:sz w:val="20"/>
-      </w:rPr>
-    </w:lvl>
-    <w:lvl w:ilvl="7" w:tentative="1">
+        <w:rFonts w:ascii="Wingdings" w:hAnsi="Wingdings" w:cs="Wingdings" w:hint="default"/>
+        <w:sz w:val="20"/>
+      </w:rPr>
+    </w:lvl>
+    <w:lvl w:ilvl="7">
       <w:start w:val="1"/>
       <w:numFmt w:val="bullet"/>
       <w:lvlText w:val=""/>
@@ -3593,11 +4154,11 @@
         <w:ind w:left="5760" w:hanging="360"/>
       </w:pPr>
       <w:rPr>
-        <w:rFonts w:ascii="Wingdings" w:hAnsi="Wingdings" w:hint="default"/>
-        <w:sz w:val="20"/>
-      </w:rPr>
-    </w:lvl>
-    <w:lvl w:ilvl="8" w:tentative="1">
+        <w:rFonts w:ascii="Wingdings" w:hAnsi="Wingdings" w:cs="Wingdings" w:hint="default"/>
+        <w:sz w:val="20"/>
+      </w:rPr>
+    </w:lvl>
+    <w:lvl w:ilvl="8">
       <w:start w:val="1"/>
       <w:numFmt w:val="bullet"/>
       <w:lvlText w:val=""/>
@@ -3609,15 +4170,12 @@
         <w:ind w:left="6480" w:hanging="360"/>
       </w:pPr>
       <w:rPr>
-        <w:rFonts w:ascii="Wingdings" w:hAnsi="Wingdings" w:hint="default"/>
+        <w:rFonts w:ascii="Wingdings" w:hAnsi="Wingdings" w:cs="Wingdings" w:hint="default"/>
         <w:sz w:val="20"/>
       </w:rPr>
     </w:lvl>
   </w:abstractNum>
-  <w:abstractNum w:abstractNumId="10" w15:restartNumberingAfterBreak="0">
-    <w:nsid w:val="6C106B10"/>
-    <w:multiLevelType w:val="multilevel"/>
-    <w:tmpl w:val="1D6C1202"/>
+  <w:abstractNum w:abstractNumId="11">
     <w:lvl w:ilvl="0">
       <w:start w:val="1"/>
       <w:numFmt w:val="bullet"/>
@@ -3630,11 +4188,11 @@
         <w:ind w:left="720" w:hanging="360"/>
       </w:pPr>
       <w:rPr>
-        <w:rFonts w:ascii="Symbol" w:hAnsi="Symbol" w:hint="default"/>
-        <w:sz w:val="20"/>
-      </w:rPr>
-    </w:lvl>
-    <w:lvl w:ilvl="1" w:tentative="1">
+        <w:rFonts w:ascii="Symbol" w:hAnsi="Symbol" w:cs="Symbol" w:hint="default"/>
+        <w:sz w:val="20"/>
+      </w:rPr>
+    </w:lvl>
+    <w:lvl w:ilvl="1">
       <w:start w:val="1"/>
       <w:numFmt w:val="bullet"/>
       <w:lvlText w:val="o"/>
@@ -3646,11 +4204,11 @@
         <w:ind w:left="1440" w:hanging="360"/>
       </w:pPr>
       <w:rPr>
-        <w:rFonts w:ascii="Courier New" w:hAnsi="Courier New" w:hint="default"/>
-        <w:sz w:val="20"/>
-      </w:rPr>
-    </w:lvl>
-    <w:lvl w:ilvl="2" w:tentative="1">
+        <w:rFonts w:ascii="Courier New" w:hAnsi="Courier New" w:cs="Courier New" w:hint="default"/>
+        <w:sz w:val="20"/>
+      </w:rPr>
+    </w:lvl>
+    <w:lvl w:ilvl="2">
       <w:start w:val="1"/>
       <w:numFmt w:val="bullet"/>
       <w:lvlText w:val=""/>
@@ -3662,11 +4220,11 @@
         <w:ind w:left="2160" w:hanging="360"/>
       </w:pPr>
       <w:rPr>
-        <w:rFonts w:ascii="Wingdings" w:hAnsi="Wingdings" w:hint="default"/>
-        <w:sz w:val="20"/>
-      </w:rPr>
-    </w:lvl>
-    <w:lvl w:ilvl="3" w:tentative="1">
+        <w:rFonts w:ascii="Wingdings" w:hAnsi="Wingdings" w:cs="Wingdings" w:hint="default"/>
+        <w:sz w:val="20"/>
+      </w:rPr>
+    </w:lvl>
+    <w:lvl w:ilvl="3">
       <w:start w:val="1"/>
       <w:numFmt w:val="bullet"/>
       <w:lvlText w:val=""/>
@@ -3678,11 +4236,11 @@
         <w:ind w:left="2880" w:hanging="360"/>
       </w:pPr>
       <w:rPr>
-        <w:rFonts w:ascii="Wingdings" w:hAnsi="Wingdings" w:hint="default"/>
-        <w:sz w:val="20"/>
-      </w:rPr>
-    </w:lvl>
-    <w:lvl w:ilvl="4" w:tentative="1">
+        <w:rFonts w:ascii="Wingdings" w:hAnsi="Wingdings" w:cs="Wingdings" w:hint="default"/>
+        <w:sz w:val="20"/>
+      </w:rPr>
+    </w:lvl>
+    <w:lvl w:ilvl="4">
       <w:start w:val="1"/>
       <w:numFmt w:val="bullet"/>
       <w:lvlText w:val=""/>
@@ -3694,11 +4252,11 @@
         <w:ind w:left="3600" w:hanging="360"/>
       </w:pPr>
       <w:rPr>
-        <w:rFonts w:ascii="Wingdings" w:hAnsi="Wingdings" w:hint="default"/>
-        <w:sz w:val="20"/>
-      </w:rPr>
-    </w:lvl>
-    <w:lvl w:ilvl="5" w:tentative="1">
+        <w:rFonts w:ascii="Wingdings" w:hAnsi="Wingdings" w:cs="Wingdings" w:hint="default"/>
+        <w:sz w:val="20"/>
+      </w:rPr>
+    </w:lvl>
+    <w:lvl w:ilvl="5">
       <w:start w:val="1"/>
       <w:numFmt w:val="bullet"/>
       <w:lvlText w:val=""/>
@@ -3710,11 +4268,11 @@
         <w:ind w:left="4320" w:hanging="360"/>
       </w:pPr>
       <w:rPr>
-        <w:rFonts w:ascii="Wingdings" w:hAnsi="Wingdings" w:hint="default"/>
-        <w:sz w:val="20"/>
-      </w:rPr>
-    </w:lvl>
-    <w:lvl w:ilvl="6" w:tentative="1">
+        <w:rFonts w:ascii="Wingdings" w:hAnsi="Wingdings" w:cs="Wingdings" w:hint="default"/>
+        <w:sz w:val="20"/>
+      </w:rPr>
+    </w:lvl>
+    <w:lvl w:ilvl="6">
       <w:start w:val="1"/>
       <w:numFmt w:val="bullet"/>
       <w:lvlText w:val=""/>
@@ -3726,11 +4284,11 @@
         <w:ind w:left="5040" w:hanging="360"/>
       </w:pPr>
       <w:rPr>
-        <w:rFonts w:ascii="Wingdings" w:hAnsi="Wingdings" w:hint="default"/>
-        <w:sz w:val="20"/>
-      </w:rPr>
-    </w:lvl>
-    <w:lvl w:ilvl="7" w:tentative="1">
+        <w:rFonts w:ascii="Wingdings" w:hAnsi="Wingdings" w:cs="Wingdings" w:hint="default"/>
+        <w:sz w:val="20"/>
+      </w:rPr>
+    </w:lvl>
+    <w:lvl w:ilvl="7">
       <w:start w:val="1"/>
       <w:numFmt w:val="bullet"/>
       <w:lvlText w:val=""/>
@@ -3742,11 +4300,11 @@
         <w:ind w:left="5760" w:hanging="360"/>
       </w:pPr>
       <w:rPr>
-        <w:rFonts w:ascii="Wingdings" w:hAnsi="Wingdings" w:hint="default"/>
-        <w:sz w:val="20"/>
-      </w:rPr>
-    </w:lvl>
-    <w:lvl w:ilvl="8" w:tentative="1">
+        <w:rFonts w:ascii="Wingdings" w:hAnsi="Wingdings" w:cs="Wingdings" w:hint="default"/>
+        <w:sz w:val="20"/>
+      </w:rPr>
+    </w:lvl>
+    <w:lvl w:ilvl="8">
       <w:start w:val="1"/>
       <w:numFmt w:val="bullet"/>
       <w:lvlText w:val=""/>
@@ -3758,15 +4316,12 @@
         <w:ind w:left="6480" w:hanging="360"/>
       </w:pPr>
       <w:rPr>
-        <w:rFonts w:ascii="Wingdings" w:hAnsi="Wingdings" w:hint="default"/>
+        <w:rFonts w:ascii="Wingdings" w:hAnsi="Wingdings" w:cs="Wingdings" w:hint="default"/>
         <w:sz w:val="20"/>
       </w:rPr>
     </w:lvl>
   </w:abstractNum>
-  <w:abstractNum w:abstractNumId="11" w15:restartNumberingAfterBreak="0">
-    <w:nsid w:val="754B03A7"/>
-    <w:multiLevelType w:val="multilevel"/>
-    <w:tmpl w:val="9D66FDA6"/>
+  <w:abstractNum w:abstractNumId="12">
     <w:lvl w:ilvl="0">
       <w:start w:val="1"/>
       <w:numFmt w:val="bullet"/>
@@ -3779,7 +4334,7 @@
         <w:ind w:left="720" w:hanging="360"/>
       </w:pPr>
       <w:rPr>
-        <w:rFonts w:ascii="Symbol" w:hAnsi="Symbol" w:hint="default"/>
+        <w:rFonts w:ascii="Symbol" w:hAnsi="Symbol" w:cs="Symbol" w:hint="default"/>
         <w:sz w:val="20"/>
       </w:rPr>
     </w:lvl>
@@ -3795,11 +4350,11 @@
         <w:ind w:left="1440" w:hanging="360"/>
       </w:pPr>
       <w:rPr>
-        <w:rFonts w:ascii="Courier New" w:hAnsi="Courier New" w:hint="default"/>
-        <w:sz w:val="20"/>
-      </w:rPr>
-    </w:lvl>
-    <w:lvl w:ilvl="2" w:tentative="1">
+        <w:rFonts w:ascii="Courier New" w:hAnsi="Courier New" w:cs="Courier New" w:hint="default"/>
+        <w:sz w:val="20"/>
+      </w:rPr>
+    </w:lvl>
+    <w:lvl w:ilvl="2">
       <w:start w:val="1"/>
       <w:numFmt w:val="bullet"/>
       <w:lvlText w:val=""/>
@@ -3811,11 +4366,11 @@
         <w:ind w:left="2160" w:hanging="360"/>
       </w:pPr>
       <w:rPr>
-        <w:rFonts w:ascii="Wingdings" w:hAnsi="Wingdings" w:hint="default"/>
-        <w:sz w:val="20"/>
-      </w:rPr>
-    </w:lvl>
-    <w:lvl w:ilvl="3" w:tentative="1">
+        <w:rFonts w:ascii="Wingdings" w:hAnsi="Wingdings" w:cs="Wingdings" w:hint="default"/>
+        <w:sz w:val="20"/>
+      </w:rPr>
+    </w:lvl>
+    <w:lvl w:ilvl="3">
       <w:start w:val="1"/>
       <w:numFmt w:val="bullet"/>
       <w:lvlText w:val=""/>
@@ -3827,11 +4382,11 @@
         <w:ind w:left="2880" w:hanging="360"/>
       </w:pPr>
       <w:rPr>
-        <w:rFonts w:ascii="Wingdings" w:hAnsi="Wingdings" w:hint="default"/>
-        <w:sz w:val="20"/>
-      </w:rPr>
-    </w:lvl>
-    <w:lvl w:ilvl="4" w:tentative="1">
+        <w:rFonts w:ascii="Wingdings" w:hAnsi="Wingdings" w:cs="Wingdings" w:hint="default"/>
+        <w:sz w:val="20"/>
+      </w:rPr>
+    </w:lvl>
+    <w:lvl w:ilvl="4">
       <w:start w:val="1"/>
       <w:numFmt w:val="bullet"/>
       <w:lvlText w:val=""/>
@@ -3843,11 +4398,11 @@
         <w:ind w:left="3600" w:hanging="360"/>
       </w:pPr>
       <w:rPr>
-        <w:rFonts w:ascii="Wingdings" w:hAnsi="Wingdings" w:hint="default"/>
-        <w:sz w:val="20"/>
-      </w:rPr>
-    </w:lvl>
-    <w:lvl w:ilvl="5" w:tentative="1">
+        <w:rFonts w:ascii="Wingdings" w:hAnsi="Wingdings" w:cs="Wingdings" w:hint="default"/>
+        <w:sz w:val="20"/>
+      </w:rPr>
+    </w:lvl>
+    <w:lvl w:ilvl="5">
       <w:start w:val="1"/>
       <w:numFmt w:val="bullet"/>
       <w:lvlText w:val=""/>
@@ -3859,11 +4414,11 @@
         <w:ind w:left="4320" w:hanging="360"/>
       </w:pPr>
       <w:rPr>
-        <w:rFonts w:ascii="Wingdings" w:hAnsi="Wingdings" w:hint="default"/>
-        <w:sz w:val="20"/>
-      </w:rPr>
-    </w:lvl>
-    <w:lvl w:ilvl="6" w:tentative="1">
+        <w:rFonts w:ascii="Wingdings" w:hAnsi="Wingdings" w:cs="Wingdings" w:hint="default"/>
+        <w:sz w:val="20"/>
+      </w:rPr>
+    </w:lvl>
+    <w:lvl w:ilvl="6">
       <w:start w:val="1"/>
       <w:numFmt w:val="bullet"/>
       <w:lvlText w:val=""/>
@@ -3875,11 +4430,11 @@
         <w:ind w:left="5040" w:hanging="360"/>
       </w:pPr>
       <w:rPr>
-        <w:rFonts w:ascii="Wingdings" w:hAnsi="Wingdings" w:hint="default"/>
-        <w:sz w:val="20"/>
-      </w:rPr>
-    </w:lvl>
-    <w:lvl w:ilvl="7" w:tentative="1">
+        <w:rFonts w:ascii="Wingdings" w:hAnsi="Wingdings" w:cs="Wingdings" w:hint="default"/>
+        <w:sz w:val="20"/>
+      </w:rPr>
+    </w:lvl>
+    <w:lvl w:ilvl="7">
       <w:start w:val="1"/>
       <w:numFmt w:val="bullet"/>
       <w:lvlText w:val=""/>
@@ -3891,11 +4446,11 @@
         <w:ind w:left="5760" w:hanging="360"/>
       </w:pPr>
       <w:rPr>
-        <w:rFonts w:ascii="Wingdings" w:hAnsi="Wingdings" w:hint="default"/>
-        <w:sz w:val="20"/>
-      </w:rPr>
-    </w:lvl>
-    <w:lvl w:ilvl="8" w:tentative="1">
+        <w:rFonts w:ascii="Wingdings" w:hAnsi="Wingdings" w:cs="Wingdings" w:hint="default"/>
+        <w:sz w:val="20"/>
+      </w:rPr>
+    </w:lvl>
+    <w:lvl w:ilvl="8">
       <w:start w:val="1"/>
       <w:numFmt w:val="bullet"/>
       <w:lvlText w:val=""/>
@@ -3907,56 +4462,178 @@
         <w:ind w:left="6480" w:hanging="360"/>
       </w:pPr>
       <w:rPr>
-        <w:rFonts w:ascii="Wingdings" w:hAnsi="Wingdings" w:hint="default"/>
+        <w:rFonts w:ascii="Wingdings" w:hAnsi="Wingdings" w:cs="Wingdings" w:hint="default"/>
         <w:sz w:val="20"/>
       </w:rPr>
     </w:lvl>
   </w:abstractNum>
-  <w:num w:numId="1" w16cid:durableId="130101324">
+  <w:abstractNum w:abstractNumId="13">
+    <w:lvl w:ilvl="0">
+      <w:start w:val="1"/>
+      <w:numFmt w:val="none"/>
+      <w:suff w:val="nothing"/>
+      <w:lvlText w:val=""/>
+      <w:lvlJc w:val="left"/>
+      <w:pPr>
+        <w:tabs>
+          <w:tab w:val="num" w:pos="0"/>
+        </w:tabs>
+        <w:ind w:left="0" w:hanging="0"/>
+      </w:pPr>
+    </w:lvl>
+    <w:lvl w:ilvl="1">
+      <w:start w:val="1"/>
+      <w:numFmt w:val="none"/>
+      <w:suff w:val="nothing"/>
+      <w:lvlText w:val=""/>
+      <w:lvlJc w:val="left"/>
+      <w:pPr>
+        <w:tabs>
+          <w:tab w:val="num" w:pos="0"/>
+        </w:tabs>
+        <w:ind w:left="0" w:hanging="0"/>
+      </w:pPr>
+    </w:lvl>
+    <w:lvl w:ilvl="2">
+      <w:start w:val="1"/>
+      <w:numFmt w:val="none"/>
+      <w:suff w:val="nothing"/>
+      <w:lvlText w:val=""/>
+      <w:lvlJc w:val="left"/>
+      <w:pPr>
+        <w:tabs>
+          <w:tab w:val="num" w:pos="0"/>
+        </w:tabs>
+        <w:ind w:left="0" w:hanging="0"/>
+      </w:pPr>
+    </w:lvl>
+    <w:lvl w:ilvl="3">
+      <w:start w:val="1"/>
+      <w:numFmt w:val="none"/>
+      <w:suff w:val="nothing"/>
+      <w:lvlText w:val=""/>
+      <w:lvlJc w:val="left"/>
+      <w:pPr>
+        <w:tabs>
+          <w:tab w:val="num" w:pos="0"/>
+        </w:tabs>
+        <w:ind w:left="0" w:hanging="0"/>
+      </w:pPr>
+    </w:lvl>
+    <w:lvl w:ilvl="4">
+      <w:start w:val="1"/>
+      <w:numFmt w:val="none"/>
+      <w:suff w:val="nothing"/>
+      <w:lvlText w:val=""/>
+      <w:lvlJc w:val="left"/>
+      <w:pPr>
+        <w:tabs>
+          <w:tab w:val="num" w:pos="0"/>
+        </w:tabs>
+        <w:ind w:left="0" w:hanging="0"/>
+      </w:pPr>
+    </w:lvl>
+    <w:lvl w:ilvl="5">
+      <w:start w:val="1"/>
+      <w:numFmt w:val="none"/>
+      <w:suff w:val="nothing"/>
+      <w:lvlText w:val=""/>
+      <w:lvlJc w:val="left"/>
+      <w:pPr>
+        <w:tabs>
+          <w:tab w:val="num" w:pos="0"/>
+        </w:tabs>
+        <w:ind w:left="0" w:hanging="0"/>
+      </w:pPr>
+    </w:lvl>
+    <w:lvl w:ilvl="6">
+      <w:start w:val="1"/>
+      <w:numFmt w:val="none"/>
+      <w:suff w:val="nothing"/>
+      <w:lvlText w:val=""/>
+      <w:lvlJc w:val="left"/>
+      <w:pPr>
+        <w:tabs>
+          <w:tab w:val="num" w:pos="0"/>
+        </w:tabs>
+        <w:ind w:left="0" w:hanging="0"/>
+      </w:pPr>
+    </w:lvl>
+    <w:lvl w:ilvl="7">
+      <w:start w:val="1"/>
+      <w:numFmt w:val="none"/>
+      <w:suff w:val="nothing"/>
+      <w:lvlText w:val=""/>
+      <w:lvlJc w:val="left"/>
+      <w:pPr>
+        <w:tabs>
+          <w:tab w:val="num" w:pos="0"/>
+        </w:tabs>
+        <w:ind w:left="0" w:hanging="0"/>
+      </w:pPr>
+    </w:lvl>
+    <w:lvl w:ilvl="8">
+      <w:start w:val="1"/>
+      <w:numFmt w:val="none"/>
+      <w:suff w:val="nothing"/>
+      <w:lvlText w:val=""/>
+      <w:lvlJc w:val="left"/>
+      <w:pPr>
+        <w:tabs>
+          <w:tab w:val="num" w:pos="0"/>
+        </w:tabs>
+        <w:ind w:left="0" w:hanging="0"/>
+      </w:pPr>
+    </w:lvl>
+  </w:abstractNum>
+  <w:num w:numId="1">
+    <w:abstractNumId w:val="1"/>
+  </w:num>
+  <w:num w:numId="2">
+    <w:abstractNumId w:val="2"/>
+  </w:num>
+  <w:num w:numId="3">
     <w:abstractNumId w:val="3"/>
   </w:num>
-  <w:num w:numId="2" w16cid:durableId="239482981">
-    <w:abstractNumId w:val="1"/>
+  <w:num w:numId="4">
+    <w:abstractNumId w:val="4"/>
   </w:num>
-  <w:num w:numId="3" w16cid:durableId="105856596">
+  <w:num w:numId="5">
+    <w:abstractNumId w:val="5"/>
+  </w:num>
+  <w:num w:numId="6">
     <w:abstractNumId w:val="6"/>
   </w:num>
-  <w:num w:numId="4" w16cid:durableId="480199958">
+  <w:num w:numId="7">
     <w:abstractNumId w:val="7"/>
   </w:num>
-  <w:num w:numId="5" w16cid:durableId="1942687887">
-    <w:abstractNumId w:val="5"/>
+  <w:num w:numId="8">
+    <w:abstractNumId w:val="8"/>
   </w:num>
-  <w:num w:numId="6" w16cid:durableId="1149591505">
+  <w:num w:numId="9">
+    <w:abstractNumId w:val="9"/>
+  </w:num>
+  <w:num w:numId="10">
+    <w:abstractNumId w:val="10"/>
+  </w:num>
+  <w:num w:numId="11">
     <w:abstractNumId w:val="11"/>
   </w:num>
-  <w:num w:numId="7" w16cid:durableId="35279038">
-    <w:abstractNumId w:val="4"/>
+  <w:num w:numId="12">
+    <w:abstractNumId w:val="12"/>
   </w:num>
-  <w:num w:numId="8" w16cid:durableId="1406999955">
-    <w:abstractNumId w:val="8"/>
-  </w:num>
-  <w:num w:numId="9" w16cid:durableId="523632738">
-    <w:abstractNumId w:val="9"/>
-  </w:num>
-  <w:num w:numId="10" w16cid:durableId="557324706">
-    <w:abstractNumId w:val="10"/>
-  </w:num>
-  <w:num w:numId="11" w16cid:durableId="1010718132">
-    <w:abstractNumId w:val="0"/>
-  </w:num>
-  <w:num w:numId="12" w16cid:durableId="2066950789">
-    <w:abstractNumId w:val="2"/>
+  <w:num w:numId="13">
+    <w:abstractNumId w:val="13"/>
   </w:num>
 </w:numbering>
 </file>
 
 <file path=word/styles.xml><?xml version="1.0" encoding="utf-8"?>
-<w:styles xmlns:mc="http://schemas.openxmlformats.org/markup-compatibility/2006" xmlns:r="http://schemas.openxmlformats.org/officeDocument/2006/relationships" xmlns:w="http://schemas.openxmlformats.org/wordprocessingml/2006/main" xmlns:w14="http://schemas.microsoft.com/office/word/2010/wordml" xmlns:w15="http://schemas.microsoft.com/office/word/2012/wordml" xmlns:w16cex="http://schemas.microsoft.com/office/word/2018/wordml/cex" xmlns:w16cid="http://schemas.microsoft.com/office/word/2016/wordml/cid" xmlns:w16="http://schemas.microsoft.com/office/word/2018/wordml" xmlns:w16du="http://schemas.microsoft.com/office/word/2023/wordml/word16du" xmlns:w16sdtdh="http://schemas.microsoft.com/office/word/2020/wordml/sdtdatahash" xmlns:w16sdtfl="http://schemas.microsoft.com/office/word/2024/wordml/sdtformatlock" xmlns:w16se="http://schemas.microsoft.com/office/word/2015/wordml/symex" mc:Ignorable="w14 w15 w16se w16cid w16 w16cex w16sdtdh w16sdtfl w16du">
+<w:styles xmlns:w="http://schemas.openxmlformats.org/wordprocessingml/2006/main" xmlns:w14="http://schemas.microsoft.com/office/word/2010/wordml" xmlns:mc="http://schemas.openxmlformats.org/markup-compatibility/2006" mc:Ignorable="w14">
   <w:docDefaults>
     <w:rPrDefault>
       <w:rPr>
-        <w:rFonts w:asciiTheme="minorHAnsi" w:eastAsiaTheme="minorHAnsi" w:hAnsiTheme="minorHAnsi" w:cstheme="minorBidi"/>
+        <w:rFonts w:ascii="Aptos" w:hAnsi="Aptos" w:eastAsia="Aptos" w:cs="" w:asciiTheme="minorHAnsi" w:cstheme="minorBidi" w:eastAsiaTheme="minorHAnsi" w:hAnsiTheme="minorHAnsi"/>
         <w:kern w:val="2"/>
         <w:sz w:val="24"/>
         <w:szCs w:val="24"/>
@@ -3966,21 +4643,21 @@
     </w:rPrDefault>
     <w:pPrDefault>
       <w:pPr>
-        <w:spacing w:after="160" w:line="278" w:lineRule="auto"/>
+        <w:suppressAutoHyphens w:val="true"/>
       </w:pPr>
     </w:pPrDefault>
   </w:docDefaults>
   <w:latentStyles w:defLockedState="0" w:defUIPriority="99" w:defSemiHidden="0" w:defUnhideWhenUsed="0" w:defQFormat="0" w:count="376">
     <w:lsdException w:name="Normal" w:uiPriority="0" w:qFormat="1"/>
     <w:lsdException w:name="heading 1" w:uiPriority="9" w:qFormat="1"/>
-    <w:lsdException w:name="heading 2" w:semiHidden="1" w:uiPriority="9" w:unhideWhenUsed="1" w:qFormat="1"/>
-    <w:lsdException w:name="heading 3" w:semiHidden="1" w:uiPriority="9" w:unhideWhenUsed="1" w:qFormat="1"/>
-    <w:lsdException w:name="heading 4" w:semiHidden="1" w:uiPriority="9" w:unhideWhenUsed="1" w:qFormat="1"/>
-    <w:lsdException w:name="heading 5" w:semiHidden="1" w:uiPriority="9" w:unhideWhenUsed="1" w:qFormat="1"/>
-    <w:lsdException w:name="heading 6" w:semiHidden="1" w:uiPriority="9" w:unhideWhenUsed="1" w:qFormat="1"/>
-    <w:lsdException w:name="heading 7" w:semiHidden="1" w:uiPriority="9" w:unhideWhenUsed="1" w:qFormat="1"/>
-    <w:lsdException w:name="heading 8" w:semiHidden="1" w:uiPriority="9" w:unhideWhenUsed="1" w:qFormat="1"/>
-    <w:lsdException w:name="heading 9" w:semiHidden="1" w:uiPriority="9" w:unhideWhenUsed="1" w:qFormat="1"/>
+    <w:lsdException w:name="heading 2" w:uiPriority="9" w:semiHidden="1" w:unhideWhenUsed="1" w:qFormat="1"/>
+    <w:lsdException w:name="heading 3" w:uiPriority="9" w:semiHidden="1" w:unhideWhenUsed="1" w:qFormat="1"/>
+    <w:lsdException w:name="heading 4" w:uiPriority="9" w:semiHidden="1" w:unhideWhenUsed="1" w:qFormat="1"/>
+    <w:lsdException w:name="heading 5" w:uiPriority="9" w:semiHidden="1" w:unhideWhenUsed="1" w:qFormat="1"/>
+    <w:lsdException w:name="heading 6" w:uiPriority="9" w:semiHidden="1" w:unhideWhenUsed="1" w:qFormat="1"/>
+    <w:lsdException w:name="heading 7" w:uiPriority="9" w:semiHidden="1" w:unhideWhenUsed="1" w:qFormat="1"/>
+    <w:lsdException w:name="heading 8" w:uiPriority="9" w:semiHidden="1" w:unhideWhenUsed="1" w:qFormat="1"/>
+    <w:lsdException w:name="heading 9" w:uiPriority="9" w:semiHidden="1" w:unhideWhenUsed="1" w:qFormat="1"/>
     <w:lsdException w:name="index 1" w:semiHidden="1" w:unhideWhenUsed="1"/>
     <w:lsdException w:name="index 2" w:semiHidden="1" w:unhideWhenUsed="1"/>
     <w:lsdException w:name="index 3" w:semiHidden="1" w:unhideWhenUsed="1"/>
@@ -3990,22 +4667,22 @@
     <w:lsdException w:name="index 7" w:semiHidden="1" w:unhideWhenUsed="1"/>
     <w:lsdException w:name="index 8" w:semiHidden="1" w:unhideWhenUsed="1"/>
     <w:lsdException w:name="index 9" w:semiHidden="1" w:unhideWhenUsed="1"/>
-    <w:lsdException w:name="toc 1" w:semiHidden="1" w:uiPriority="39" w:unhideWhenUsed="1"/>
-    <w:lsdException w:name="toc 2" w:semiHidden="1" w:uiPriority="39" w:unhideWhenUsed="1"/>
-    <w:lsdException w:name="toc 3" w:semiHidden="1" w:uiPriority="39" w:unhideWhenUsed="1"/>
-    <w:lsdException w:name="toc 4" w:semiHidden="1" w:uiPriority="39" w:unhideWhenUsed="1"/>
-    <w:lsdException w:name="toc 5" w:semiHidden="1" w:uiPriority="39" w:unhideWhenUsed="1"/>
-    <w:lsdException w:name="toc 6" w:semiHidden="1" w:uiPriority="39" w:unhideWhenUsed="1"/>
-    <w:lsdException w:name="toc 7" w:semiHidden="1" w:uiPriority="39" w:unhideWhenUsed="1"/>
-    <w:lsdException w:name="toc 8" w:semiHidden="1" w:uiPriority="39" w:unhideWhenUsed="1"/>
-    <w:lsdException w:name="toc 9" w:semiHidden="1" w:uiPriority="39" w:unhideWhenUsed="1"/>
+    <w:lsdException w:name="toc 1" w:uiPriority="39" w:semiHidden="1" w:unhideWhenUsed="1"/>
+    <w:lsdException w:name="toc 2" w:uiPriority="39" w:semiHidden="1" w:unhideWhenUsed="1"/>
+    <w:lsdException w:name="toc 3" w:uiPriority="39" w:semiHidden="1" w:unhideWhenUsed="1"/>
+    <w:lsdException w:name="toc 4" w:uiPriority="39" w:semiHidden="1" w:unhideWhenUsed="1"/>
+    <w:lsdException w:name="toc 5" w:uiPriority="39" w:semiHidden="1" w:unhideWhenUsed="1"/>
+    <w:lsdException w:name="toc 6" w:uiPriority="39" w:semiHidden="1" w:unhideWhenUsed="1"/>
+    <w:lsdException w:name="toc 7" w:uiPriority="39" w:semiHidden="1" w:unhideWhenUsed="1"/>
+    <w:lsdException w:name="toc 8" w:uiPriority="39" w:semiHidden="1" w:unhideWhenUsed="1"/>
+    <w:lsdException w:name="toc 9" w:uiPriority="39" w:semiHidden="1" w:unhideWhenUsed="1"/>
     <w:lsdException w:name="Normal Indent" w:semiHidden="1" w:unhideWhenUsed="1"/>
     <w:lsdException w:name="footnote text" w:semiHidden="1" w:unhideWhenUsed="1"/>
     <w:lsdException w:name="annotation text" w:semiHidden="1" w:unhideWhenUsed="1"/>
     <w:lsdException w:name="header" w:semiHidden="1" w:unhideWhenUsed="1"/>
     <w:lsdException w:name="footer" w:semiHidden="1" w:unhideWhenUsed="1"/>
     <w:lsdException w:name="index heading" w:semiHidden="1" w:unhideWhenUsed="1"/>
-    <w:lsdException w:name="caption" w:semiHidden="1" w:uiPriority="35" w:unhideWhenUsed="1" w:qFormat="1"/>
+    <w:lsdException w:name="caption" w:uiPriority="35" w:semiHidden="1" w:unhideWhenUsed="1" w:qFormat="1"/>
     <w:lsdException w:name="table of figures" w:semiHidden="1" w:unhideWhenUsed="1"/>
     <w:lsdException w:name="envelope address" w:semiHidden="1" w:unhideWhenUsed="1"/>
     <w:lsdException w:name="envelope return" w:semiHidden="1" w:unhideWhenUsed="1"/>
@@ -4036,7 +4713,7 @@
     <w:lsdException w:name="Title" w:uiPriority="10" w:qFormat="1"/>
     <w:lsdException w:name="Closing" w:semiHidden="1" w:unhideWhenUsed="1"/>
     <w:lsdException w:name="Signature" w:semiHidden="1" w:unhideWhenUsed="1"/>
-    <w:lsdException w:name="Default Paragraph Font" w:semiHidden="1" w:uiPriority="1" w:unhideWhenUsed="1"/>
+    <w:lsdException w:name="Default Paragraph Font" w:uiPriority="1" w:semiHidden="1" w:unhideWhenUsed="1"/>
     <w:lsdException w:name="Body Text" w:semiHidden="1" w:unhideWhenUsed="1"/>
     <w:lsdException w:name="Body Text Indent" w:semiHidden="1" w:unhideWhenUsed="1"/>
     <w:lsdException w:name="List Continue" w:semiHidden="1" w:unhideWhenUsed="1"/>
@@ -4236,8 +4913,8 @@
     <w:lsdException w:name="Subtle Reference" w:uiPriority="31" w:qFormat="1"/>
     <w:lsdException w:name="Intense Reference" w:uiPriority="32" w:qFormat="1"/>
     <w:lsdException w:name="Book Title" w:uiPriority="33" w:qFormat="1"/>
-    <w:lsdException w:name="Bibliography" w:semiHidden="1" w:uiPriority="37" w:unhideWhenUsed="1"/>
-    <w:lsdException w:name="TOC Heading" w:semiHidden="1" w:uiPriority="39" w:unhideWhenUsed="1" w:qFormat="1"/>
+    <w:lsdException w:name="Bibliography" w:uiPriority="37" w:semiHidden="1" w:unhideWhenUsed="1"/>
+    <w:lsdException w:name="TOC Heading" w:uiPriority="39" w:semiHidden="1" w:unhideWhenUsed="1" w:qFormat="1"/>
     <w:lsdException w:name="Plain Table 1" w:uiPriority="41"/>
     <w:lsdException w:name="Plain Table 2" w:uiPriority="42"/>
     <w:lsdException w:name="Plain Table 3" w:uiPriority="43"/>
@@ -4348,214 +5025,586 @@
     <w:lsdException w:name="Unresolved Mention" w:semiHidden="1" w:unhideWhenUsed="1"/>
     <w:lsdException w:name="Smart Link" w:semiHidden="1" w:unhideWhenUsed="1"/>
   </w:latentStyles>
-  <w:style w:type="paragraph" w:default="1" w:styleId="Normale">
+  <w:style w:type="paragraph" w:styleId="Normal" w:default="1">
     <w:name w:val="Normal"/>
     <w:qFormat/>
+    <w:pPr>
+      <w:widowControl/>
+      <w:bidi w:val="0"/>
+      <w:spacing w:lineRule="auto" w:line="278" w:before="0" w:after="160"/>
+      <w:jc w:val="left"/>
+    </w:pPr>
+    <w:rPr>
+      <w:rFonts w:ascii="Aptos" w:hAnsi="Aptos" w:eastAsia="Aptos" w:cs="" w:asciiTheme="minorHAnsi" w:cstheme="minorBidi" w:eastAsiaTheme="minorHAnsi" w:hAnsiTheme="minorHAnsi"/>
+      <w:color w:val="auto"/>
+      <w:kern w:val="2"/>
+      <w:sz w:val="24"/>
+      <w:szCs w:val="24"/>
+      <w:lang w:val="it-IT" w:eastAsia="en-US" w:bidi="ar-SA"/>
+      <w14:ligatures w14:val="standardContextual"/>
+    </w:rPr>
   </w:style>
-  <w:style w:type="paragraph" w:styleId="Titolo1">
+  <w:style w:type="paragraph" w:styleId="Heading1">
     <w:name w:val="heading 1"/>
-    <w:basedOn w:val="Normale"/>
-    <w:next w:val="Normale"/>
+    <w:basedOn w:val="Normal"/>
+    <w:next w:val="Normal"/>
     <w:link w:val="Titolo1Carattere"/>
     <w:uiPriority w:val="9"/>
     <w:qFormat/>
-    <w:rsid w:val="00DA03FA"/>
+    <w:rsid w:val="00da03fa"/>
     <w:pPr>
-      <w:keepNext/>
+      <w:keepNext w:val="true"/>
       <w:keepLines/>
       <w:spacing w:before="360" w:after="80"/>
       <w:outlineLvl w:val="0"/>
     </w:pPr>
     <w:rPr>
-      <w:rFonts w:asciiTheme="majorHAnsi" w:eastAsiaTheme="majorEastAsia" w:hAnsiTheme="majorHAnsi" w:cstheme="majorBidi"/>
-      <w:color w:val="0F4761" w:themeColor="accent1" w:themeShade="BF"/>
+      <w:rFonts w:ascii="Aptos Display" w:hAnsi="Aptos Display" w:eastAsia="" w:cs="" w:asciiTheme="majorHAnsi" w:cstheme="majorBidi" w:eastAsiaTheme="majorEastAsia" w:hAnsiTheme="majorHAnsi"/>
+      <w:color w:themeColor="accent1" w:themeShade="bf" w:val="0F4761"/>
       <w:sz w:val="40"/>
       <w:szCs w:val="40"/>
     </w:rPr>
   </w:style>
-  <w:style w:type="paragraph" w:styleId="Titolo2">
+  <w:style w:type="paragraph" w:styleId="Heading2">
     <w:name w:val="heading 2"/>
-    <w:basedOn w:val="Normale"/>
-    <w:next w:val="Normale"/>
+    <w:basedOn w:val="Normal"/>
+    <w:next w:val="Normal"/>
     <w:link w:val="Titolo2Carattere"/>
     <w:uiPriority w:val="9"/>
     <w:semiHidden/>
     <w:unhideWhenUsed/>
     <w:qFormat/>
-    <w:rsid w:val="00DA03FA"/>
+    <w:rsid w:val="00da03fa"/>
     <w:pPr>
-      <w:keepNext/>
+      <w:keepNext w:val="true"/>
       <w:keepLines/>
       <w:spacing w:before="160" w:after="80"/>
       <w:outlineLvl w:val="1"/>
     </w:pPr>
     <w:rPr>
-      <w:rFonts w:asciiTheme="majorHAnsi" w:eastAsiaTheme="majorEastAsia" w:hAnsiTheme="majorHAnsi" w:cstheme="majorBidi"/>
-      <w:color w:val="0F4761" w:themeColor="accent1" w:themeShade="BF"/>
+      <w:rFonts w:ascii="Aptos Display" w:hAnsi="Aptos Display" w:eastAsia="" w:cs="" w:asciiTheme="majorHAnsi" w:cstheme="majorBidi" w:eastAsiaTheme="majorEastAsia" w:hAnsiTheme="majorHAnsi"/>
+      <w:color w:themeColor="accent1" w:themeShade="bf" w:val="0F4761"/>
       <w:sz w:val="32"/>
       <w:szCs w:val="32"/>
     </w:rPr>
   </w:style>
-  <w:style w:type="paragraph" w:styleId="Titolo3">
+  <w:style w:type="paragraph" w:styleId="Heading3">
     <w:name w:val="heading 3"/>
-    <w:basedOn w:val="Normale"/>
-    <w:next w:val="Normale"/>
+    <w:basedOn w:val="Normal"/>
+    <w:next w:val="Normal"/>
     <w:link w:val="Titolo3Carattere"/>
     <w:uiPriority w:val="9"/>
     <w:semiHidden/>
     <w:unhideWhenUsed/>
     <w:qFormat/>
-    <w:rsid w:val="00DA03FA"/>
+    <w:rsid w:val="00da03fa"/>
     <w:pPr>
-      <w:keepNext/>
+      <w:keepNext w:val="true"/>
       <w:keepLines/>
       <w:spacing w:before="160" w:after="80"/>
       <w:outlineLvl w:val="2"/>
     </w:pPr>
     <w:rPr>
-      <w:rFonts w:eastAsiaTheme="majorEastAsia" w:cstheme="majorBidi"/>
-      <w:color w:val="0F4761" w:themeColor="accent1" w:themeShade="BF"/>
+      <w:rFonts w:eastAsia="" w:cs="" w:cstheme="majorBidi" w:eastAsiaTheme="majorEastAsia"/>
+      <w:color w:themeColor="accent1" w:themeShade="bf" w:val="0F4761"/>
       <w:sz w:val="28"/>
       <w:szCs w:val="28"/>
     </w:rPr>
   </w:style>
-  <w:style w:type="paragraph" w:styleId="Titolo4">
+  <w:style w:type="paragraph" w:styleId="Heading4">
     <w:name w:val="heading 4"/>
-    <w:basedOn w:val="Normale"/>
-    <w:next w:val="Normale"/>
+    <w:basedOn w:val="Normal"/>
+    <w:next w:val="Normal"/>
     <w:link w:val="Titolo4Carattere"/>
     <w:uiPriority w:val="9"/>
     <w:semiHidden/>
     <w:unhideWhenUsed/>
     <w:qFormat/>
-    <w:rsid w:val="00DA03FA"/>
+    <w:rsid w:val="00da03fa"/>
     <w:pPr>
-      <w:keepNext/>
+      <w:keepNext w:val="true"/>
       <w:keepLines/>
       <w:spacing w:before="80" w:after="40"/>
       <w:outlineLvl w:val="3"/>
     </w:pPr>
     <w:rPr>
-      <w:rFonts w:eastAsiaTheme="majorEastAsia" w:cstheme="majorBidi"/>
+      <w:rFonts w:eastAsia="" w:cs="" w:cstheme="majorBidi" w:eastAsiaTheme="majorEastAsia"/>
       <w:i/>
       <w:iCs/>
-      <w:color w:val="0F4761" w:themeColor="accent1" w:themeShade="BF"/>
+      <w:color w:themeColor="accent1" w:themeShade="bf" w:val="0F4761"/>
     </w:rPr>
   </w:style>
-  <w:style w:type="paragraph" w:styleId="Titolo5">
+  <w:style w:type="paragraph" w:styleId="Heading5">
     <w:name w:val="heading 5"/>
-    <w:basedOn w:val="Normale"/>
-    <w:next w:val="Normale"/>
+    <w:basedOn w:val="Normal"/>
+    <w:next w:val="Normal"/>
     <w:link w:val="Titolo5Carattere"/>
     <w:uiPriority w:val="9"/>
     <w:semiHidden/>
     <w:unhideWhenUsed/>
     <w:qFormat/>
-    <w:rsid w:val="00DA03FA"/>
+    <w:rsid w:val="00da03fa"/>
     <w:pPr>
-      <w:keepNext/>
+      <w:keepNext w:val="true"/>
       <w:keepLines/>
       <w:spacing w:before="80" w:after="40"/>
       <w:outlineLvl w:val="4"/>
     </w:pPr>
     <w:rPr>
-      <w:rFonts w:eastAsiaTheme="majorEastAsia" w:cstheme="majorBidi"/>
-      <w:color w:val="0F4761" w:themeColor="accent1" w:themeShade="BF"/>
+      <w:rFonts w:eastAsia="" w:cs="" w:cstheme="majorBidi" w:eastAsiaTheme="majorEastAsia"/>
+      <w:color w:themeColor="accent1" w:themeShade="bf" w:val="0F4761"/>
     </w:rPr>
   </w:style>
-  <w:style w:type="paragraph" w:styleId="Titolo6">
+  <w:style w:type="paragraph" w:styleId="Heading6">
     <w:name w:val="heading 6"/>
-    <w:basedOn w:val="Normale"/>
-    <w:next w:val="Normale"/>
+    <w:basedOn w:val="Normal"/>
+    <w:next w:val="Normal"/>
     <w:link w:val="Titolo6Carattere"/>
     <w:uiPriority w:val="9"/>
     <w:semiHidden/>
     <w:unhideWhenUsed/>
     <w:qFormat/>
-    <w:rsid w:val="00DA03FA"/>
+    <w:rsid w:val="00da03fa"/>
     <w:pPr>
-      <w:keepNext/>
+      <w:keepNext w:val="true"/>
       <w:keepLines/>
       <w:spacing w:before="40" w:after="0"/>
       <w:outlineLvl w:val="5"/>
     </w:pPr>
     <w:rPr>
-      <w:rFonts w:eastAsiaTheme="majorEastAsia" w:cstheme="majorBidi"/>
+      <w:rFonts w:eastAsia="" w:cs="" w:cstheme="majorBidi" w:eastAsiaTheme="majorEastAsia"/>
       <w:i/>
       <w:iCs/>
-      <w:color w:val="595959" w:themeColor="text1" w:themeTint="A6"/>
+      <w:color w:themeColor="text1" w:themeTint="a6" w:val="595959"/>
     </w:rPr>
   </w:style>
-  <w:style w:type="paragraph" w:styleId="Titolo7">
+  <w:style w:type="paragraph" w:styleId="Heading7">
     <w:name w:val="heading 7"/>
-    <w:basedOn w:val="Normale"/>
-    <w:next w:val="Normale"/>
+    <w:basedOn w:val="Normal"/>
+    <w:next w:val="Normal"/>
     <w:link w:val="Titolo7Carattere"/>
     <w:uiPriority w:val="9"/>
     <w:semiHidden/>
     <w:unhideWhenUsed/>
     <w:qFormat/>
-    <w:rsid w:val="00DA03FA"/>
+    <w:rsid w:val="00da03fa"/>
     <w:pPr>
-      <w:keepNext/>
+      <w:keepNext w:val="true"/>
       <w:keepLines/>
       <w:spacing w:before="40" w:after="0"/>
       <w:outlineLvl w:val="6"/>
     </w:pPr>
     <w:rPr>
-      <w:rFonts w:eastAsiaTheme="majorEastAsia" w:cstheme="majorBidi"/>
-      <w:color w:val="595959" w:themeColor="text1" w:themeTint="A6"/>
+      <w:rFonts w:eastAsia="" w:cs="" w:cstheme="majorBidi" w:eastAsiaTheme="majorEastAsia"/>
+      <w:color w:themeColor="text1" w:themeTint="a6" w:val="595959"/>
     </w:rPr>
   </w:style>
-  <w:style w:type="paragraph" w:styleId="Titolo8">
+  <w:style w:type="paragraph" w:styleId="Heading8">
     <w:name w:val="heading 8"/>
-    <w:basedOn w:val="Normale"/>
-    <w:next w:val="Normale"/>
+    <w:basedOn w:val="Normal"/>
+    <w:next w:val="Normal"/>
     <w:link w:val="Titolo8Carattere"/>
     <w:uiPriority w:val="9"/>
     <w:semiHidden/>
     <w:unhideWhenUsed/>
     <w:qFormat/>
-    <w:rsid w:val="00DA03FA"/>
+    <w:rsid w:val="00da03fa"/>
     <w:pPr>
-      <w:keepNext/>
+      <w:keepNext w:val="true"/>
       <w:keepLines/>
-      <w:spacing w:after="0"/>
+      <w:spacing w:before="0" w:after="0"/>
       <w:outlineLvl w:val="7"/>
     </w:pPr>
     <w:rPr>
-      <w:rFonts w:eastAsiaTheme="majorEastAsia" w:cstheme="majorBidi"/>
+      <w:rFonts w:eastAsia="" w:cs="" w:cstheme="majorBidi" w:eastAsiaTheme="majorEastAsia"/>
       <w:i/>
       <w:iCs/>
-      <w:color w:val="272727" w:themeColor="text1" w:themeTint="D8"/>
+      <w:color w:themeColor="text1" w:themeTint="d8" w:val="272727"/>
     </w:rPr>
   </w:style>
-  <w:style w:type="paragraph" w:styleId="Titolo9">
+  <w:style w:type="paragraph" w:styleId="Heading9">
     <w:name w:val="heading 9"/>
-    <w:basedOn w:val="Normale"/>
-    <w:next w:val="Normale"/>
+    <w:basedOn w:val="Normal"/>
+    <w:next w:val="Normal"/>
     <w:link w:val="Titolo9Carattere"/>
     <w:uiPriority w:val="9"/>
     <w:semiHidden/>
     <w:unhideWhenUsed/>
     <w:qFormat/>
-    <w:rsid w:val="00DA03FA"/>
+    <w:rsid w:val="00da03fa"/>
     <w:pPr>
-      <w:keepNext/>
+      <w:keepNext w:val="true"/>
       <w:keepLines/>
-      <w:spacing w:after="0"/>
+      <w:spacing w:before="0" w:after="0"/>
       <w:outlineLvl w:val="8"/>
     </w:pPr>
     <w:rPr>
-      <w:rFonts w:eastAsiaTheme="majorEastAsia" w:cstheme="majorBidi"/>
-      <w:color w:val="272727" w:themeColor="text1" w:themeTint="D8"/>
+      <w:rFonts w:eastAsia="" w:cs="" w:cstheme="majorBidi" w:eastAsiaTheme="majorEastAsia"/>
+      <w:color w:themeColor="text1" w:themeTint="d8" w:val="272727"/>
     </w:rPr>
   </w:style>
-  <w:style w:type="character" w:default="1" w:styleId="Carpredefinitoparagrafo">
+  <w:style w:type="character" w:styleId="DefaultParagraphFont" w:default="1">
     <w:name w:val="Default Paragraph Font"/>
     <w:uiPriority w:val="1"/>
     <w:semiHidden/>
     <w:unhideWhenUsed/>
+    <w:qFormat/>
+    <w:rPr/>
+  </w:style>
+  <w:style w:type="character" w:styleId="Titolo1Carattere" w:customStyle="1">
+    <w:name w:val="Titolo 1 Carattere"/>
+    <w:basedOn w:val="DefaultParagraphFont"/>
+    <w:uiPriority w:val="9"/>
+    <w:qFormat/>
+    <w:rsid w:val="00da03fa"/>
+    <w:rPr>
+      <w:rFonts w:ascii="Aptos Display" w:hAnsi="Aptos Display" w:eastAsia="" w:cs="" w:asciiTheme="majorHAnsi" w:cstheme="majorBidi" w:eastAsiaTheme="majorEastAsia" w:hAnsiTheme="majorHAnsi"/>
+      <w:color w:themeColor="accent1" w:themeShade="bf" w:val="0F4761"/>
+      <w:sz w:val="40"/>
+      <w:szCs w:val="40"/>
+    </w:rPr>
+  </w:style>
+  <w:style w:type="character" w:styleId="Titolo2Carattere" w:customStyle="1">
+    <w:name w:val="Titolo 2 Carattere"/>
+    <w:basedOn w:val="DefaultParagraphFont"/>
+    <w:uiPriority w:val="9"/>
+    <w:semiHidden/>
+    <w:qFormat/>
+    <w:rsid w:val="00da03fa"/>
+    <w:rPr>
+      <w:rFonts w:ascii="Aptos Display" w:hAnsi="Aptos Display" w:eastAsia="" w:cs="" w:asciiTheme="majorHAnsi" w:cstheme="majorBidi" w:eastAsiaTheme="majorEastAsia" w:hAnsiTheme="majorHAnsi"/>
+      <w:color w:themeColor="accent1" w:themeShade="bf" w:val="0F4761"/>
+      <w:sz w:val="32"/>
+      <w:szCs w:val="32"/>
+    </w:rPr>
+  </w:style>
+  <w:style w:type="character" w:styleId="Titolo3Carattere" w:customStyle="1">
+    <w:name w:val="Titolo 3 Carattere"/>
+    <w:basedOn w:val="DefaultParagraphFont"/>
+    <w:uiPriority w:val="9"/>
+    <w:semiHidden/>
+    <w:qFormat/>
+    <w:rsid w:val="00da03fa"/>
+    <w:rPr>
+      <w:rFonts w:eastAsia="" w:cs="" w:cstheme="majorBidi" w:eastAsiaTheme="majorEastAsia"/>
+      <w:color w:themeColor="accent1" w:themeShade="bf" w:val="0F4761"/>
+      <w:sz w:val="28"/>
+      <w:szCs w:val="28"/>
+    </w:rPr>
+  </w:style>
+  <w:style w:type="character" w:styleId="Titolo4Carattere" w:customStyle="1">
+    <w:name w:val="Titolo 4 Carattere"/>
+    <w:basedOn w:val="DefaultParagraphFont"/>
+    <w:uiPriority w:val="9"/>
+    <w:semiHidden/>
+    <w:qFormat/>
+    <w:rsid w:val="00da03fa"/>
+    <w:rPr>
+      <w:rFonts w:eastAsia="" w:cs="" w:cstheme="majorBidi" w:eastAsiaTheme="majorEastAsia"/>
+      <w:i/>
+      <w:iCs/>
+      <w:color w:themeColor="accent1" w:themeShade="bf" w:val="0F4761"/>
+    </w:rPr>
+  </w:style>
+  <w:style w:type="character" w:styleId="Titolo5Carattere" w:customStyle="1">
+    <w:name w:val="Titolo 5 Carattere"/>
+    <w:basedOn w:val="DefaultParagraphFont"/>
+    <w:uiPriority w:val="9"/>
+    <w:semiHidden/>
+    <w:qFormat/>
+    <w:rsid w:val="00da03fa"/>
+    <w:rPr>
+      <w:rFonts w:eastAsia="" w:cs="" w:cstheme="majorBidi" w:eastAsiaTheme="majorEastAsia"/>
+      <w:color w:themeColor="accent1" w:themeShade="bf" w:val="0F4761"/>
+    </w:rPr>
+  </w:style>
+  <w:style w:type="character" w:styleId="Titolo6Carattere" w:customStyle="1">
+    <w:name w:val="Titolo 6 Carattere"/>
+    <w:basedOn w:val="DefaultParagraphFont"/>
+    <w:uiPriority w:val="9"/>
+    <w:semiHidden/>
+    <w:qFormat/>
+    <w:rsid w:val="00da03fa"/>
+    <w:rPr>
+      <w:rFonts w:eastAsia="" w:cs="" w:cstheme="majorBidi" w:eastAsiaTheme="majorEastAsia"/>
+      <w:i/>
+      <w:iCs/>
+      <w:color w:themeColor="text1" w:themeTint="a6" w:val="595959"/>
+    </w:rPr>
+  </w:style>
+  <w:style w:type="character" w:styleId="Titolo7Carattere" w:customStyle="1">
+    <w:name w:val="Titolo 7 Carattere"/>
+    <w:basedOn w:val="DefaultParagraphFont"/>
+    <w:uiPriority w:val="9"/>
+    <w:semiHidden/>
+    <w:qFormat/>
+    <w:rsid w:val="00da03fa"/>
+    <w:rPr>
+      <w:rFonts w:eastAsia="" w:cs="" w:cstheme="majorBidi" w:eastAsiaTheme="majorEastAsia"/>
+      <w:color w:themeColor="text1" w:themeTint="a6" w:val="595959"/>
+    </w:rPr>
+  </w:style>
+  <w:style w:type="character" w:styleId="Titolo8Carattere" w:customStyle="1">
+    <w:name w:val="Titolo 8 Carattere"/>
+    <w:basedOn w:val="DefaultParagraphFont"/>
+    <w:uiPriority w:val="9"/>
+    <w:semiHidden/>
+    <w:qFormat/>
+    <w:rsid w:val="00da03fa"/>
+    <w:rPr>
+      <w:rFonts w:eastAsia="" w:cs="" w:cstheme="majorBidi" w:eastAsiaTheme="majorEastAsia"/>
+      <w:i/>
+      <w:iCs/>
+      <w:color w:themeColor="text1" w:themeTint="d8" w:val="272727"/>
+    </w:rPr>
+  </w:style>
+  <w:style w:type="character" w:styleId="Titolo9Carattere" w:customStyle="1">
+    <w:name w:val="Titolo 9 Carattere"/>
+    <w:basedOn w:val="DefaultParagraphFont"/>
+    <w:uiPriority w:val="9"/>
+    <w:semiHidden/>
+    <w:qFormat/>
+    <w:rsid w:val="00da03fa"/>
+    <w:rPr>
+      <w:rFonts w:eastAsia="" w:cs="" w:cstheme="majorBidi" w:eastAsiaTheme="majorEastAsia"/>
+      <w:color w:themeColor="text1" w:themeTint="d8" w:val="272727"/>
+    </w:rPr>
+  </w:style>
+  <w:style w:type="character" w:styleId="TitoloCarattere" w:customStyle="1">
+    <w:name w:val="Titolo Carattere"/>
+    <w:basedOn w:val="DefaultParagraphFont"/>
+    <w:uiPriority w:val="10"/>
+    <w:qFormat/>
+    <w:rsid w:val="00da03fa"/>
+    <w:rPr>
+      <w:rFonts w:ascii="Aptos Display" w:hAnsi="Aptos Display" w:eastAsia="" w:cs="" w:asciiTheme="majorHAnsi" w:cstheme="majorBidi" w:eastAsiaTheme="majorEastAsia" w:hAnsiTheme="majorHAnsi"/>
+      <w:spacing w:val="-10"/>
+      <w:kern w:val="2"/>
+      <w:sz w:val="56"/>
+      <w:szCs w:val="56"/>
+    </w:rPr>
+  </w:style>
+  <w:style w:type="character" w:styleId="SottotitoloCarattere" w:customStyle="1">
+    <w:name w:val="Sottotitolo Carattere"/>
+    <w:basedOn w:val="DefaultParagraphFont"/>
+    <w:uiPriority w:val="11"/>
+    <w:qFormat/>
+    <w:rsid w:val="00da03fa"/>
+    <w:rPr>
+      <w:rFonts w:eastAsia="" w:cs="" w:cstheme="majorBidi" w:eastAsiaTheme="majorEastAsia"/>
+      <w:color w:themeColor="text1" w:themeTint="a6" w:val="595959"/>
+      <w:spacing w:val="15"/>
+      <w:sz w:val="28"/>
+      <w:szCs w:val="28"/>
+    </w:rPr>
+  </w:style>
+  <w:style w:type="character" w:styleId="CitazioneCarattere" w:customStyle="1">
+    <w:name w:val="Citazione Carattere"/>
+    <w:basedOn w:val="DefaultParagraphFont"/>
+    <w:link w:val="Quote"/>
+    <w:uiPriority w:val="29"/>
+    <w:qFormat/>
+    <w:rsid w:val="00da03fa"/>
+    <w:rPr>
+      <w:i/>
+      <w:iCs/>
+      <w:color w:themeColor="text1" w:themeTint="bf" w:val="404040"/>
+    </w:rPr>
+  </w:style>
+  <w:style w:type="character" w:styleId="IntenseEmphasis">
+    <w:name w:val="Intense Emphasis"/>
+    <w:basedOn w:val="DefaultParagraphFont"/>
+    <w:uiPriority w:val="21"/>
+    <w:qFormat/>
+    <w:rsid w:val="00da03fa"/>
+    <w:rPr>
+      <w:i/>
+      <w:iCs/>
+      <w:color w:themeColor="accent1" w:themeShade="bf" w:val="0F4761"/>
+    </w:rPr>
+  </w:style>
+  <w:style w:type="character" w:styleId="CitazioneintensaCarattere" w:customStyle="1">
+    <w:name w:val="Citazione intensa Carattere"/>
+    <w:basedOn w:val="DefaultParagraphFont"/>
+    <w:link w:val="IntenseQuote"/>
+    <w:uiPriority w:val="30"/>
+    <w:qFormat/>
+    <w:rsid w:val="00da03fa"/>
+    <w:rPr>
+      <w:i/>
+      <w:iCs/>
+      <w:color w:themeColor="accent1" w:themeShade="bf" w:val="0F4761"/>
+    </w:rPr>
+  </w:style>
+  <w:style w:type="character" w:styleId="IntenseReference">
+    <w:name w:val="Intense Reference"/>
+    <w:basedOn w:val="DefaultParagraphFont"/>
+    <w:uiPriority w:val="32"/>
+    <w:qFormat/>
+    <w:rsid w:val="00da03fa"/>
+    <w:rPr>
+      <w:b/>
+      <w:bCs/>
+      <w:smallCaps/>
+      <w:color w:themeColor="accent1" w:themeShade="bf" w:val="0F4761"/>
+      <w:spacing w:val="5"/>
+    </w:rPr>
+  </w:style>
+  <w:style w:type="paragraph" w:styleId="Titolo">
+    <w:name w:val="Titolo"/>
+    <w:basedOn w:val="Normal"/>
+    <w:next w:val="BodyText"/>
+    <w:qFormat/>
+    <w:pPr>
+      <w:keepNext w:val="true"/>
+      <w:spacing w:before="240" w:after="120"/>
+    </w:pPr>
+    <w:rPr>
+      <w:rFonts w:ascii="Liberation Sans" w:hAnsi="Liberation Sans" w:eastAsia="Microsoft YaHei" w:cs="Lucida Sans"/>
+      <w:sz w:val="28"/>
+      <w:szCs w:val="28"/>
+    </w:rPr>
+  </w:style>
+  <w:style w:type="paragraph" w:styleId="BodyText">
+    <w:name w:val="Body Text"/>
+    <w:basedOn w:val="Normal"/>
+    <w:pPr>
+      <w:spacing w:lineRule="auto" w:line="276" w:before="0" w:after="140"/>
+    </w:pPr>
+    <w:rPr/>
+  </w:style>
+  <w:style w:type="paragraph" w:styleId="List">
+    <w:name w:val="List"/>
+    <w:basedOn w:val="BodyText"/>
+    <w:pPr/>
+    <w:rPr>
+      <w:rFonts w:cs="Lucida Sans"/>
+    </w:rPr>
+  </w:style>
+  <w:style w:type="paragraph" w:styleId="Caption">
+    <w:name w:val="caption"/>
+    <w:basedOn w:val="Normal"/>
+    <w:qFormat/>
+    <w:pPr>
+      <w:suppressLineNumbers/>
+      <w:spacing w:before="120" w:after="120"/>
+    </w:pPr>
+    <w:rPr>
+      <w:rFonts w:cs="Lucida Sans"/>
+      <w:i/>
+      <w:iCs/>
+      <w:sz w:val="24"/>
+      <w:szCs w:val="24"/>
+    </w:rPr>
+  </w:style>
+  <w:style w:type="paragraph" w:styleId="Indice">
+    <w:name w:val="Indice"/>
+    <w:basedOn w:val="Normal"/>
+    <w:qFormat/>
+    <w:pPr>
+      <w:suppressLineNumbers/>
+    </w:pPr>
+    <w:rPr>
+      <w:rFonts w:cs="Lucida Sans"/>
+    </w:rPr>
+  </w:style>
+  <w:style w:type="paragraph" w:styleId="Title">
+    <w:name w:val="Title"/>
+    <w:basedOn w:val="Normal"/>
+    <w:next w:val="Normal"/>
+    <w:link w:val="TitoloCarattere"/>
+    <w:uiPriority w:val="10"/>
+    <w:qFormat/>
+    <w:rsid w:val="00da03fa"/>
+    <w:pPr>
+      <w:spacing w:lineRule="auto" w:line="240" w:before="0" w:after="80"/>
+      <w:contextualSpacing/>
+    </w:pPr>
+    <w:rPr>
+      <w:rFonts w:ascii="Aptos Display" w:hAnsi="Aptos Display" w:eastAsia="" w:cs="" w:asciiTheme="majorHAnsi" w:cstheme="majorBidi" w:eastAsiaTheme="majorEastAsia" w:hAnsiTheme="majorHAnsi"/>
+      <w:spacing w:val="-10"/>
+      <w:kern w:val="2"/>
+      <w:sz w:val="56"/>
+      <w:szCs w:val="56"/>
+    </w:rPr>
+  </w:style>
+  <w:style w:type="paragraph" w:styleId="Subtitle">
+    <w:name w:val="Subtitle"/>
+    <w:basedOn w:val="Normal"/>
+    <w:next w:val="Normal"/>
+    <w:link w:val="SottotitoloCarattere"/>
+    <w:uiPriority w:val="11"/>
+    <w:qFormat/>
+    <w:rsid w:val="00da03fa"/>
+    <w:pPr/>
+    <w:rPr>
+      <w:rFonts w:eastAsia="" w:cs="" w:cstheme="majorBidi" w:eastAsiaTheme="majorEastAsia"/>
+      <w:color w:themeColor="text1" w:themeTint="a6" w:val="595959"/>
+      <w:spacing w:val="15"/>
+      <w:sz w:val="28"/>
+      <w:szCs w:val="28"/>
+    </w:rPr>
+  </w:style>
+  <w:style w:type="paragraph" w:styleId="Quote">
+    <w:name w:val="Quote"/>
+    <w:basedOn w:val="Normal"/>
+    <w:next w:val="Normal"/>
+    <w:link w:val="CitazioneCarattere"/>
+    <w:uiPriority w:val="29"/>
+    <w:qFormat/>
+    <w:rsid w:val="00da03fa"/>
+    <w:pPr>
+      <w:spacing w:before="160" w:after="160"/>
+      <w:jc w:val="center"/>
+    </w:pPr>
+    <w:rPr>
+      <w:i/>
+      <w:iCs/>
+      <w:color w:themeColor="text1" w:themeTint="bf" w:val="404040"/>
+    </w:rPr>
+  </w:style>
+  <w:style w:type="paragraph" w:styleId="ListParagraph">
+    <w:name w:val="List Paragraph"/>
+    <w:basedOn w:val="Normal"/>
+    <w:uiPriority w:val="34"/>
+    <w:qFormat/>
+    <w:rsid w:val="00da03fa"/>
+    <w:pPr>
+      <w:spacing w:before="0" w:after="160"/>
+      <w:ind w:left="720"/>
+      <w:contextualSpacing/>
+    </w:pPr>
+    <w:rPr/>
+  </w:style>
+  <w:style w:type="paragraph" w:styleId="IntenseQuote">
+    <w:name w:val="Intense Quote"/>
+    <w:basedOn w:val="Normal"/>
+    <w:next w:val="Normal"/>
+    <w:link w:val="CitazioneintensaCarattere"/>
+    <w:uiPriority w:val="30"/>
+    <w:qFormat/>
+    <w:rsid w:val="00da03fa"/>
+    <w:pPr>
+      <w:pBdr>
+        <w:top w:val="single" w:sz="4" w:space="10" w:color="0F4761" w:themeColor="accent1" w:themeShade="bf"/>
+        <w:bottom w:val="single" w:sz="4" w:space="10" w:color="0F4761" w:themeColor="accent1" w:themeShade="bf"/>
+      </w:pBdr>
+      <w:spacing w:before="360" w:after="360"/>
+      <w:ind w:left="864" w:right="864"/>
+      <w:jc w:val="center"/>
+    </w:pPr>
+    <w:rPr>
+      <w:i/>
+      <w:iCs/>
+      <w:color w:themeColor="accent1" w:themeShade="bf" w:val="0F4761"/>
+    </w:rPr>
+  </w:style>
+  <w:style w:type="numbering" w:styleId="Nessunelenco" w:default="1">
+    <w:name w:val="Nessun elenco"/>
+    <w:uiPriority w:val="99"/>
+    <w:semiHidden/>
+    <w:unhideWhenUsed/>
+    <w:qFormat/>
   </w:style>
   <w:style w:type="table" w:default="1" w:styleId="Tabellanormale">
     <w:name w:val="Normal Table"/>
@@ -4563,7 +5612,6 @@
     <w:semiHidden/>
     <w:unhideWhenUsed/>
     <w:tblPr>
-      <w:tblInd w:w="0" w:type="dxa"/>
       <w:tblCellMar>
         <w:top w:w="0" w:type="dxa"/>
         <w:left w:w="108" w:type="dxa"/>
@@ -4572,495 +5620,101 @@
       </w:tblCellMar>
     </w:tblPr>
   </w:style>
-  <w:style w:type="numbering" w:default="1" w:styleId="Nessunelenco">
-    <w:name w:val="No List"/>
-    <w:uiPriority w:val="99"/>
-    <w:semiHidden/>
-    <w:unhideWhenUsed/>
-  </w:style>
-  <w:style w:type="character" w:customStyle="1" w:styleId="Titolo1Carattere">
-    <w:name w:val="Titolo 1 Carattere"/>
-    <w:basedOn w:val="Carpredefinitoparagrafo"/>
-    <w:link w:val="Titolo1"/>
-    <w:uiPriority w:val="9"/>
-    <w:rsid w:val="00DA03FA"/>
-    <w:rPr>
-      <w:rFonts w:asciiTheme="majorHAnsi" w:eastAsiaTheme="majorEastAsia" w:hAnsiTheme="majorHAnsi" w:cstheme="majorBidi"/>
-      <w:color w:val="0F4761" w:themeColor="accent1" w:themeShade="BF"/>
-      <w:sz w:val="40"/>
-      <w:szCs w:val="40"/>
-    </w:rPr>
-  </w:style>
-  <w:style w:type="character" w:customStyle="1" w:styleId="Titolo2Carattere">
-    <w:name w:val="Titolo 2 Carattere"/>
-    <w:basedOn w:val="Carpredefinitoparagrafo"/>
-    <w:link w:val="Titolo2"/>
-    <w:uiPriority w:val="9"/>
-    <w:semiHidden/>
-    <w:rsid w:val="00DA03FA"/>
-    <w:rPr>
-      <w:rFonts w:asciiTheme="majorHAnsi" w:eastAsiaTheme="majorEastAsia" w:hAnsiTheme="majorHAnsi" w:cstheme="majorBidi"/>
-      <w:color w:val="0F4761" w:themeColor="accent1" w:themeShade="BF"/>
-      <w:sz w:val="32"/>
-      <w:szCs w:val="32"/>
-    </w:rPr>
-  </w:style>
-  <w:style w:type="character" w:customStyle="1" w:styleId="Titolo3Carattere">
-    <w:name w:val="Titolo 3 Carattere"/>
-    <w:basedOn w:val="Carpredefinitoparagrafo"/>
-    <w:link w:val="Titolo3"/>
-    <w:uiPriority w:val="9"/>
-    <w:semiHidden/>
-    <w:rsid w:val="00DA03FA"/>
-    <w:rPr>
-      <w:rFonts w:eastAsiaTheme="majorEastAsia" w:cstheme="majorBidi"/>
-      <w:color w:val="0F4761" w:themeColor="accent1" w:themeShade="BF"/>
-      <w:sz w:val="28"/>
-      <w:szCs w:val="28"/>
-    </w:rPr>
-  </w:style>
-  <w:style w:type="character" w:customStyle="1" w:styleId="Titolo4Carattere">
-    <w:name w:val="Titolo 4 Carattere"/>
-    <w:basedOn w:val="Carpredefinitoparagrafo"/>
-    <w:link w:val="Titolo4"/>
-    <w:uiPriority w:val="9"/>
-    <w:semiHidden/>
-    <w:rsid w:val="00DA03FA"/>
-    <w:rPr>
-      <w:rFonts w:eastAsiaTheme="majorEastAsia" w:cstheme="majorBidi"/>
-      <w:i/>
-      <w:iCs/>
-      <w:color w:val="0F4761" w:themeColor="accent1" w:themeShade="BF"/>
-    </w:rPr>
-  </w:style>
-  <w:style w:type="character" w:customStyle="1" w:styleId="Titolo5Carattere">
-    <w:name w:val="Titolo 5 Carattere"/>
-    <w:basedOn w:val="Carpredefinitoparagrafo"/>
-    <w:link w:val="Titolo5"/>
-    <w:uiPriority w:val="9"/>
-    <w:semiHidden/>
-    <w:rsid w:val="00DA03FA"/>
-    <w:rPr>
-      <w:rFonts w:eastAsiaTheme="majorEastAsia" w:cstheme="majorBidi"/>
-      <w:color w:val="0F4761" w:themeColor="accent1" w:themeShade="BF"/>
-    </w:rPr>
-  </w:style>
-  <w:style w:type="character" w:customStyle="1" w:styleId="Titolo6Carattere">
-    <w:name w:val="Titolo 6 Carattere"/>
-    <w:basedOn w:val="Carpredefinitoparagrafo"/>
-    <w:link w:val="Titolo6"/>
-    <w:uiPriority w:val="9"/>
-    <w:semiHidden/>
-    <w:rsid w:val="00DA03FA"/>
-    <w:rPr>
-      <w:rFonts w:eastAsiaTheme="majorEastAsia" w:cstheme="majorBidi"/>
-      <w:i/>
-      <w:iCs/>
-      <w:color w:val="595959" w:themeColor="text1" w:themeTint="A6"/>
-    </w:rPr>
-  </w:style>
-  <w:style w:type="character" w:customStyle="1" w:styleId="Titolo7Carattere">
-    <w:name w:val="Titolo 7 Carattere"/>
-    <w:basedOn w:val="Carpredefinitoparagrafo"/>
-    <w:link w:val="Titolo7"/>
-    <w:uiPriority w:val="9"/>
-    <w:semiHidden/>
-    <w:rsid w:val="00DA03FA"/>
-    <w:rPr>
-      <w:rFonts w:eastAsiaTheme="majorEastAsia" w:cstheme="majorBidi"/>
-      <w:color w:val="595959" w:themeColor="text1" w:themeTint="A6"/>
-    </w:rPr>
-  </w:style>
-  <w:style w:type="character" w:customStyle="1" w:styleId="Titolo8Carattere">
-    <w:name w:val="Titolo 8 Carattere"/>
-    <w:basedOn w:val="Carpredefinitoparagrafo"/>
-    <w:link w:val="Titolo8"/>
-    <w:uiPriority w:val="9"/>
-    <w:semiHidden/>
-    <w:rsid w:val="00DA03FA"/>
-    <w:rPr>
-      <w:rFonts w:eastAsiaTheme="majorEastAsia" w:cstheme="majorBidi"/>
-      <w:i/>
-      <w:iCs/>
-      <w:color w:val="272727" w:themeColor="text1" w:themeTint="D8"/>
-    </w:rPr>
-  </w:style>
-  <w:style w:type="character" w:customStyle="1" w:styleId="Titolo9Carattere">
-    <w:name w:val="Titolo 9 Carattere"/>
-    <w:basedOn w:val="Carpredefinitoparagrafo"/>
-    <w:link w:val="Titolo9"/>
-    <w:uiPriority w:val="9"/>
-    <w:semiHidden/>
-    <w:rsid w:val="00DA03FA"/>
-    <w:rPr>
-      <w:rFonts w:eastAsiaTheme="majorEastAsia" w:cstheme="majorBidi"/>
-      <w:color w:val="272727" w:themeColor="text1" w:themeTint="D8"/>
-    </w:rPr>
-  </w:style>
-  <w:style w:type="paragraph" w:styleId="Titolo">
-    <w:name w:val="Title"/>
-    <w:basedOn w:val="Normale"/>
-    <w:next w:val="Normale"/>
-    <w:link w:val="TitoloCarattere"/>
-    <w:uiPriority w:val="10"/>
-    <w:qFormat/>
-    <w:rsid w:val="00DA03FA"/>
-    <w:pPr>
-      <w:spacing w:after="80" w:line="240" w:lineRule="auto"/>
-      <w:contextualSpacing/>
-    </w:pPr>
-    <w:rPr>
-      <w:rFonts w:asciiTheme="majorHAnsi" w:eastAsiaTheme="majorEastAsia" w:hAnsiTheme="majorHAnsi" w:cstheme="majorBidi"/>
-      <w:spacing w:val="-10"/>
-      <w:kern w:val="28"/>
-      <w:sz w:val="56"/>
-      <w:szCs w:val="56"/>
-    </w:rPr>
-  </w:style>
-  <w:style w:type="character" w:customStyle="1" w:styleId="TitoloCarattere">
-    <w:name w:val="Titolo Carattere"/>
-    <w:basedOn w:val="Carpredefinitoparagrafo"/>
-    <w:link w:val="Titolo"/>
-    <w:uiPriority w:val="10"/>
-    <w:rsid w:val="00DA03FA"/>
-    <w:rPr>
-      <w:rFonts w:asciiTheme="majorHAnsi" w:eastAsiaTheme="majorEastAsia" w:hAnsiTheme="majorHAnsi" w:cstheme="majorBidi"/>
-      <w:spacing w:val="-10"/>
-      <w:kern w:val="28"/>
-      <w:sz w:val="56"/>
-      <w:szCs w:val="56"/>
-    </w:rPr>
-  </w:style>
-  <w:style w:type="paragraph" w:styleId="Sottotitolo">
-    <w:name w:val="Subtitle"/>
-    <w:basedOn w:val="Normale"/>
-    <w:next w:val="Normale"/>
-    <w:link w:val="SottotitoloCarattere"/>
-    <w:uiPriority w:val="11"/>
-    <w:qFormat/>
-    <w:rsid w:val="00DA03FA"/>
-    <w:pPr>
-      <w:numPr>
-        <w:ilvl w:val="1"/>
-      </w:numPr>
-    </w:pPr>
-    <w:rPr>
-      <w:rFonts w:eastAsiaTheme="majorEastAsia" w:cstheme="majorBidi"/>
-      <w:color w:val="595959" w:themeColor="text1" w:themeTint="A6"/>
-      <w:spacing w:val="15"/>
-      <w:sz w:val="28"/>
-      <w:szCs w:val="28"/>
-    </w:rPr>
-  </w:style>
-  <w:style w:type="character" w:customStyle="1" w:styleId="SottotitoloCarattere">
-    <w:name w:val="Sottotitolo Carattere"/>
-    <w:basedOn w:val="Carpredefinitoparagrafo"/>
-    <w:link w:val="Sottotitolo"/>
-    <w:uiPriority w:val="11"/>
-    <w:rsid w:val="00DA03FA"/>
-    <w:rPr>
-      <w:rFonts w:eastAsiaTheme="majorEastAsia" w:cstheme="majorBidi"/>
-      <w:color w:val="595959" w:themeColor="text1" w:themeTint="A6"/>
-      <w:spacing w:val="15"/>
-      <w:sz w:val="28"/>
-      <w:szCs w:val="28"/>
-    </w:rPr>
-  </w:style>
-  <w:style w:type="paragraph" w:styleId="Citazione">
-    <w:name w:val="Quote"/>
-    <w:basedOn w:val="Normale"/>
-    <w:next w:val="Normale"/>
-    <w:link w:val="CitazioneCarattere"/>
-    <w:uiPriority w:val="29"/>
-    <w:qFormat/>
-    <w:rsid w:val="00DA03FA"/>
-    <w:pPr>
-      <w:spacing w:before="160"/>
-      <w:jc w:val="center"/>
-    </w:pPr>
-    <w:rPr>
-      <w:i/>
-      <w:iCs/>
-      <w:color w:val="404040" w:themeColor="text1" w:themeTint="BF"/>
-    </w:rPr>
-  </w:style>
-  <w:style w:type="character" w:customStyle="1" w:styleId="CitazioneCarattere">
-    <w:name w:val="Citazione Carattere"/>
-    <w:basedOn w:val="Carpredefinitoparagrafo"/>
-    <w:link w:val="Citazione"/>
-    <w:uiPriority w:val="29"/>
-    <w:rsid w:val="00DA03FA"/>
-    <w:rPr>
-      <w:i/>
-      <w:iCs/>
-      <w:color w:val="404040" w:themeColor="text1" w:themeTint="BF"/>
-    </w:rPr>
-  </w:style>
-  <w:style w:type="paragraph" w:styleId="Paragrafoelenco">
-    <w:name w:val="List Paragraph"/>
-    <w:basedOn w:val="Normale"/>
-    <w:uiPriority w:val="34"/>
-    <w:qFormat/>
-    <w:rsid w:val="00DA03FA"/>
-    <w:pPr>
-      <w:ind w:left="720"/>
-      <w:contextualSpacing/>
-    </w:pPr>
-  </w:style>
-  <w:style w:type="character" w:styleId="Enfasiintensa">
-    <w:name w:val="Intense Emphasis"/>
-    <w:basedOn w:val="Carpredefinitoparagrafo"/>
-    <w:uiPriority w:val="21"/>
-    <w:qFormat/>
-    <w:rsid w:val="00DA03FA"/>
-    <w:rPr>
-      <w:i/>
-      <w:iCs/>
-      <w:color w:val="0F4761" w:themeColor="accent1" w:themeShade="BF"/>
-    </w:rPr>
-  </w:style>
-  <w:style w:type="paragraph" w:styleId="Citazioneintensa">
-    <w:name w:val="Intense Quote"/>
-    <w:basedOn w:val="Normale"/>
-    <w:next w:val="Normale"/>
-    <w:link w:val="CitazioneintensaCarattere"/>
-    <w:uiPriority w:val="30"/>
-    <w:qFormat/>
-    <w:rsid w:val="00DA03FA"/>
-    <w:pPr>
-      <w:pBdr>
-        <w:top w:val="single" w:sz="4" w:space="10" w:color="0F4761" w:themeColor="accent1" w:themeShade="BF"/>
-        <w:bottom w:val="single" w:sz="4" w:space="10" w:color="0F4761" w:themeColor="accent1" w:themeShade="BF"/>
-      </w:pBdr>
-      <w:spacing w:before="360" w:after="360"/>
-      <w:ind w:left="864" w:right="864"/>
-      <w:jc w:val="center"/>
-    </w:pPr>
-    <w:rPr>
-      <w:i/>
-      <w:iCs/>
-      <w:color w:val="0F4761" w:themeColor="accent1" w:themeShade="BF"/>
-    </w:rPr>
-  </w:style>
-  <w:style w:type="character" w:customStyle="1" w:styleId="CitazioneintensaCarattere">
-    <w:name w:val="Citazione intensa Carattere"/>
-    <w:basedOn w:val="Carpredefinitoparagrafo"/>
-    <w:link w:val="Citazioneintensa"/>
-    <w:uiPriority w:val="30"/>
-    <w:rsid w:val="00DA03FA"/>
-    <w:rPr>
-      <w:i/>
-      <w:iCs/>
-      <w:color w:val="0F4761" w:themeColor="accent1" w:themeShade="BF"/>
-    </w:rPr>
-  </w:style>
-  <w:style w:type="character" w:styleId="Riferimentointenso">
-    <w:name w:val="Intense Reference"/>
-    <w:basedOn w:val="Carpredefinitoparagrafo"/>
-    <w:uiPriority w:val="32"/>
-    <w:qFormat/>
-    <w:rsid w:val="00DA03FA"/>
-    <w:rPr>
-      <w:b/>
-      <w:bCs/>
-      <w:smallCaps/>
-      <w:color w:val="0F4761" w:themeColor="accent1" w:themeShade="BF"/>
-      <w:spacing w:val="5"/>
-    </w:rPr>
-  </w:style>
 </w:styles>
 </file>
 
 <file path=word/theme/theme1.xml><?xml version="1.0" encoding="utf-8"?>
-<a:theme xmlns:a="http://schemas.openxmlformats.org/drawingml/2006/main" name="Tema di Office">
+<a:theme xmlns:a="http://schemas.openxmlformats.org/drawingml/2006/main" xmlns:r="http://schemas.openxmlformats.org/officeDocument/2006/relationships" name="Tema di Office">
   <a:themeElements>
     <a:clrScheme name="Office">
       <a:dk1>
-        <a:sysClr val="windowText" lastClr="000000"/>
+        <a:srgbClr val="000000"/>
       </a:dk1>
       <a:lt1>
-        <a:sysClr val="window" lastClr="FFFFFF"/>
+        <a:srgbClr val="ffffff"/>
       </a:lt1>
       <a:dk2>
-        <a:srgbClr val="0E2841"/>
+        <a:srgbClr val="0e2841"/>
       </a:dk2>
       <a:lt2>
-        <a:srgbClr val="E8E8E8"/>
+        <a:srgbClr val="e8e8e8"/>
       </a:lt2>
       <a:accent1>
         <a:srgbClr val="156082"/>
       </a:accent1>
       <a:accent2>
-        <a:srgbClr val="E97132"/>
+        <a:srgbClr val="e97132"/>
       </a:accent2>
       <a:accent3>
-        <a:srgbClr val="196B24"/>
+        <a:srgbClr val="196b24"/>
       </a:accent3>
       <a:accent4>
-        <a:srgbClr val="0F9ED5"/>
+        <a:srgbClr val="0f9ed5"/>
       </a:accent4>
       <a:accent5>
-        <a:srgbClr val="A02B93"/>
+        <a:srgbClr val="a02b93"/>
       </a:accent5>
       <a:accent6>
-        <a:srgbClr val="4EA72E"/>
+        <a:srgbClr val="4ea72e"/>
       </a:accent6>
       <a:hlink>
         <a:srgbClr val="467886"/>
       </a:hlink>
       <a:folHlink>
-        <a:srgbClr val="96607D"/>
+        <a:srgbClr val="96607d"/>
       </a:folHlink>
     </a:clrScheme>
     <a:fontScheme name="Office">
       <a:majorFont>
-        <a:latin typeface="Aptos Display" panose="02110004020202020204"/>
+        <a:latin typeface="Aptos Display" panose="02110004020202020204" pitchFamily="0" charset="1"/>
         <a:ea typeface=""/>
         <a:cs typeface=""/>
-        <a:font script="Jpan" typeface="游ゴシック Light"/>
-        <a:font script="Hang" typeface="맑은 고딕"/>
-        <a:font script="Hans" typeface="等线 Light"/>
-        <a:font script="Hant" typeface="新細明體"/>
-        <a:font script="Arab" typeface="Times New Roman"/>
-        <a:font script="Hebr" typeface="Times New Roman"/>
-        <a:font script="Thai" typeface="Angsana New"/>
-        <a:font script="Ethi" typeface="Nyala"/>
-        <a:font script="Beng" typeface="Vrinda"/>
-        <a:font script="Gujr" typeface="Shruti"/>
-        <a:font script="Khmr" typeface="MoolBoran"/>
-        <a:font script="Knda" typeface="Tunga"/>
-        <a:font script="Guru" typeface="Raavi"/>
-        <a:font script="Cans" typeface="Euphemia"/>
-        <a:font script="Cher" typeface="Plantagenet Cherokee"/>
-        <a:font script="Yiii" typeface="Microsoft Yi Baiti"/>
-        <a:font script="Tibt" typeface="Microsoft Himalaya"/>
-        <a:font script="Thaa" typeface="MV Boli"/>
-        <a:font script="Deva" typeface="Mangal"/>
-        <a:font script="Telu" typeface="Gautami"/>
-        <a:font script="Taml" typeface="Latha"/>
-        <a:font script="Syrc" typeface="Estrangelo Edessa"/>
-        <a:font script="Orya" typeface="Kalinga"/>
-        <a:font script="Mlym" typeface="Kartika"/>
-        <a:font script="Laoo" typeface="DokChampa"/>
-        <a:font script="Sinh" typeface="Iskoola Pota"/>
-        <a:font script="Mong" typeface="Mongolian Baiti"/>
-        <a:font script="Viet" typeface="Times New Roman"/>
-        <a:font script="Uigh" typeface="Microsoft Uighur"/>
-        <a:font script="Geor" typeface="Sylfaen"/>
-        <a:font script="Armn" typeface="Arial"/>
-        <a:font script="Bugi" typeface="Leelawadee UI"/>
-        <a:font script="Bopo" typeface="Microsoft JhengHei"/>
-        <a:font script="Java" typeface="Javanese Text"/>
-        <a:font script="Lisu" typeface="Segoe UI"/>
-        <a:font script="Mymr" typeface="Myanmar Text"/>
-        <a:font script="Nkoo" typeface="Ebrima"/>
-        <a:font script="Olck" typeface="Nirmala UI"/>
-        <a:font script="Osma" typeface="Ebrima"/>
-        <a:font script="Phag" typeface="Phagspa"/>
-        <a:font script="Syrn" typeface="Estrangelo Edessa"/>
-        <a:font script="Syrj" typeface="Estrangelo Edessa"/>
-        <a:font script="Syre" typeface="Estrangelo Edessa"/>
-        <a:font script="Sora" typeface="Nirmala UI"/>
-        <a:font script="Tale" typeface="Microsoft Tai Le"/>
-        <a:font script="Talu" typeface="Microsoft New Tai Lue"/>
-        <a:font script="Tfng" typeface="Ebrima"/>
       </a:majorFont>
       <a:minorFont>
-        <a:latin typeface="Aptos" panose="02110004020202020204"/>
+        <a:latin typeface="Aptos" panose="02110004020202020204" pitchFamily="0" charset="1"/>
         <a:ea typeface=""/>
         <a:cs typeface=""/>
-        <a:font script="Jpan" typeface="游明朝"/>
-        <a:font script="Hang" typeface="맑은 고딕"/>
-        <a:font script="Hans" typeface="等线"/>
-        <a:font script="Hant" typeface="新細明體"/>
-        <a:font script="Arab" typeface="Arial"/>
-        <a:font script="Hebr" typeface="Arial"/>
-        <a:font script="Thai" typeface="Cordia New"/>
-        <a:font script="Ethi" typeface="Nyala"/>
-        <a:font script="Beng" typeface="Vrinda"/>
-        <a:font script="Gujr" typeface="Shruti"/>
-        <a:font script="Khmr" typeface="DaunPenh"/>
-        <a:font script="Knda" typeface="Tunga"/>
-        <a:font script="Guru" typeface="Raavi"/>
-        <a:font script="Cans" typeface="Euphemia"/>
-        <a:font script="Cher" typeface="Plantagenet Cherokee"/>
-        <a:font script="Yiii" typeface="Microsoft Yi Baiti"/>
-        <a:font script="Tibt" typeface="Microsoft Himalaya"/>
-        <a:font script="Thaa" typeface="MV Boli"/>
-        <a:font script="Deva" typeface="Mangal"/>
-        <a:font script="Telu" typeface="Gautami"/>
-        <a:font script="Taml" typeface="Latha"/>
-        <a:font script="Syrc" typeface="Estrangelo Edessa"/>
-        <a:font script="Orya" typeface="Kalinga"/>
-        <a:font script="Mlym" typeface="Kartika"/>
-        <a:font script="Laoo" typeface="DokChampa"/>
-        <a:font script="Sinh" typeface="Iskoola Pota"/>
-        <a:font script="Mong" typeface="Mongolian Baiti"/>
-        <a:font script="Viet" typeface="Arial"/>
-        <a:font script="Uigh" typeface="Microsoft Uighur"/>
-        <a:font script="Geor" typeface="Sylfaen"/>
-        <a:font script="Armn" typeface="Arial"/>
-        <a:font script="Bugi" typeface="Leelawadee UI"/>
-        <a:font script="Bopo" typeface="Microsoft JhengHei"/>
-        <a:font script="Java" typeface="Javanese Text"/>
-        <a:font script="Lisu" typeface="Segoe UI"/>
-        <a:font script="Mymr" typeface="Myanmar Text"/>
-        <a:font script="Nkoo" typeface="Ebrima"/>
-        <a:font script="Olck" typeface="Nirmala UI"/>
-        <a:font script="Osma" typeface="Ebrima"/>
-        <a:font script="Phag" typeface="Phagspa"/>
-        <a:font script="Syrn" typeface="Estrangelo Edessa"/>
-        <a:font script="Syrj" typeface="Estrangelo Edessa"/>
-        <a:font script="Syre" typeface="Estrangelo Edessa"/>
-        <a:font script="Sora" typeface="Nirmala UI"/>
-        <a:font script="Tale" typeface="Microsoft Tai Le"/>
-        <a:font script="Talu" typeface="Microsoft New Tai Lue"/>
-        <a:font script="Tfng" typeface="Ebrima"/>
       </a:minorFont>
     </a:fontScheme>
-    <a:fmtScheme name="Office">
+    <a:fmtScheme>
       <a:fillStyleLst>
         <a:solidFill>
           <a:schemeClr val="phClr"/>
         </a:solidFill>
-        <a:gradFill rotWithShape="1">
+        <a:gradFill>
           <a:gsLst>
             <a:gs pos="0">
               <a:schemeClr val="phClr">
                 <a:lumMod val="110000"/>
-                <a:satMod val="105000"/>
                 <a:tint val="67000"/>
               </a:schemeClr>
             </a:gs>
             <a:gs pos="50000">
               <a:schemeClr val="phClr">
                 <a:lumMod val="105000"/>
-                <a:satMod val="103000"/>
                 <a:tint val="73000"/>
               </a:schemeClr>
             </a:gs>
             <a:gs pos="100000">
               <a:schemeClr val="phClr">
                 <a:lumMod val="105000"/>
-                <a:satMod val="109000"/>
                 <a:tint val="81000"/>
               </a:schemeClr>
             </a:gs>
           </a:gsLst>
           <a:lin ang="5400000" scaled="0"/>
+          <a:tileRect l="0" t="0" r="0" b="0"/>
         </a:gradFill>
-        <a:gradFill rotWithShape="1">
+        <a:gradFill>
           <a:gsLst>
             <a:gs pos="0">
               <a:schemeClr val="phClr">
-                <a:satMod val="103000"/>
                 <a:lumMod val="102000"/>
                 <a:tint val="94000"/>
               </a:schemeClr>
             </a:gs>
             <a:gs pos="50000">
               <a:schemeClr val="phClr">
-                <a:satMod val="110000"/>
                 <a:lumMod val="100000"/>
                 <a:shade val="100000"/>
               </a:schemeClr>
@@ -5068,33 +5722,24 @@
             <a:gs pos="100000">
               <a:schemeClr val="phClr">
                 <a:lumMod val="99000"/>
-                <a:satMod val="120000"/>
                 <a:shade val="78000"/>
               </a:schemeClr>
             </a:gs>
           </a:gsLst>
           <a:lin ang="5400000" scaled="0"/>
+          <a:tileRect l="0" t="0" r="0" b="0"/>
         </a:gradFill>
       </a:fillStyleLst>
       <a:lnStyleLst>
         <a:ln w="6350" cap="flat" cmpd="sng" algn="ctr">
-          <a:solidFill>
-            <a:schemeClr val="phClr"/>
-          </a:solidFill>
           <a:prstDash val="solid"/>
           <a:miter lim="800000"/>
         </a:ln>
         <a:ln w="12700" cap="flat" cmpd="sng" algn="ctr">
-          <a:solidFill>
-            <a:schemeClr val="phClr"/>
-          </a:solidFill>
           <a:prstDash val="solid"/>
           <a:miter lim="800000"/>
         </a:ln>
         <a:ln w="19050" cap="flat" cmpd="sng" algn="ctr">
-          <a:solidFill>
-            <a:schemeClr val="phClr"/>
-          </a:solidFill>
           <a:prstDash val="solid"/>
           <a:miter lim="800000"/>
         </a:ln>
@@ -5107,13 +5752,7 @@
           <a:effectLst/>
         </a:effectStyle>
         <a:effectStyle>
-          <a:effectLst>
-            <a:outerShdw blurRad="57150" dist="19050" dir="5400000" algn="ctr" rotWithShape="0">
-              <a:srgbClr val="000000">
-                <a:alpha val="63000"/>
-              </a:srgbClr>
-            </a:outerShdw>
-          </a:effectLst>
+          <a:effectLst/>
         </a:effectStyle>
       </a:effectStyleLst>
       <a:bgFillStyleLst>
@@ -5123,15 +5762,13 @@
         <a:solidFill>
           <a:schemeClr val="phClr">
             <a:tint val="95000"/>
-            <a:satMod val="170000"/>
           </a:schemeClr>
         </a:solidFill>
-        <a:gradFill rotWithShape="1">
+        <a:gradFill>
           <a:gsLst>
             <a:gs pos="0">
               <a:schemeClr val="phClr">
                 <a:tint val="93000"/>
-                <a:satMod val="150000"/>
                 <a:shade val="98000"/>
                 <a:lumMod val="102000"/>
               </a:schemeClr>
@@ -5139,7 +5776,6 @@
             <a:gs pos="50000">
               <a:schemeClr val="phClr">
                 <a:tint val="98000"/>
-                <a:satMod val="130000"/>
                 <a:shade val="90000"/>
                 <a:lumMod val="103000"/>
               </a:schemeClr>
@@ -5147,21 +5783,14 @@
             <a:gs pos="100000">
               <a:schemeClr val="phClr">
                 <a:shade val="63000"/>
-                <a:satMod val="120000"/>
               </a:schemeClr>
             </a:gs>
           </a:gsLst>
           <a:lin ang="5400000" scaled="0"/>
+          <a:tileRect l="0" t="0" r="0" b="0"/>
         </a:gradFill>
       </a:bgFillStyleLst>
     </a:fmtScheme>
   </a:themeElements>
-  <a:objectDefaults/>
-  <a:extraClrSchemeLst/>
-  <a:extLst>
-    <a:ext uri="{05A4C25C-085E-4340-85A3-A5531E510DB2}">
-      <thm15:themeFamily xmlns:thm15="http://schemas.microsoft.com/office/thememl/2012/main" name="Office Theme" id="{2E142A2C-CD16-42D6-873A-C26D2A0506FA}" vid="{1BDDFF52-6CD6-40A5-AB3C-68EB2F1E4D0A}"/>
-    </a:ext>
-  </a:extLst>
 </a:theme>
 </file>